--- a/public/Mark_OHare_CV_2026_V1.docx
+++ b/public/Mark_OHare_CV_2026_V1.docx
@@ -37,8 +37,37 @@
         </w:pBdr>
       </w:pPr>
       <w:r>
-        <w:t>m.ohare@hotmail.co.uk | 07861 701490 | North Lanarkshire / Scotland | LinkedIn: / Digital CV</w:t>
+        <w:t xml:space="preserve">m.ohare@hotmail.co.uk | </w:t>
       </w:r>
+      <w:r>
+        <w:rPr>
+          <w:b/>
+          <w:bCs/>
+        </w:rPr>
+        <w:t>07861 701490</w:t>
+      </w:r>
+      <w:r>
+        <w:t xml:space="preserve"> | North Lanarkshire / Scotland | </w:t>
+      </w:r>
+      <w:hyperlink r:id="rId6" w:history="1">
+        <w:r>
+          <w:rPr>
+            <w:rStyle w:val="Hyperlink"/>
+          </w:rPr>
+          <w:t>LinkedIn:</w:t>
+        </w:r>
+      </w:hyperlink>
+      <w:r>
+        <w:t xml:space="preserve"> / </w:t>
+      </w:r>
+      <w:hyperlink r:id="rId7" w:history="1">
+        <w:r>
+          <w:rPr>
+            <w:rStyle w:val="Hyperlink"/>
+          </w:rPr>
+          <w:t>Digital CV</w:t>
+        </w:r>
+      </w:hyperlink>
     </w:p>
     <w:p>
       <w:pPr>
@@ -12610,6 +12639,29 @@
       <w:sz w:val="17"/>
     </w:rPr>
   </w:style>
+  <w:style w:type="character" w:styleId="Hyperlink">
+    <w:name w:val="Hyperlink"/>
+    <w:basedOn w:val="DefaultParagraphFont"/>
+    <w:uiPriority w:val="99"/>
+    <w:unhideWhenUsed/>
+    <w:rsid w:val="00741B70"/>
+    <w:rPr>
+      <w:color w:val="0000FF" w:themeColor="hyperlink"/>
+      <w:u w:val="single"/>
+    </w:rPr>
+  </w:style>
+  <w:style w:type="character" w:styleId="UnresolvedMention">
+    <w:name w:val="Unresolved Mention"/>
+    <w:basedOn w:val="DefaultParagraphFont"/>
+    <w:uiPriority w:val="99"/>
+    <w:semiHidden/>
+    <w:unhideWhenUsed/>
+    <w:rsid w:val="00741B70"/>
+    <w:rPr>
+      <w:color w:val="605E5C"/>
+      <w:shd w:val="clear" w:color="auto" w:fill="E1DFDD"/>
+    </w:rPr>
+  </w:style>
 </w:styles>
 </file>
 

--- a/public/Mark_OHare_CV_2026_V1.docx
+++ b/public/Mark_OHare_CV_2026_V1.docx
@@ -4,939 +4,3086 @@
   <w:body>
     <w:p>
       <w:pPr>
-        <w:pStyle w:val="CVName"/>
-      </w:pPr>
-      <w:r>
-        <w:t>Mark O’Hare</w:t>
+        <w:keepNext/>
+        <w:keepLines/>
+        <w:spacing w:after="60" w:line="520" w:lineRule="exact"/>
+        <w:jc w:val="both"/>
+      </w:pPr>
+      <w:r>
+        <w:rPr>
+          <w:rFonts w:ascii="Cambria" w:eastAsia="Cambria" w:hAnsi="Cambria" w:cs="Cambria"/>
+          <w:b/>
+          <w:color w:val="171717"/>
+          <w:spacing w:val="-4"/>
+          <w:sz w:val="48"/>
+        </w:rPr>
+        <w:t>MARK O'HARE</w:t>
       </w:r>
     </w:p>
     <w:p>
       <w:pPr>
-        <w:pStyle w:val="CVRole"/>
-      </w:pPr>
-      <w:r>
-        <w:t>Third Sector Operations &amp; People Leader</w:t>
+        <w:keepNext/>
+        <w:keepLines/>
+        <w:spacing w:after="80" w:line="220" w:lineRule="exact"/>
+        <w:jc w:val="both"/>
+      </w:pPr>
+      <w:r>
+        <w:rPr>
+          <w:rFonts w:eastAsia="Arial" w:cs="Arial"/>
+          <w:b/>
+          <w:color w:val="171717"/>
+          <w:spacing w:val="13"/>
+          <w:sz w:val="18"/>
+        </w:rPr>
+        <w:t>THIRD SECTOR OPERATIONS, PEOPLE &amp; SERVICE LEADER</w:t>
       </w:r>
     </w:p>
     <w:p>
       <w:pPr>
-        <w:pStyle w:val="CVStrapline"/>
-      </w:pPr>
-      <w:r>
-        <w:rPr>
-          <w:caps/>
-        </w:rPr>
-        <w:t>Service Delivery | Workforce Development | Partnerships | Governance | Community Impact</w:t>
+        <w:keepNext/>
+        <w:keepLines/>
+        <w:spacing w:after="100" w:line="200" w:lineRule="exact"/>
+        <w:jc w:val="both"/>
+      </w:pPr>
+      <w:r>
+        <w:rPr>
+          <w:rFonts w:eastAsia="Arial" w:cs="Arial"/>
+          <w:color w:val="606060"/>
+          <w:spacing w:val="5"/>
+          <w:sz w:val="16"/>
+        </w:rPr>
+        <w:t xml:space="preserve">SERVICE DELIVERY   </w:t>
+      </w:r>
+      <w:r>
+        <w:rPr>
+          <w:rFonts w:eastAsia="Arial" w:cs="Arial"/>
+          <w:color w:val="817362"/>
+          <w:spacing w:val="5"/>
+          <w:sz w:val="16"/>
+        </w:rPr>
+        <w:t>·</w:t>
+      </w:r>
+      <w:r>
+        <w:rPr>
+          <w:rFonts w:eastAsia="Arial" w:cs="Arial"/>
+          <w:color w:val="606060"/>
+          <w:spacing w:val="5"/>
+          <w:sz w:val="16"/>
+        </w:rPr>
+        <w:t xml:space="preserve">   WORKFORCE DEVELOPMENT   </w:t>
+      </w:r>
+      <w:r>
+        <w:rPr>
+          <w:rFonts w:eastAsia="Arial" w:cs="Arial"/>
+          <w:color w:val="817362"/>
+          <w:spacing w:val="5"/>
+          <w:sz w:val="16"/>
+        </w:rPr>
+        <w:t>·</w:t>
+      </w:r>
+      <w:r>
+        <w:rPr>
+          <w:rFonts w:eastAsia="Arial" w:cs="Arial"/>
+          <w:color w:val="606060"/>
+          <w:spacing w:val="5"/>
+          <w:sz w:val="16"/>
+        </w:rPr>
+        <w:t xml:space="preserve">   PARTNERSHIPS   </w:t>
+      </w:r>
+      <w:r>
+        <w:rPr>
+          <w:rFonts w:eastAsia="Arial" w:cs="Arial"/>
+          <w:color w:val="817362"/>
+          <w:spacing w:val="5"/>
+          <w:sz w:val="16"/>
+        </w:rPr>
+        <w:t>·</w:t>
+      </w:r>
+      <w:r>
+        <w:rPr>
+          <w:rFonts w:eastAsia="Arial" w:cs="Arial"/>
+          <w:color w:val="606060"/>
+          <w:spacing w:val="5"/>
+          <w:sz w:val="16"/>
+        </w:rPr>
+        <w:t xml:space="preserve">   GOVERNANCE   </w:t>
+      </w:r>
+      <w:r>
+        <w:rPr>
+          <w:rFonts w:eastAsia="Arial" w:cs="Arial"/>
+          <w:color w:val="817362"/>
+          <w:spacing w:val="5"/>
+          <w:sz w:val="16"/>
+        </w:rPr>
+        <w:t>·</w:t>
+      </w:r>
+      <w:r>
+        <w:rPr>
+          <w:rFonts w:eastAsia="Arial" w:cs="Arial"/>
+          <w:color w:val="606060"/>
+          <w:spacing w:val="5"/>
+          <w:sz w:val="16"/>
+        </w:rPr>
+        <w:t xml:space="preserve">   COMMUNITY IMPACT</w:t>
       </w:r>
     </w:p>
     <w:p>
       <w:pPr>
-        <w:pStyle w:val="CVContact"/>
+        <w:keepNext/>
+        <w:keepLines/>
         <w:pBdr>
-          <w:bottom w:val="single" w:sz="14" w:space="6" w:color="D96B2B"/>
+          <w:bottom w:val="single" w:sz="4" w:space="5" w:color="D7D2CA"/>
         </w:pBdr>
-      </w:pPr>
-      <w:r>
-        <w:t xml:space="preserve">m.ohare@hotmail.co.uk | </w:t>
-      </w:r>
-      <w:r>
-        <w:rPr>
-          <w:b/>
-          <w:bCs/>
-        </w:rPr>
-        <w:t>07861 701490</w:t>
-      </w:r>
-      <w:r>
-        <w:t xml:space="preserve"> | North Lanarkshire / Scotland | </w:t>
-      </w:r>
-      <w:hyperlink r:id="rId6" w:history="1">
+        <w:spacing w:after="160" w:line="210" w:lineRule="exact"/>
+        <w:jc w:val="both"/>
+      </w:pPr>
+      <w:r>
+        <w:rPr>
+          <w:rFonts w:eastAsia="Arial" w:cs="Arial"/>
+          <w:color w:val="171717"/>
+          <w:sz w:val="17"/>
+        </w:rPr>
+        <w:t xml:space="preserve">m.ohare@hotmail.co.uk   </w:t>
+      </w:r>
+      <w:r>
+        <w:rPr>
+          <w:rFonts w:eastAsia="Arial" w:cs="Arial"/>
+          <w:color w:val="817362"/>
+          <w:sz w:val="17"/>
+        </w:rPr>
+        <w:t>·</w:t>
+      </w:r>
+      <w:r>
+        <w:rPr>
+          <w:rFonts w:eastAsia="Arial" w:cs="Arial"/>
+          <w:color w:val="171717"/>
+          <w:sz w:val="17"/>
+        </w:rPr>
+        <w:t xml:space="preserve">   07861 701490   </w:t>
+      </w:r>
+      <w:r>
+        <w:rPr>
+          <w:rFonts w:eastAsia="Arial" w:cs="Arial"/>
+          <w:color w:val="817362"/>
+          <w:sz w:val="17"/>
+        </w:rPr>
+        <w:t>·</w:t>
+      </w:r>
+      <w:r>
+        <w:rPr>
+          <w:rFonts w:eastAsia="Arial" w:cs="Arial"/>
+          <w:color w:val="171717"/>
+          <w:sz w:val="17"/>
+        </w:rPr>
+        <w:t xml:space="preserve">   North Lanarkshire, Scotland   </w:t>
+      </w:r>
+      <w:r>
+        <w:rPr>
+          <w:rFonts w:eastAsia="Arial" w:cs="Arial"/>
+          <w:color w:val="817362"/>
+          <w:sz w:val="17"/>
+        </w:rPr>
+        <w:t>·</w:t>
+      </w:r>
+      <w:r>
+        <w:rPr>
+          <w:rFonts w:eastAsia="Arial" w:cs="Arial"/>
+          <w:color w:val="171717"/>
+          <w:sz w:val="17"/>
+        </w:rPr>
+        <w:t xml:space="preserve">   </w:t>
+      </w:r>
+      <w:hyperlink r:id="rId8" w:history="1">
         <w:r>
           <w:rPr>
             <w:rStyle w:val="Hyperlink"/>
+            <w:rFonts w:eastAsia="Arial" w:cs="Arial"/>
+            <w:sz w:val="18"/>
+            <w:szCs w:val="18"/>
           </w:rPr>
-          <w:t>LinkedIn:</w:t>
+          <w:t>LinkedIn</w:t>
         </w:r>
-      </w:hyperlink>
-      <w:r>
-        <w:t xml:space="preserve"> / </w:t>
-      </w:r>
-      <w:hyperlink r:id="rId7" w:history="1">
         <w:r>
           <w:rPr>
             <w:rStyle w:val="Hyperlink"/>
+            <w:rFonts w:eastAsia="Arial" w:cs="Arial"/>
+            <w:sz w:val="17"/>
           </w:rPr>
-          <w:t>Digital CV</w:t>
+          <w:t xml:space="preserve"> </w:t>
+        </w:r>
+      </w:hyperlink>
+      <w:r>
+        <w:rPr>
+          <w:rFonts w:eastAsia="Arial" w:cs="Arial"/>
+          <w:color w:val="171717"/>
+          <w:sz w:val="17"/>
+        </w:rPr>
+        <w:t xml:space="preserve">  </w:t>
+      </w:r>
+      <w:r>
+        <w:rPr>
+          <w:rFonts w:eastAsia="Arial" w:cs="Arial"/>
+          <w:color w:val="817362"/>
+          <w:sz w:val="17"/>
+        </w:rPr>
+        <w:t>·</w:t>
+      </w:r>
+      <w:r>
+        <w:rPr>
+          <w:rFonts w:eastAsia="Arial" w:cs="Arial"/>
+          <w:color w:val="171717"/>
+          <w:sz w:val="17"/>
+        </w:rPr>
+        <w:t xml:space="preserve">   </w:t>
+      </w:r>
+      <w:hyperlink r:id="rId9" w:anchor="top">
+        <w:r>
+          <w:rPr>
+            <w:rFonts w:eastAsia="Arial" w:cs="Arial"/>
+            <w:color w:val="171717"/>
+            <w:sz w:val="18"/>
+            <w:szCs w:val="18"/>
+            <w:u w:val="single"/>
+          </w:rPr>
+          <w:t>Digita</w:t>
+        </w:r>
+        <w:r>
+          <w:rPr>
+            <w:rFonts w:eastAsia="Arial" w:cs="Arial"/>
+            <w:color w:val="171717"/>
+            <w:sz w:val="18"/>
+            <w:szCs w:val="18"/>
+            <w:u w:val="single"/>
+          </w:rPr>
+          <w:t>l CV</w:t>
         </w:r>
       </w:hyperlink>
     </w:p>
     <w:p>
       <w:pPr>
-        <w:pStyle w:val="CVSectionHeading"/>
+        <w:keepNext/>
+        <w:keepLines/>
         <w:pBdr>
-          <w:left w:val="single" w:sz="18" w:space="4" w:color="D96B2B"/>
-          <w:bottom w:val="single" w:sz="8" w:space="2" w:color="D9D1C4"/>
+          <w:bottom w:val="single" w:sz="3" w:space="3" w:color="D7D2CA"/>
         </w:pBdr>
-      </w:pPr>
-      <w:r>
-        <w:rPr>
-          <w:caps/>
-        </w:rPr>
-        <w:t>Profile</w:t>
+        <w:spacing w:after="100" w:line="226" w:lineRule="exact"/>
+        <w:jc w:val="both"/>
+      </w:pPr>
+      <w:r>
+        <w:rPr>
+          <w:rFonts w:eastAsia="Arial" w:cs="Arial"/>
+          <w:b/>
+          <w:color w:val="171717"/>
+          <w:spacing w:val="16"/>
+          <w:sz w:val="19"/>
+        </w:rPr>
+        <w:t>PROFILE</w:t>
       </w:r>
     </w:p>
     <w:p>
       <w:pPr>
-        <w:pStyle w:val="CVBody"/>
-      </w:pPr>
-      <w:r>
-        <w:t>Experienced third-sector operations and people leader with over 25 years’ experience across community services, employability, wellbeing, volunteering, justice and organisational development. I have taken services from concept into delivery, led multi-partner pilots, managed staff and practitioners, supported boards, developed partnerships and helped organisations improve delivery under real-world pressure.</w:t>
+        <w:spacing w:after="80" w:line="228" w:lineRule="exact"/>
+        <w:jc w:val="both"/>
+      </w:pPr>
+      <w:r>
+        <w:rPr>
+          <w:rFonts w:eastAsia="Arial" w:cs="Arial"/>
+          <w:color w:val="171717"/>
+          <w:sz w:val="19"/>
+        </w:rPr>
+        <w:t>Third-sector operations and people leader with more than 25 years of experience across community services, employability, wellbeing, volunteering, justice, advice and organisational development. I have built services from concept into delivery, led multi-partner pilots, managed staff and practitioner networks, supported boards and worked across commissioned, partnership and grant-funded environments.</w:t>
       </w:r>
     </w:p>
     <w:p>
       <w:pPr>
-        <w:pStyle w:val="CVBody"/>
-      </w:pPr>
-      <w:r>
-        <w:t>My strengths sit across service operations, workforce development, governance reporting, safeguarding, partnership building, digital service improvement and community engagement. I have worked with councils, NHS bodies, schools, police, prisons, funders, trustees and local organisations, always with a focus on practical delivery and people-centred outcomes.</w:t>
+        <w:spacing w:line="228" w:lineRule="exact"/>
+        <w:jc w:val="both"/>
+      </w:pPr>
+      <w:r>
+        <w:rPr>
+          <w:rFonts w:eastAsia="Arial" w:cs="Arial"/>
+          <w:color w:val="171717"/>
+          <w:sz w:val="19"/>
+        </w:rPr>
+        <w:t>My experience spans councils, NHS bodies, schools, police, prisons, funders, trustees and local organisations. I am strongest where people, delivery and governance meet: turning complex service, workforce, safeguarding or operational issues into clear, workable action. Alongside sector leadership, I build digital tools, websites and workflow systems, with practical experience in AI, automation, online service design and digital communication.</w:t>
       </w:r>
     </w:p>
     <w:p>
       <w:pPr>
-        <w:pStyle w:val="CVBody"/>
-      </w:pPr>
-      <w:r>
-        <w:t>I bring a grounded leadership style: calm under pressure, clear with expectations, strong on relationships and able to turn complex people, service or delivery issues into workable action.</w:t>
+        <w:keepNext/>
+        <w:keepLines/>
+        <w:pBdr>
+          <w:bottom w:val="single" w:sz="3" w:space="3" w:color="D7D2CA"/>
+        </w:pBdr>
+        <w:spacing w:before="220" w:after="70" w:line="226" w:lineRule="exact"/>
+        <w:jc w:val="both"/>
+      </w:pPr>
+      <w:r>
+        <w:rPr>
+          <w:rFonts w:eastAsia="Arial" w:cs="Arial"/>
+          <w:b/>
+          <w:color w:val="171717"/>
+          <w:spacing w:val="16"/>
+          <w:sz w:val="19"/>
+        </w:rPr>
+        <w:t>SELECTED IMPACT</w:t>
       </w:r>
     </w:p>
     <w:p>
       <w:pPr>
-        <w:pStyle w:val="CVSectionHeading"/>
-        <w:pBdr>
-          <w:left w:val="single" w:sz="18" w:space="4" w:color="D96B2B"/>
-          <w:bottom w:val="single" w:sz="8" w:space="2" w:color="D9D1C4"/>
-        </w:pBdr>
-      </w:pPr>
-      <w:r>
-        <w:rPr>
-          <w:caps/>
-        </w:rPr>
-        <w:t>Selected Impact</w:t>
+        <w:pStyle w:val="ListParagraph"/>
+        <w:numPr>
+          <w:ilvl w:val="0"/>
+          <w:numId w:val="18"/>
+        </w:numPr>
+        <w:jc w:val="both"/>
+        <w:rPr>
+          <w:kern w:val="2"/>
+          <w:lang w:val="en-GB" w:eastAsia="en-GB"/>
+          <w14:ligatures w14:val="standardContextual"/>
+        </w:rPr>
+      </w:pPr>
+      <w:r>
+        <w:rPr>
+          <w:b/>
+          <w:bCs/>
+          <w:color w:val="171717"/>
+          <w:sz w:val="18"/>
+          <w:szCs w:val="18"/>
+        </w:rPr>
+        <w:t xml:space="preserve">CERT: </w:t>
+      </w:r>
+      <w:r>
+        <w:rPr>
+          <w:color w:val="171717"/>
+          <w:sz w:val="18"/>
+          <w:szCs w:val="18"/>
+        </w:rPr>
+        <w:t xml:space="preserve">took an employability and wellbeing </w:t>
+      </w:r>
+      <w:proofErr w:type="spellStart"/>
+      <w:r>
+        <w:rPr>
+          <w:color w:val="171717"/>
+          <w:sz w:val="18"/>
+          <w:szCs w:val="18"/>
+        </w:rPr>
+        <w:t>programme</w:t>
+      </w:r>
+      <w:proofErr w:type="spellEnd"/>
+      <w:r>
+        <w:rPr>
+          <w:color w:val="171717"/>
+          <w:sz w:val="18"/>
+          <w:szCs w:val="18"/>
+        </w:rPr>
+        <w:t xml:space="preserve"> from paper concept into the area's largest integrated service of its kind; project-managed the original nine-partner pilot; grew delivery to 379 participants annually; </w:t>
+      </w:r>
+      <w:proofErr w:type="gramStart"/>
+      <w:r>
+        <w:rPr>
+          <w:color w:val="171717"/>
+          <w:sz w:val="18"/>
+          <w:szCs w:val="18"/>
+        </w:rPr>
+        <w:t>contributed to</w:t>
+      </w:r>
+      <w:proofErr w:type="gramEnd"/>
+      <w:r>
+        <w:rPr>
+          <w:color w:val="171717"/>
+          <w:sz w:val="18"/>
+          <w:szCs w:val="18"/>
+        </w:rPr>
+        <w:t xml:space="preserve"> more than £850k in continuation funding over three years.</w:t>
       </w:r>
     </w:p>
     <w:p>
       <w:pPr>
-        <w:pStyle w:val="ListBullet"/>
-        <w:spacing w:after="27"/>
-        <w:ind w:left="317" w:hanging="187"/>
-      </w:pPr>
-      <w:r>
-        <w:t>Took CERT’s employability and wellbeing programme from paper concept into the area’s largest integrated service of its kind.</w:t>
+        <w:pStyle w:val="ListParagraph"/>
+        <w:numPr>
+          <w:ilvl w:val="0"/>
+          <w:numId w:val="18"/>
+        </w:numPr>
+        <w:jc w:val="both"/>
+      </w:pPr>
+      <w:r>
+        <w:rPr>
+          <w:b/>
+          <w:bCs/>
+          <w:color w:val="171717"/>
+          <w:sz w:val="18"/>
+          <w:szCs w:val="18"/>
+        </w:rPr>
+        <w:t xml:space="preserve">Lifelink: </w:t>
+      </w:r>
+      <w:r>
+        <w:rPr>
+          <w:color w:val="171717"/>
+          <w:sz w:val="18"/>
+          <w:szCs w:val="18"/>
+        </w:rPr>
+        <w:t>managed a defined Glasgow service area across school-based and therapeutic wellbeing services; designed the COVID-19 move to online delivery using Microsoft Teams and Zoom; trained staff and practitioners to maintain service continuity.</w:t>
       </w:r>
     </w:p>
     <w:p>
       <w:pPr>
-        <w:pStyle w:val="ListBullet"/>
-        <w:spacing w:after="27"/>
-        <w:ind w:left="317" w:hanging="187"/>
-      </w:pPr>
-      <w:r>
-        <w:t>Project-managed the original CERT pilot with nine local partner organisations, building the foundations for wider delivery.</w:t>
+        <w:pStyle w:val="ListParagraph"/>
+        <w:numPr>
+          <w:ilvl w:val="0"/>
+          <w:numId w:val="18"/>
+        </w:numPr>
+        <w:jc w:val="both"/>
+      </w:pPr>
+      <w:r>
+        <w:rPr>
+          <w:b/>
+          <w:bCs/>
+          <w:color w:val="171717"/>
+          <w:sz w:val="18"/>
+          <w:szCs w:val="18"/>
+        </w:rPr>
+        <w:t xml:space="preserve">Leadership and governance: </w:t>
+      </w:r>
+      <w:r>
+        <w:rPr>
+          <w:color w:val="171717"/>
+          <w:sz w:val="18"/>
+          <w:szCs w:val="18"/>
+        </w:rPr>
+        <w:t xml:space="preserve">promoted into senior operational roles within one year at both CERT and Lifelink; reported directly to boards and trustees on safeguarding, risk, performance and delivery; built partnerships across councils, NHS, schools, police, prisons and third-sector </w:t>
+      </w:r>
+      <w:proofErr w:type="spellStart"/>
+      <w:r>
+        <w:rPr>
+          <w:color w:val="171717"/>
+          <w:sz w:val="18"/>
+          <w:szCs w:val="18"/>
+        </w:rPr>
+        <w:t>organisations</w:t>
+      </w:r>
+      <w:proofErr w:type="spellEnd"/>
+      <w:r>
+        <w:rPr>
+          <w:color w:val="171717"/>
+          <w:sz w:val="18"/>
+          <w:szCs w:val="18"/>
+        </w:rPr>
+        <w:t>.</w:t>
       </w:r>
     </w:p>
     <w:p>
       <w:pPr>
-        <w:pStyle w:val="ListBullet"/>
-        <w:spacing w:after="27"/>
-        <w:ind w:left="317" w:hanging="187"/>
-      </w:pPr>
-      <w:r>
-        <w:t>Grew the CERT programme to support 379 participants annually.</w:t>
+        <w:keepNext/>
+        <w:keepLines/>
+        <w:pBdr>
+          <w:bottom w:val="single" w:sz="3" w:space="3" w:color="D7D2CA"/>
+        </w:pBdr>
+        <w:spacing w:before="220" w:after="70" w:line="226" w:lineRule="exact"/>
+        <w:jc w:val="both"/>
+      </w:pPr>
+      <w:r>
+        <w:rPr>
+          <w:rFonts w:eastAsia="Arial" w:cs="Arial"/>
+          <w:b/>
+          <w:color w:val="171717"/>
+          <w:spacing w:val="16"/>
+          <w:sz w:val="19"/>
+        </w:rPr>
+        <w:t>C</w:t>
+      </w:r>
+      <w:r>
+        <w:rPr>
+          <w:rFonts w:eastAsia="Arial" w:cs="Arial"/>
+          <w:b/>
+          <w:color w:val="171717"/>
+          <w:spacing w:val="16"/>
+          <w:sz w:val="19"/>
+        </w:rPr>
+        <w:t>ORE EXPERTISE</w:t>
       </w:r>
     </w:p>
     <w:p>
       <w:pPr>
-        <w:pStyle w:val="ListBullet"/>
-        <w:spacing w:after="27"/>
-        <w:ind w:left="317" w:hanging="187"/>
-      </w:pPr>
-      <w:r>
-        <w:t>Contributed to over £850k in continuation funding across three years.</w:t>
+        <w:spacing w:after="40" w:line="218" w:lineRule="atLeast"/>
+        <w:rPr>
+          <w:rFonts w:eastAsia="Arial" w:cs="Arial"/>
+          <w:sz w:val="18"/>
+        </w:rPr>
+      </w:pPr>
+      <w:r>
+        <w:rPr>
+          <w:b/>
+          <w:bCs/>
+          <w:sz w:val="18"/>
+          <w:szCs w:val="18"/>
+        </w:rPr>
+        <w:t xml:space="preserve">OPERATIONS &amp; </w:t>
+      </w:r>
+      <w:proofErr w:type="gramStart"/>
+      <w:r>
+        <w:rPr>
+          <w:b/>
+          <w:bCs/>
+          <w:sz w:val="18"/>
+          <w:szCs w:val="18"/>
+        </w:rPr>
+        <w:t>LEADERSHIP</w:t>
+      </w:r>
+      <w:r>
+        <w:rPr>
+          <w:sz w:val="18"/>
+          <w:szCs w:val="18"/>
+        </w:rPr>
+        <w:t xml:space="preserve">  ·</w:t>
+      </w:r>
+      <w:proofErr w:type="gramEnd"/>
+      <w:r>
+        <w:rPr>
+          <w:sz w:val="18"/>
+          <w:szCs w:val="18"/>
+        </w:rPr>
+        <w:t xml:space="preserve">  </w:t>
+      </w:r>
+      <w:r>
+        <w:rPr>
+          <w:rFonts w:eastAsia="Arial" w:cs="Arial"/>
+          <w:sz w:val="18"/>
+        </w:rPr>
+        <w:t xml:space="preserve">Service </w:t>
+      </w:r>
+      <w:r>
+        <w:rPr>
+          <w:sz w:val="18"/>
+          <w:szCs w:val="18"/>
+        </w:rPr>
+        <w:t>and</w:t>
+      </w:r>
+      <w:r>
+        <w:rPr>
+          <w:rFonts w:eastAsia="Arial" w:cs="Arial"/>
+          <w:sz w:val="18"/>
+        </w:rPr>
+        <w:t xml:space="preserve"> </w:t>
+      </w:r>
+      <w:proofErr w:type="spellStart"/>
+      <w:r>
+        <w:rPr>
+          <w:rFonts w:eastAsia="Arial" w:cs="Arial"/>
+          <w:sz w:val="18"/>
+        </w:rPr>
+        <w:t>programme</w:t>
+      </w:r>
+      <w:proofErr w:type="spellEnd"/>
+      <w:r>
+        <w:rPr>
+          <w:rFonts w:eastAsia="Arial" w:cs="Arial"/>
+          <w:sz w:val="18"/>
+        </w:rPr>
+        <w:t xml:space="preserve"> </w:t>
+      </w:r>
+      <w:proofErr w:type="gramStart"/>
+      <w:r>
+        <w:rPr>
+          <w:rFonts w:eastAsia="Arial" w:cs="Arial"/>
+          <w:sz w:val="18"/>
+        </w:rPr>
+        <w:t xml:space="preserve">delivery  </w:t>
+      </w:r>
+      <w:r>
+        <w:rPr>
+          <w:sz w:val="18"/>
+          <w:szCs w:val="18"/>
+        </w:rPr>
+        <w:t>·</w:t>
+      </w:r>
+      <w:proofErr w:type="gramEnd"/>
+      <w:r>
+        <w:rPr>
+          <w:rFonts w:eastAsia="Arial" w:cs="Arial"/>
+          <w:sz w:val="18"/>
+        </w:rPr>
+        <w:t xml:space="preserve">  People </w:t>
+      </w:r>
+      <w:r>
+        <w:rPr>
+          <w:sz w:val="18"/>
+          <w:szCs w:val="18"/>
+        </w:rPr>
+        <w:t>and</w:t>
+      </w:r>
+      <w:r>
+        <w:rPr>
+          <w:rFonts w:eastAsia="Arial" w:cs="Arial"/>
+          <w:sz w:val="18"/>
+        </w:rPr>
+        <w:t xml:space="preserve"> workforce </w:t>
+      </w:r>
+      <w:proofErr w:type="gramStart"/>
+      <w:r>
+        <w:rPr>
+          <w:rFonts w:eastAsia="Arial" w:cs="Arial"/>
+          <w:sz w:val="18"/>
+        </w:rPr>
+        <w:t xml:space="preserve">development  </w:t>
+      </w:r>
+      <w:r>
+        <w:rPr>
+          <w:sz w:val="18"/>
+          <w:szCs w:val="18"/>
+        </w:rPr>
+        <w:t>·</w:t>
+      </w:r>
+      <w:proofErr w:type="gramEnd"/>
+      <w:r>
+        <w:rPr>
+          <w:rFonts w:eastAsia="Arial" w:cs="Arial"/>
+          <w:sz w:val="18"/>
+        </w:rPr>
+        <w:t xml:space="preserve">  Partnership </w:t>
+      </w:r>
+      <w:proofErr w:type="gramStart"/>
+      <w:r>
+        <w:rPr>
+          <w:rFonts w:eastAsia="Arial" w:cs="Arial"/>
+          <w:sz w:val="18"/>
+        </w:rPr>
+        <w:t xml:space="preserve">development  </w:t>
+      </w:r>
+      <w:r>
+        <w:rPr>
+          <w:sz w:val="18"/>
+          <w:szCs w:val="18"/>
+        </w:rPr>
+        <w:t>·</w:t>
+      </w:r>
+      <w:proofErr w:type="gramEnd"/>
+      <w:r>
+        <w:rPr>
+          <w:rFonts w:eastAsia="Arial" w:cs="Arial"/>
+          <w:sz w:val="18"/>
+        </w:rPr>
+        <w:t xml:space="preserve">  Governance </w:t>
+      </w:r>
+      <w:r>
+        <w:rPr>
+          <w:sz w:val="18"/>
+          <w:szCs w:val="18"/>
+        </w:rPr>
+        <w:t>and</w:t>
+      </w:r>
+      <w:r>
+        <w:rPr>
+          <w:rFonts w:eastAsia="Arial" w:cs="Arial"/>
+          <w:sz w:val="18"/>
+        </w:rPr>
+        <w:t xml:space="preserve"> board reporting</w:t>
       </w:r>
     </w:p>
     <w:p>
       <w:pPr>
-        <w:pStyle w:val="ListBullet"/>
-        <w:spacing w:after="27"/>
-        <w:ind w:left="317" w:hanging="187"/>
-      </w:pPr>
-      <w:r>
-        <w:t>Managed a defined Glasgow service area at Lifelink, overseeing school-based and therapeutic wellbeing services delivered through major commissioned contracts.</w:t>
+        <w:spacing w:after="40" w:line="218" w:lineRule="atLeast"/>
+        <w:rPr>
+          <w:rFonts w:eastAsia="Arial" w:cs="Arial"/>
+          <w:sz w:val="18"/>
+        </w:rPr>
+      </w:pPr>
+      <w:r>
+        <w:rPr>
+          <w:b/>
+          <w:bCs/>
+          <w:sz w:val="18"/>
+          <w:szCs w:val="18"/>
+        </w:rPr>
+        <w:t xml:space="preserve">GOVERNANCE &amp; </w:t>
+      </w:r>
+      <w:proofErr w:type="gramStart"/>
+      <w:r>
+        <w:rPr>
+          <w:b/>
+          <w:bCs/>
+          <w:sz w:val="18"/>
+          <w:szCs w:val="18"/>
+        </w:rPr>
+        <w:t>SUSTAINABILITY</w:t>
+      </w:r>
+      <w:r>
+        <w:rPr>
+          <w:sz w:val="18"/>
+          <w:szCs w:val="18"/>
+        </w:rPr>
+        <w:t xml:space="preserve">  ·</w:t>
+      </w:r>
+      <w:proofErr w:type="gramEnd"/>
+      <w:r>
+        <w:rPr>
+          <w:sz w:val="18"/>
+          <w:szCs w:val="18"/>
+        </w:rPr>
+        <w:t xml:space="preserve">  Safeguarding, compliance and </w:t>
+      </w:r>
+      <w:proofErr w:type="gramStart"/>
+      <w:r>
+        <w:rPr>
+          <w:sz w:val="18"/>
+          <w:szCs w:val="18"/>
+        </w:rPr>
+        <w:t>risk  ·</w:t>
+      </w:r>
+      <w:proofErr w:type="gramEnd"/>
+      <w:r>
+        <w:rPr>
+          <w:sz w:val="18"/>
+          <w:szCs w:val="18"/>
+        </w:rPr>
+        <w:t xml:space="preserve">  </w:t>
+      </w:r>
+      <w:r>
+        <w:rPr>
+          <w:rFonts w:eastAsia="Arial" w:cs="Arial"/>
+          <w:sz w:val="18"/>
+        </w:rPr>
+        <w:t xml:space="preserve">Funding </w:t>
+      </w:r>
+      <w:r>
+        <w:rPr>
+          <w:sz w:val="18"/>
+          <w:szCs w:val="18"/>
+        </w:rPr>
+        <w:t>and</w:t>
+      </w:r>
+      <w:r>
+        <w:rPr>
+          <w:rFonts w:eastAsia="Arial" w:cs="Arial"/>
+          <w:sz w:val="18"/>
+        </w:rPr>
+        <w:t xml:space="preserve"> </w:t>
+      </w:r>
+      <w:proofErr w:type="gramStart"/>
+      <w:r>
+        <w:rPr>
+          <w:rFonts w:eastAsia="Arial" w:cs="Arial"/>
+          <w:sz w:val="18"/>
+        </w:rPr>
+        <w:t xml:space="preserve">sustainability  </w:t>
+      </w:r>
+      <w:r>
+        <w:rPr>
+          <w:sz w:val="18"/>
+          <w:szCs w:val="18"/>
+        </w:rPr>
+        <w:t>·</w:t>
+      </w:r>
+      <w:proofErr w:type="gramEnd"/>
+      <w:r>
+        <w:rPr>
+          <w:rFonts w:eastAsia="Arial" w:cs="Arial"/>
+          <w:sz w:val="18"/>
+        </w:rPr>
+        <w:t xml:space="preserve">  Budgets</w:t>
+      </w:r>
+      <w:r>
+        <w:rPr>
+          <w:sz w:val="18"/>
+          <w:szCs w:val="18"/>
+        </w:rPr>
+        <w:t>, contracts and</w:t>
+      </w:r>
+      <w:r>
+        <w:rPr>
+          <w:rFonts w:eastAsia="Arial" w:cs="Arial"/>
+          <w:sz w:val="18"/>
+        </w:rPr>
+        <w:t xml:space="preserve"> </w:t>
+      </w:r>
+      <w:proofErr w:type="gramStart"/>
+      <w:r>
+        <w:rPr>
+          <w:rFonts w:eastAsia="Arial" w:cs="Arial"/>
+          <w:sz w:val="18"/>
+        </w:rPr>
+        <w:t xml:space="preserve">performance </w:t>
+      </w:r>
+      <w:r>
+        <w:rPr>
+          <w:sz w:val="18"/>
+          <w:szCs w:val="18"/>
+        </w:rPr>
+        <w:t xml:space="preserve"> ·</w:t>
+      </w:r>
+      <w:proofErr w:type="gramEnd"/>
+      <w:r>
+        <w:rPr>
+          <w:rFonts w:eastAsia="Arial" w:cs="Arial"/>
+          <w:sz w:val="18"/>
+        </w:rPr>
+        <w:t xml:space="preserve">  Community engagement</w:t>
+      </w:r>
+      <w:r>
+        <w:rPr>
+          <w:sz w:val="18"/>
+          <w:szCs w:val="18"/>
+        </w:rPr>
+        <w:t xml:space="preserve"> and</w:t>
+      </w:r>
+      <w:r>
+        <w:rPr>
+          <w:rFonts w:eastAsia="Arial" w:cs="Arial"/>
+          <w:sz w:val="18"/>
+        </w:rPr>
+        <w:t xml:space="preserve"> advocacy</w:t>
       </w:r>
     </w:p>
     <w:p>
       <w:pPr>
-        <w:pStyle w:val="ListBullet"/>
-        <w:spacing w:after="27"/>
-        <w:ind w:left="317" w:hanging="187"/>
-      </w:pPr>
-      <w:r>
-        <w:t>Designed, implemented and trained staff on new digital delivery systems at Lifelink, enabling wellbeing services to move online during COVID-19.</w:t>
+        <w:spacing w:line="218" w:lineRule="atLeast"/>
+      </w:pPr>
+      <w:r>
+        <w:rPr>
+          <w:b/>
+          <w:bCs/>
+          <w:sz w:val="18"/>
+          <w:szCs w:val="18"/>
+        </w:rPr>
+        <w:t xml:space="preserve">DEVELOPMENT &amp; </w:t>
+      </w:r>
+      <w:proofErr w:type="gramStart"/>
+      <w:r>
+        <w:rPr>
+          <w:b/>
+          <w:bCs/>
+          <w:sz w:val="18"/>
+          <w:szCs w:val="18"/>
+        </w:rPr>
+        <w:t>DIGITAL</w:t>
+      </w:r>
+      <w:r>
+        <w:rPr>
+          <w:sz w:val="18"/>
+          <w:szCs w:val="18"/>
+        </w:rPr>
+        <w:t xml:space="preserve">  ·</w:t>
+      </w:r>
+      <w:proofErr w:type="gramEnd"/>
+      <w:r>
+        <w:rPr>
+          <w:sz w:val="18"/>
+          <w:szCs w:val="18"/>
+        </w:rPr>
+        <w:t xml:space="preserve">  Training and </w:t>
+      </w:r>
+      <w:proofErr w:type="gramStart"/>
+      <w:r>
+        <w:rPr>
+          <w:sz w:val="18"/>
+          <w:szCs w:val="18"/>
+        </w:rPr>
+        <w:t>facilitation  ·</w:t>
+      </w:r>
+      <w:proofErr w:type="gramEnd"/>
+      <w:r>
+        <w:rPr>
+          <w:sz w:val="18"/>
+          <w:szCs w:val="18"/>
+        </w:rPr>
+        <w:t xml:space="preserve">  </w:t>
+      </w:r>
+      <w:r>
+        <w:rPr>
+          <w:rFonts w:eastAsia="Arial" w:cs="Arial"/>
+          <w:sz w:val="18"/>
+        </w:rPr>
+        <w:t xml:space="preserve">Digital service </w:t>
+      </w:r>
+      <w:proofErr w:type="gramStart"/>
+      <w:r>
+        <w:rPr>
+          <w:rFonts w:eastAsia="Arial" w:cs="Arial"/>
+          <w:sz w:val="18"/>
+        </w:rPr>
+        <w:t xml:space="preserve">improvement  </w:t>
+      </w:r>
+      <w:r>
+        <w:rPr>
+          <w:sz w:val="18"/>
+          <w:szCs w:val="18"/>
+        </w:rPr>
+        <w:t>·</w:t>
+      </w:r>
+      <w:proofErr w:type="gramEnd"/>
+      <w:r>
+        <w:rPr>
+          <w:rFonts w:eastAsia="Arial" w:cs="Arial"/>
+          <w:sz w:val="18"/>
+        </w:rPr>
+        <w:t xml:space="preserve">  Website </w:t>
+      </w:r>
+      <w:r>
+        <w:rPr>
+          <w:sz w:val="18"/>
+          <w:szCs w:val="18"/>
+        </w:rPr>
+        <w:t>and online</w:t>
+      </w:r>
+      <w:r>
+        <w:rPr>
+          <w:rFonts w:eastAsia="Arial" w:cs="Arial"/>
+          <w:sz w:val="18"/>
+        </w:rPr>
+        <w:t xml:space="preserve"> service </w:t>
+      </w:r>
+      <w:proofErr w:type="gramStart"/>
+      <w:r>
+        <w:rPr>
+          <w:rFonts w:eastAsia="Arial" w:cs="Arial"/>
+          <w:sz w:val="18"/>
+        </w:rPr>
+        <w:t xml:space="preserve">design  </w:t>
+      </w:r>
+      <w:r>
+        <w:rPr>
+          <w:sz w:val="18"/>
+          <w:szCs w:val="18"/>
+        </w:rPr>
+        <w:t>·</w:t>
+      </w:r>
+      <w:proofErr w:type="gramEnd"/>
+      <w:r>
+        <w:rPr>
+          <w:rFonts w:eastAsia="Arial" w:cs="Arial"/>
+          <w:sz w:val="18"/>
+        </w:rPr>
+        <w:t xml:space="preserve">  Digital </w:t>
+      </w:r>
+      <w:r>
+        <w:rPr>
+          <w:rFonts w:eastAsia="Arial" w:cs="Arial"/>
+          <w:sz w:val="18"/>
+        </w:rPr>
+        <w:t>communication</w:t>
+      </w:r>
+      <w:r>
+        <w:rPr>
+          <w:sz w:val="18"/>
+          <w:szCs w:val="18"/>
+        </w:rPr>
+        <w:t>,</w:t>
+      </w:r>
+      <w:r>
+        <w:rPr>
+          <w:rFonts w:eastAsia="Arial" w:cs="Arial"/>
+          <w:sz w:val="18"/>
+        </w:rPr>
+        <w:t xml:space="preserve"> AI and workflow automation</w:t>
       </w:r>
     </w:p>
     <w:p>
       <w:pPr>
-        <w:pStyle w:val="ListBullet"/>
-        <w:spacing w:after="27"/>
-        <w:ind w:left="317" w:hanging="187"/>
-      </w:pPr>
-      <w:r>
-        <w:t>Promoted into senior operational roles within one year at both CERT and Lifelink.</w:t>
+        <w:spacing w:before="220" w:after="70" w:line="226" w:lineRule="atLeast"/>
+        <w:jc w:val="both"/>
+      </w:pPr>
+      <w:r>
+        <w:rPr>
+          <w:rFonts w:eastAsia="Arial" w:cs="Arial"/>
+          <w:b/>
+          <w:color w:val="171717"/>
+          <w:spacing w:val="16"/>
+          <w:sz w:val="19"/>
+        </w:rPr>
+        <w:t>E</w:t>
+      </w:r>
+      <w:r>
+        <w:rPr>
+          <w:rFonts w:eastAsia="Arial" w:cs="Arial"/>
+          <w:b/>
+          <w:color w:val="171717"/>
+          <w:spacing w:val="16"/>
+          <w:sz w:val="19"/>
+        </w:rPr>
+        <w:t>XPERIENCE</w:t>
       </w:r>
     </w:p>
     <w:p>
       <w:pPr>
-        <w:pStyle w:val="ListBullet"/>
-        <w:spacing w:after="27"/>
-        <w:ind w:left="317" w:hanging="187"/>
-      </w:pPr>
-      <w:r>
-        <w:t>Reported directly to boards and trustees on safeguarding, risk, performance and delivery.</w:t>
-      </w:r>
+        <w:spacing w:before="220" w:after="70" w:line="226" w:lineRule="atLeast"/>
+        <w:jc w:val="both"/>
+      </w:pPr>
+      <w:r>
+        <w:rPr>
+          <w:rFonts w:eastAsia="Arial" w:cs="Arial"/>
+          <w:b/>
+          <w:color w:val="171717"/>
+          <w:sz w:val="20"/>
+        </w:rPr>
+        <w:t xml:space="preserve">Founder &amp; </w:t>
+      </w:r>
+      <w:proofErr w:type="gramStart"/>
+      <w:r>
+        <w:rPr>
+          <w:rFonts w:eastAsia="Arial" w:cs="Arial"/>
+          <w:b/>
+          <w:color w:val="171717"/>
+          <w:sz w:val="20"/>
+        </w:rPr>
+        <w:t>Lead</w:t>
+      </w:r>
+      <w:r>
+        <w:rPr>
+          <w:rFonts w:eastAsia="Arial" w:cs="Arial"/>
+          <w:color w:val="817362"/>
+          <w:sz w:val="20"/>
+        </w:rPr>
+        <w:t xml:space="preserve">  ·</w:t>
+      </w:r>
+      <w:proofErr w:type="gramEnd"/>
+      <w:r>
+        <w:rPr>
+          <w:rFonts w:eastAsia="Arial" w:cs="Arial"/>
+          <w:color w:val="817362"/>
+          <w:sz w:val="20"/>
+        </w:rPr>
+        <w:t xml:space="preserve">  </w:t>
+      </w:r>
+      <w:proofErr w:type="spellStart"/>
+      <w:r>
+        <w:rPr>
+          <w:rFonts w:eastAsia="Arial" w:cs="Arial"/>
+          <w:color w:val="171717"/>
+          <w:sz w:val="20"/>
+        </w:rPr>
+        <w:t>Kelloch</w:t>
+      </w:r>
+      <w:proofErr w:type="spellEnd"/>
     </w:p>
     <w:p>
       <w:pPr>
-        <w:pStyle w:val="ListBullet"/>
-        <w:spacing w:after="27"/>
-        <w:ind w:left="317" w:hanging="187"/>
-      </w:pPr>
-      <w:r>
-        <w:t>Built partnerships across councils, NHS, schools, police, prisons and third-sector organisations.</w:t>
+        <w:keepNext/>
+        <w:keepLines/>
+        <w:spacing w:after="80" w:line="192" w:lineRule="exact"/>
+        <w:jc w:val="both"/>
+      </w:pPr>
+      <w:r>
+        <w:rPr>
+          <w:rFonts w:eastAsia="Arial" w:cs="Arial"/>
+          <w:color w:val="606060"/>
+          <w:spacing w:val="7"/>
+          <w:sz w:val="16"/>
+        </w:rPr>
+        <w:t>JULY 2024 – PRESE</w:t>
+      </w:r>
+      <w:r>
+        <w:rPr>
+          <w:rFonts w:eastAsia="Arial" w:cs="Arial"/>
+          <w:color w:val="606060"/>
+          <w:spacing w:val="7"/>
+          <w:sz w:val="16"/>
+        </w:rPr>
+        <w:t>N</w:t>
+      </w:r>
+      <w:r>
+        <w:rPr>
+          <w:rFonts w:eastAsia="Arial" w:cs="Arial"/>
+          <w:color w:val="606060"/>
+          <w:spacing w:val="7"/>
+          <w:sz w:val="16"/>
+        </w:rPr>
+        <w:t>T</w:t>
       </w:r>
     </w:p>
     <w:p>
       <w:pPr>
-        <w:pStyle w:val="CVSectionHeading"/>
-        <w:pBdr>
-          <w:left w:val="single" w:sz="18" w:space="4" w:color="D96B2B"/>
-          <w:bottom w:val="single" w:sz="8" w:space="2" w:color="D9D1C4"/>
-        </w:pBdr>
-      </w:pPr>
-      <w:r>
-        <w:rPr>
-          <w:caps/>
-        </w:rPr>
-        <w:t>Core Leadership Strengths</w:t>
+        <w:keepNext/>
+        <w:keepLines/>
+        <w:spacing w:after="100" w:line="228" w:lineRule="exact"/>
+        <w:jc w:val="both"/>
+      </w:pPr>
+      <w:r>
+        <w:rPr>
+          <w:rFonts w:eastAsia="Arial" w:cs="Arial"/>
+          <w:i/>
+          <w:color w:val="606060"/>
+          <w:sz w:val="19"/>
+        </w:rPr>
+        <w:t>Built Kelloch alongside employed work as a practical third-sector workforce and leadership initiative supporting charities, CICs and social enterprises with hiring, people development, service improvement and clearer decision-making.</w:t>
       </w:r>
     </w:p>
     <w:p>
       <w:pPr>
-        <w:pStyle w:val="ListBullet"/>
-        <w:spacing w:after="27"/>
-        <w:ind w:left="317" w:hanging="187"/>
-      </w:pPr>
-      <w:r>
-        <w:t>Service leadership and operations: running busy community-facing services &amp; buildings, programmes and teams.</w:t>
+        <w:pStyle w:val="ListParagraph"/>
+        <w:numPr>
+          <w:ilvl w:val="0"/>
+          <w:numId w:val="19"/>
+        </w:numPr>
+        <w:jc w:val="both"/>
+        <w:rPr>
+          <w:kern w:val="2"/>
+          <w:lang w:val="en-GB" w:eastAsia="en-GB"/>
+          <w14:ligatures w14:val="standardContextual"/>
+        </w:rPr>
+      </w:pPr>
+      <w:r>
+        <w:rPr>
+          <w:color w:val="171717"/>
+          <w:sz w:val="18"/>
+          <w:szCs w:val="18"/>
+        </w:rPr>
+        <w:t xml:space="preserve">Built and manage a </w:t>
+      </w:r>
+      <w:proofErr w:type="gramStart"/>
+      <w:r>
+        <w:rPr>
+          <w:color w:val="171717"/>
+          <w:sz w:val="18"/>
+          <w:szCs w:val="18"/>
+        </w:rPr>
+        <w:t>values</w:t>
+      </w:r>
+      <w:proofErr w:type="gramEnd"/>
+      <w:r>
+        <w:rPr>
+          <w:color w:val="171717"/>
+          <w:sz w:val="18"/>
+          <w:szCs w:val="18"/>
+        </w:rPr>
+        <w:t xml:space="preserve">-led platform focused on better hiring, stronger managers and clearer </w:t>
+      </w:r>
+      <w:proofErr w:type="spellStart"/>
+      <w:r>
+        <w:rPr>
+          <w:color w:val="171717"/>
+          <w:sz w:val="18"/>
+          <w:szCs w:val="18"/>
+        </w:rPr>
+        <w:t>organisational</w:t>
+      </w:r>
+      <w:proofErr w:type="spellEnd"/>
+      <w:r>
+        <w:rPr>
+          <w:color w:val="171717"/>
+          <w:sz w:val="18"/>
+          <w:szCs w:val="18"/>
+        </w:rPr>
+        <w:t xml:space="preserve"> decisions.</w:t>
       </w:r>
     </w:p>
     <w:p>
       <w:pPr>
-        <w:pStyle w:val="ListBullet"/>
-        <w:spacing w:after="27"/>
-        <w:ind w:left="317" w:hanging="187"/>
-      </w:pPr>
-      <w:r>
-        <w:t>People management and workforce development: supporting staff, volunteers and practitioners to work with clarity and confidence.</w:t>
+        <w:pStyle w:val="ListParagraph"/>
+        <w:numPr>
+          <w:ilvl w:val="0"/>
+          <w:numId w:val="19"/>
+        </w:numPr>
+        <w:jc w:val="both"/>
+      </w:pPr>
+      <w:r>
+        <w:rPr>
+          <w:color w:val="171717"/>
+          <w:sz w:val="18"/>
+          <w:szCs w:val="18"/>
+        </w:rPr>
+        <w:t>Developed tools and resources supporting third-sector recruitment, workforce planning, leadership confidence and service sustainability.</w:t>
       </w:r>
     </w:p>
     <w:p>
       <w:pPr>
-        <w:pStyle w:val="ListBullet"/>
-        <w:spacing w:after="27"/>
-        <w:ind w:left="317" w:hanging="187"/>
-      </w:pPr>
-      <w:r>
-        <w:t>Partnership development: building productive relationships with councils, NHS bodies, third-sector organisations and local stakeholders.</w:t>
+        <w:pStyle w:val="ListParagraph"/>
+        <w:numPr>
+          <w:ilvl w:val="0"/>
+          <w:numId w:val="19"/>
+        </w:numPr>
+        <w:jc w:val="both"/>
+      </w:pPr>
+      <w:r>
+        <w:rPr>
+          <w:color w:val="171717"/>
+          <w:sz w:val="18"/>
+          <w:szCs w:val="18"/>
+        </w:rPr>
+        <w:t xml:space="preserve">Supported </w:t>
+      </w:r>
+      <w:proofErr w:type="spellStart"/>
+      <w:r>
+        <w:rPr>
+          <w:color w:val="171717"/>
+          <w:sz w:val="18"/>
+          <w:szCs w:val="18"/>
+        </w:rPr>
+        <w:t>organisations</w:t>
+      </w:r>
+      <w:proofErr w:type="spellEnd"/>
+      <w:r>
+        <w:rPr>
+          <w:color w:val="171717"/>
+          <w:sz w:val="18"/>
+          <w:szCs w:val="18"/>
+        </w:rPr>
+        <w:t xml:space="preserve"> to improve role design, candidate experience, team clarity and people-related decision-making.</w:t>
       </w:r>
     </w:p>
     <w:p>
       <w:pPr>
-        <w:pStyle w:val="ListBullet"/>
-        <w:spacing w:after="27"/>
-        <w:ind w:left="317" w:hanging="187"/>
-      </w:pPr>
-      <w:r>
-        <w:t>Governance and board reporting: preparing clear updates on performance, risk, safeguarding, delivery and funding.</w:t>
+        <w:pStyle w:val="ListParagraph"/>
+        <w:numPr>
+          <w:ilvl w:val="0"/>
+          <w:numId w:val="19"/>
+        </w:numPr>
+        <w:jc w:val="both"/>
+      </w:pPr>
+      <w:r>
+        <w:rPr>
+          <w:color w:val="171717"/>
+          <w:sz w:val="18"/>
+          <w:szCs w:val="18"/>
+        </w:rPr>
+        <w:t>Created sector-facing resources covering funding information, hiring insight and local support signposting.</w:t>
       </w:r>
     </w:p>
     <w:p>
       <w:pPr>
-        <w:pStyle w:val="ListBullet"/>
-        <w:spacing w:after="27"/>
-        <w:ind w:left="317" w:hanging="187"/>
-      </w:pPr>
-      <w:r>
-        <w:t>Safeguarding, compliance and risk: maintaining safe, accountable services in complex environments.</w:t>
+        <w:pStyle w:val="ListParagraph"/>
+        <w:numPr>
+          <w:ilvl w:val="0"/>
+          <w:numId w:val="19"/>
+        </w:numPr>
+        <w:jc w:val="both"/>
+      </w:pPr>
+      <w:r>
+        <w:rPr>
+          <w:color w:val="171717"/>
+          <w:sz w:val="18"/>
+          <w:szCs w:val="18"/>
+        </w:rPr>
+        <w:t>Manage website development, communications, stakeholder relationships, finance and day-to-day operations independently.</w:t>
       </w:r>
     </w:p>
     <w:p>
       <w:pPr>
-        <w:pStyle w:val="ListBullet"/>
-        <w:spacing w:after="27"/>
-        <w:ind w:left="317" w:hanging="187"/>
-      </w:pPr>
-      <w:r>
-        <w:t>Funding and sustainability: contributing to continuation funding, income generation and service development.</w:t>
+        <w:pStyle w:val="ListParagraph"/>
+        <w:numPr>
+          <w:ilvl w:val="0"/>
+          <w:numId w:val="19"/>
+        </w:numPr>
+        <w:jc w:val="both"/>
+      </w:pPr>
+      <w:r>
+        <w:rPr>
+          <w:color w:val="171717"/>
+          <w:sz w:val="18"/>
+          <w:szCs w:val="18"/>
+        </w:rPr>
+        <w:t xml:space="preserve">Maintain a practical, ethical approach </w:t>
+      </w:r>
+      <w:proofErr w:type="spellStart"/>
+      <w:r>
+        <w:rPr>
+          <w:color w:val="171717"/>
+          <w:sz w:val="18"/>
+          <w:szCs w:val="18"/>
+        </w:rPr>
+        <w:t>centred</w:t>
+      </w:r>
+      <w:proofErr w:type="spellEnd"/>
+      <w:r>
+        <w:rPr>
+          <w:color w:val="171717"/>
+          <w:sz w:val="18"/>
+          <w:szCs w:val="18"/>
+        </w:rPr>
+        <w:t xml:space="preserve"> on trust, transparency and useful support for stretched </w:t>
+      </w:r>
+      <w:proofErr w:type="spellStart"/>
+      <w:r>
+        <w:rPr>
+          <w:color w:val="171717"/>
+          <w:sz w:val="18"/>
+          <w:szCs w:val="18"/>
+        </w:rPr>
+        <w:t>organisations</w:t>
+      </w:r>
+      <w:proofErr w:type="spellEnd"/>
+      <w:r>
+        <w:rPr>
+          <w:color w:val="171717"/>
+          <w:sz w:val="18"/>
+          <w:szCs w:val="18"/>
+        </w:rPr>
+        <w:t>.</w:t>
       </w:r>
     </w:p>
     <w:p>
       <w:pPr>
-        <w:pStyle w:val="ListBullet"/>
-        <w:spacing w:after="27"/>
-        <w:ind w:left="317" w:hanging="187"/>
-      </w:pPr>
-      <w:r>
-        <w:t>Digital service improvement: introducing practical tools, systems and online delivery models during periods of change.</w:t>
-      </w:r>
+        <w:pStyle w:val="ListParagraph"/>
+        <w:jc w:val="both"/>
+      </w:pPr>
     </w:p>
     <w:p>
       <w:pPr>
-        <w:pStyle w:val="ListBullet"/>
-        <w:spacing w:after="27"/>
-        <w:ind w:left="317" w:hanging="187"/>
-      </w:pPr>
-      <w:r>
-        <w:t>Community engagement: working with people, places and partners to design practical local responses.</w:t>
+        <w:keepNext/>
+        <w:keepLines/>
+        <w:spacing w:after="40" w:line="244" w:lineRule="exact"/>
+        <w:jc w:val="both"/>
+      </w:pPr>
+      <w:r>
+        <w:rPr>
+          <w:rFonts w:eastAsia="Arial" w:cs="Arial"/>
+          <w:b/>
+          <w:color w:val="171717"/>
+          <w:sz w:val="20"/>
+        </w:rPr>
+        <w:lastRenderedPageBreak/>
+        <w:t>L</w:t>
+      </w:r>
+      <w:r>
+        <w:rPr>
+          <w:rFonts w:eastAsia="Arial" w:cs="Arial"/>
+          <w:b/>
+          <w:color w:val="171717"/>
+          <w:sz w:val="20"/>
+        </w:rPr>
+        <w:t xml:space="preserve">ead Clinical Logistics </w:t>
+      </w:r>
+      <w:proofErr w:type="gramStart"/>
+      <w:r>
+        <w:rPr>
+          <w:rFonts w:eastAsia="Arial" w:cs="Arial"/>
+          <w:b/>
+          <w:color w:val="171717"/>
+          <w:sz w:val="20"/>
+        </w:rPr>
+        <w:t>Driver</w:t>
+      </w:r>
+      <w:r>
+        <w:rPr>
+          <w:rFonts w:eastAsia="Arial" w:cs="Arial"/>
+          <w:color w:val="817362"/>
+          <w:sz w:val="20"/>
+        </w:rPr>
+        <w:t xml:space="preserve">  ·</w:t>
+      </w:r>
+      <w:proofErr w:type="gramEnd"/>
+      <w:r>
+        <w:rPr>
+          <w:rFonts w:eastAsia="Arial" w:cs="Arial"/>
+          <w:color w:val="817362"/>
+          <w:sz w:val="20"/>
+        </w:rPr>
+        <w:t xml:space="preserve">  </w:t>
+      </w:r>
+      <w:r>
+        <w:rPr>
+          <w:rFonts w:eastAsia="Arial" w:cs="Arial"/>
+          <w:color w:val="171717"/>
+          <w:sz w:val="20"/>
+        </w:rPr>
+        <w:t>Sciensus</w:t>
       </w:r>
     </w:p>
     <w:p>
       <w:pPr>
-        <w:pStyle w:val="CVSectionHeading"/>
-        <w:pBdr>
-          <w:left w:val="single" w:sz="18" w:space="4" w:color="D96B2B"/>
-          <w:bottom w:val="single" w:sz="8" w:space="2" w:color="D9D1C4"/>
-        </w:pBdr>
-      </w:pPr>
-      <w:r>
-        <w:rPr>
-          <w:caps/>
-        </w:rPr>
-        <w:t>Experience</w:t>
+        <w:keepNext/>
+        <w:keepLines/>
+        <w:spacing w:after="80" w:line="192" w:lineRule="exact"/>
+        <w:jc w:val="both"/>
+      </w:pPr>
+      <w:r>
+        <w:rPr>
+          <w:rFonts w:eastAsia="Arial" w:cs="Arial"/>
+          <w:color w:val="606060"/>
+          <w:spacing w:val="7"/>
+          <w:sz w:val="16"/>
+        </w:rPr>
+        <w:t>JULY 2024 – PRESENT</w:t>
       </w:r>
     </w:p>
     <w:p>
       <w:pPr>
-        <w:pStyle w:val="CVJobTitle"/>
-        <w:pBdr>
-          <w:top w:val="single" w:sz="4" w:space="5" w:color="E6E0D5"/>
-        </w:pBdr>
-      </w:pPr>
-      <w:r>
-        <w:t>Founder &amp; Lead | Kelloch</w:t>
+        <w:keepNext/>
+        <w:keepLines/>
+        <w:spacing w:after="100" w:line="228" w:lineRule="exact"/>
+        <w:jc w:val="both"/>
+      </w:pPr>
+      <w:r>
+        <w:rPr>
+          <w:rFonts w:eastAsia="Arial" w:cs="Arial"/>
+          <w:i/>
+          <w:color w:val="606060"/>
+          <w:sz w:val="19"/>
+        </w:rPr>
+        <w:t>Regulated healthcare logistics role requiring reliability, compliance, route coordination, patient-facing professionalism and colleague support, alongside day-to-day responsibility for maintaining a factory unit.</w:t>
       </w:r>
     </w:p>
     <w:p>
       <w:pPr>
-        <w:pStyle w:val="CVDate"/>
-      </w:pPr>
-      <w:r>
-        <w:t>July 2024 – Present</w:t>
+        <w:pStyle w:val="ListParagraph"/>
+        <w:numPr>
+          <w:ilvl w:val="0"/>
+          <w:numId w:val="20"/>
+        </w:numPr>
+        <w:jc w:val="both"/>
+        <w:rPr>
+          <w:kern w:val="2"/>
+          <w:lang w:val="en-GB" w:eastAsia="en-GB"/>
+          <w14:ligatures w14:val="standardContextual"/>
+        </w:rPr>
+      </w:pPr>
+      <w:r>
+        <w:rPr>
+          <w:color w:val="171717"/>
+          <w:sz w:val="18"/>
+          <w:szCs w:val="18"/>
+        </w:rPr>
+        <w:t>Maintain high-standard service delivery in a time-critical healthcare environment.</w:t>
       </w:r>
     </w:p>
     <w:p>
       <w:pPr>
-        <w:pStyle w:val="CVBody"/>
-      </w:pPr>
-      <w:r>
-        <w:t>Developed Kelloch as a practical third-sector workforce and leadership initiative supporting charities, CICs and social enterprises with hiring, people development, service improvement and clearer decision-making. Developed alongside employment.</w:t>
+        <w:pStyle w:val="ListParagraph"/>
+        <w:numPr>
+          <w:ilvl w:val="0"/>
+          <w:numId w:val="20"/>
+        </w:numPr>
+        <w:jc w:val="both"/>
+      </w:pPr>
+      <w:r>
+        <w:rPr>
+          <w:color w:val="171717"/>
+          <w:sz w:val="18"/>
+          <w:szCs w:val="18"/>
+        </w:rPr>
+        <w:t>Support route cover, shift coordination, compliance checks and defect reporting.</w:t>
       </w:r>
     </w:p>
     <w:p>
       <w:pPr>
-        <w:pStyle w:val="ListBullet"/>
-        <w:spacing w:after="27"/>
-        <w:ind w:left="317" w:hanging="187"/>
-      </w:pPr>
-      <w:r>
-        <w:t>Built and managed a values-led platform focused on better hiring, stronger managers and clearer organisational decisions.</w:t>
+        <w:pStyle w:val="ListParagraph"/>
+        <w:numPr>
+          <w:ilvl w:val="0"/>
+          <w:numId w:val="20"/>
+        </w:numPr>
+        <w:jc w:val="both"/>
+      </w:pPr>
+      <w:r>
+        <w:rPr>
+          <w:color w:val="171717"/>
+          <w:sz w:val="18"/>
+          <w:szCs w:val="18"/>
+        </w:rPr>
+        <w:t>Work within strict compliance expectations where accuracy, judgement and consistency are essential.</w:t>
       </w:r>
     </w:p>
     <w:p>
       <w:pPr>
-        <w:pStyle w:val="ListBullet"/>
-        <w:spacing w:after="27"/>
-        <w:ind w:left="317" w:hanging="187"/>
-      </w:pPr>
-      <w:r>
-        <w:t>Developed tools and resources to support third-sector recruitment, workforce planning, leadership confidence and service sustainability.</w:t>
+        <w:pStyle w:val="ListParagraph"/>
+        <w:numPr>
+          <w:ilvl w:val="0"/>
+          <w:numId w:val="20"/>
+        </w:numPr>
+        <w:jc w:val="both"/>
+      </w:pPr>
+      <w:r>
+        <w:rPr>
+          <w:color w:val="171717"/>
+          <w:sz w:val="18"/>
+          <w:szCs w:val="18"/>
+        </w:rPr>
+        <w:t>Bring practical insight into frontline service pressure, regulated delivery and operational discipline.</w:t>
       </w:r>
     </w:p>
     <w:p>
       <w:pPr>
-        <w:pStyle w:val="ListBullet"/>
-        <w:spacing w:after="27"/>
-        <w:ind w:left="317" w:hanging="187"/>
-      </w:pPr>
-      <w:r>
-        <w:t>Supported organisations to improve role design, candidate experience, team clarity and people-related decision-making.</w:t>
-      </w:r>
+        <w:pStyle w:val="ListParagraph"/>
+        <w:jc w:val="both"/>
+      </w:pPr>
     </w:p>
     <w:p>
       <w:pPr>
-        <w:pStyle w:val="ListBullet"/>
-        <w:spacing w:after="27"/>
-        <w:ind w:left="317" w:hanging="187"/>
-      </w:pPr>
-      <w:r>
-        <w:t>Created sector-facing resources including funding information, hiring insight and local support signposting.</w:t>
+        <w:keepNext/>
+        <w:spacing w:after="40" w:line="244" w:lineRule="atLeast"/>
+        <w:jc w:val="both"/>
+      </w:pPr>
+      <w:r>
+        <w:rPr>
+          <w:rFonts w:eastAsia="Arial" w:cs="Arial"/>
+          <w:b/>
+          <w:color w:val="171717"/>
+          <w:sz w:val="20"/>
+        </w:rPr>
+        <w:t>O</w:t>
+      </w:r>
+      <w:r>
+        <w:rPr>
+          <w:rFonts w:eastAsia="Arial" w:cs="Arial"/>
+          <w:b/>
+          <w:color w:val="171717"/>
+          <w:sz w:val="20"/>
+        </w:rPr>
+        <w:t xml:space="preserve">perations </w:t>
+      </w:r>
+      <w:proofErr w:type="gramStart"/>
+      <w:r>
+        <w:rPr>
+          <w:rFonts w:eastAsia="Arial" w:cs="Arial"/>
+          <w:b/>
+          <w:color w:val="171717"/>
+          <w:sz w:val="20"/>
+        </w:rPr>
+        <w:t>Manager</w:t>
+      </w:r>
+      <w:r>
+        <w:rPr>
+          <w:rFonts w:eastAsia="Arial" w:cs="Arial"/>
+          <w:color w:val="817362"/>
+          <w:sz w:val="20"/>
+        </w:rPr>
+        <w:t xml:space="preserve">  ·</w:t>
+      </w:r>
+      <w:proofErr w:type="gramEnd"/>
+      <w:r>
+        <w:rPr>
+          <w:rFonts w:eastAsia="Arial" w:cs="Arial"/>
+          <w:color w:val="817362"/>
+          <w:sz w:val="20"/>
+        </w:rPr>
+        <w:t xml:space="preserve">  </w:t>
+      </w:r>
+      <w:r>
+        <w:rPr>
+          <w:rFonts w:eastAsia="Arial" w:cs="Arial"/>
+          <w:color w:val="171717"/>
+          <w:sz w:val="20"/>
+        </w:rPr>
+        <w:t>CERT — Clackmannanshire Economic Regeneration Trust</w:t>
       </w:r>
     </w:p>
     <w:p>
       <w:pPr>
-        <w:pStyle w:val="ListBullet"/>
-        <w:spacing w:after="27"/>
-        <w:ind w:left="317" w:hanging="187"/>
-      </w:pPr>
-      <w:r>
-        <w:t>Managed website development, communications, stakeholder relationships, finance and day-to-day operations independently.</w:t>
+        <w:keepNext/>
+        <w:keepLines/>
+        <w:spacing w:after="80" w:line="192" w:lineRule="exact"/>
+        <w:jc w:val="both"/>
+      </w:pPr>
+      <w:r>
+        <w:rPr>
+          <w:rFonts w:eastAsia="Arial" w:cs="Arial"/>
+          <w:color w:val="606060"/>
+          <w:spacing w:val="7"/>
+          <w:sz w:val="16"/>
+        </w:rPr>
+        <w:t>JANUARY 2022 – JULY 2024</w:t>
       </w:r>
     </w:p>
     <w:p>
       <w:pPr>
-        <w:pStyle w:val="ListBullet"/>
-        <w:spacing w:after="27"/>
-        <w:ind w:left="317" w:hanging="187"/>
-      </w:pPr>
-      <w:r>
-        <w:t>Maintained a practical, ethical approach focused on trust, transparency and useful support for stretched organisations.</w:t>
+        <w:keepNext/>
+        <w:keepLines/>
+        <w:spacing w:after="100" w:line="228" w:lineRule="exact"/>
+        <w:jc w:val="both"/>
+      </w:pPr>
+      <w:r>
+        <w:rPr>
+          <w:rFonts w:eastAsia="Arial" w:cs="Arial"/>
+          <w:i/>
+          <w:color w:val="606060"/>
+          <w:sz w:val="19"/>
+        </w:rPr>
+        <w:t>Promoted from Project Manager to Operations Manager within one year, reporting directly to the Chair and Board. Took CERT's employability and wellbeing programme from paper concept into the area's largest integrated service of its kind, project-managing the original nine-partner pilot and leading its growth into full operational delivery.</w:t>
       </w:r>
     </w:p>
     <w:p>
       <w:pPr>
-        <w:pStyle w:val="CVJobTitle"/>
-        <w:pBdr>
-          <w:top w:val="single" w:sz="4" w:space="5" w:color="E6E0D5"/>
-        </w:pBdr>
-      </w:pPr>
-      <w:r>
-        <w:t>Lead Clinical Logistics Driver | Sciensus</w:t>
+        <w:pStyle w:val="ListParagraph"/>
+        <w:numPr>
+          <w:ilvl w:val="0"/>
+          <w:numId w:val="11"/>
+        </w:numPr>
+        <w:jc w:val="both"/>
+        <w:rPr>
+          <w:kern w:val="2"/>
+          <w:lang w:val="en-GB" w:eastAsia="en-GB"/>
+          <w14:ligatures w14:val="standardContextual"/>
+        </w:rPr>
+      </w:pPr>
+      <w:r>
+        <w:rPr>
+          <w:color w:val="171717"/>
+          <w:sz w:val="18"/>
+          <w:szCs w:val="18"/>
+        </w:rPr>
+        <w:t xml:space="preserve">Project-managed the original pilot across nine local partner </w:t>
+      </w:r>
+      <w:proofErr w:type="spellStart"/>
+      <w:r>
+        <w:rPr>
+          <w:color w:val="171717"/>
+          <w:sz w:val="18"/>
+          <w:szCs w:val="18"/>
+        </w:rPr>
+        <w:t>organisations</w:t>
+      </w:r>
+      <w:proofErr w:type="spellEnd"/>
+      <w:r>
+        <w:rPr>
+          <w:color w:val="171717"/>
+          <w:sz w:val="18"/>
+          <w:szCs w:val="18"/>
+        </w:rPr>
+        <w:t>, coordinating delivery, relationships, reporting and shared learning.</w:t>
       </w:r>
     </w:p>
     <w:p>
       <w:pPr>
-        <w:pStyle w:val="CVDate"/>
-      </w:pPr>
-      <w:r>
-        <w:t>July 2024 – Present</w:t>
+        <w:pStyle w:val="ListParagraph"/>
+        <w:numPr>
+          <w:ilvl w:val="0"/>
+          <w:numId w:val="11"/>
+        </w:numPr>
+        <w:jc w:val="both"/>
+      </w:pPr>
+      <w:r>
+        <w:rPr>
+          <w:color w:val="171717"/>
+          <w:sz w:val="18"/>
+          <w:szCs w:val="18"/>
+        </w:rPr>
+        <w:t xml:space="preserve">Built and designed the </w:t>
+      </w:r>
+      <w:proofErr w:type="spellStart"/>
+      <w:r>
+        <w:rPr>
+          <w:color w:val="171717"/>
+          <w:sz w:val="18"/>
+          <w:szCs w:val="18"/>
+        </w:rPr>
+        <w:t>programme</w:t>
+      </w:r>
+      <w:proofErr w:type="spellEnd"/>
+      <w:r>
+        <w:rPr>
+          <w:color w:val="171717"/>
+          <w:sz w:val="18"/>
+          <w:szCs w:val="18"/>
+        </w:rPr>
+        <w:t xml:space="preserve"> from early-stage concept into a regional employability and wellbeing service supporting 379 participants annually.</w:t>
       </w:r>
     </w:p>
     <w:p>
       <w:pPr>
-        <w:pStyle w:val="CVBody"/>
-      </w:pPr>
-      <w:r>
-        <w:t>Regulated healthcare logistics role requiring reliability, compliance, route coordination, patient-facing professionalism and colleague support, alongside day-to-day responsibility for maintaining a factory unit.</w:t>
+        <w:pStyle w:val="ListParagraph"/>
+        <w:numPr>
+          <w:ilvl w:val="0"/>
+          <w:numId w:val="11"/>
+        </w:numPr>
+        <w:jc w:val="both"/>
+      </w:pPr>
+      <w:r>
+        <w:rPr>
+          <w:color w:val="171717"/>
+          <w:sz w:val="18"/>
+          <w:szCs w:val="18"/>
+        </w:rPr>
+        <w:t>Developed and maintained key partnerships with Clackmannanshire Council, NHS Forth Valley and third-sector delivery partners.</w:t>
       </w:r>
     </w:p>
     <w:p>
       <w:pPr>
-        <w:pStyle w:val="ListBullet"/>
-        <w:spacing w:after="27"/>
-        <w:ind w:left="317" w:hanging="187"/>
-      </w:pPr>
-      <w:r>
-        <w:t>Maintain high-standard service delivery in a time-critical healthcare environment.</w:t>
+        <w:pStyle w:val="ListParagraph"/>
+        <w:numPr>
+          <w:ilvl w:val="0"/>
+          <w:numId w:val="11"/>
+        </w:numPr>
+        <w:jc w:val="both"/>
+      </w:pPr>
+      <w:r>
+        <w:rPr>
+          <w:color w:val="171717"/>
+          <w:sz w:val="18"/>
+          <w:szCs w:val="18"/>
+        </w:rPr>
+        <w:t>Contributed to more than £850k in continuation funding across three years.</w:t>
       </w:r>
     </w:p>
     <w:p>
       <w:pPr>
-        <w:pStyle w:val="ListBullet"/>
-        <w:spacing w:after="27"/>
-        <w:ind w:left="317" w:hanging="187"/>
-      </w:pPr>
-      <w:r>
-        <w:t>Support route cover, shift coordination, compliance checks and defect reporting.</w:t>
+        <w:pStyle w:val="ListParagraph"/>
+        <w:numPr>
+          <w:ilvl w:val="0"/>
+          <w:numId w:val="11"/>
+        </w:numPr>
+        <w:jc w:val="both"/>
+      </w:pPr>
+      <w:r>
+        <w:rPr>
+          <w:color w:val="171717"/>
+          <w:sz w:val="18"/>
+          <w:szCs w:val="18"/>
+        </w:rPr>
+        <w:t>Led safeguarding, risk governance, trustee reporting, compliance and delivery assurance.</w:t>
       </w:r>
     </w:p>
     <w:p>
       <w:pPr>
-        <w:pStyle w:val="ListBullet"/>
-        <w:spacing w:after="27"/>
-        <w:ind w:left="317" w:hanging="187"/>
-      </w:pPr>
-      <w:r>
-        <w:t>Work within strict compliance expectations where accuracy, judgement and consistency are essential.</w:t>
+        <w:pStyle w:val="ListParagraph"/>
+        <w:numPr>
+          <w:ilvl w:val="0"/>
+          <w:numId w:val="11"/>
+        </w:numPr>
+        <w:jc w:val="both"/>
+      </w:pPr>
+      <w:r>
+        <w:rPr>
+          <w:color w:val="171717"/>
+          <w:sz w:val="18"/>
+          <w:szCs w:val="18"/>
+        </w:rPr>
+        <w:t xml:space="preserve">Managed </w:t>
+      </w:r>
+      <w:proofErr w:type="spellStart"/>
+      <w:r>
+        <w:rPr>
+          <w:color w:val="171717"/>
+          <w:sz w:val="18"/>
+          <w:szCs w:val="18"/>
+        </w:rPr>
+        <w:t>programme</w:t>
+      </w:r>
+      <w:proofErr w:type="spellEnd"/>
+      <w:r>
+        <w:rPr>
+          <w:color w:val="171717"/>
+          <w:sz w:val="18"/>
+          <w:szCs w:val="18"/>
+        </w:rPr>
+        <w:t xml:space="preserve"> budgets, staff supervision, performance reporting and service improvement.</w:t>
       </w:r>
     </w:p>
     <w:p>
       <w:pPr>
-        <w:pStyle w:val="ListBullet"/>
-        <w:spacing w:after="27"/>
-        <w:ind w:left="317" w:hanging="187"/>
-      </w:pPr>
-      <w:r>
-        <w:t>Bring practical insight into frontline service pressure, regulated delivery and operational discipline.</w:t>
+        <w:pStyle w:val="ListParagraph"/>
+        <w:numPr>
+          <w:ilvl w:val="0"/>
+          <w:numId w:val="11"/>
+        </w:numPr>
+        <w:jc w:val="both"/>
+      </w:pPr>
+      <w:r>
+        <w:rPr>
+          <w:color w:val="171717"/>
+          <w:sz w:val="18"/>
+          <w:szCs w:val="18"/>
+        </w:rPr>
+        <w:t>Translated frontline delivery insight into practical improvements for partners, funders and trustees.</w:t>
       </w:r>
     </w:p>
     <w:p>
       <w:pPr>
-        <w:pStyle w:val="CVJobTitle"/>
-        <w:pBdr>
-          <w:top w:val="single" w:sz="4" w:space="5" w:color="E6E0D5"/>
-        </w:pBdr>
-      </w:pPr>
-      <w:r>
-        <w:lastRenderedPageBreak/>
-        <w:t>Operations Manager | CERT – Clackmannanshire Economic Regeneration Trust</w:t>
-      </w:r>
+        <w:pStyle w:val="ListParagraph"/>
+        <w:ind w:left="833"/>
+        <w:jc w:val="both"/>
+      </w:pPr>
     </w:p>
     <w:p>
       <w:pPr>
-        <w:pStyle w:val="CVDate"/>
-      </w:pPr>
-      <w:r>
-        <w:t>January 2022 – July 2024</w:t>
+        <w:keepNext/>
+        <w:keepLines/>
+        <w:spacing w:after="40" w:line="244" w:lineRule="exact"/>
+        <w:jc w:val="both"/>
+      </w:pPr>
+      <w:r>
+        <w:rPr>
+          <w:rFonts w:eastAsia="Arial" w:cs="Arial"/>
+          <w:b/>
+          <w:color w:val="171717"/>
+          <w:sz w:val="20"/>
+        </w:rPr>
+        <w:t>S</w:t>
+      </w:r>
+      <w:r>
+        <w:rPr>
+          <w:rFonts w:eastAsia="Arial" w:cs="Arial"/>
+          <w:b/>
+          <w:color w:val="171717"/>
+          <w:sz w:val="20"/>
+        </w:rPr>
+        <w:t xml:space="preserve">ervice </w:t>
+      </w:r>
+      <w:proofErr w:type="gramStart"/>
+      <w:r>
+        <w:rPr>
+          <w:rFonts w:eastAsia="Arial" w:cs="Arial"/>
+          <w:b/>
+          <w:color w:val="171717"/>
+          <w:sz w:val="20"/>
+        </w:rPr>
+        <w:t>Manager</w:t>
+      </w:r>
+      <w:r>
+        <w:rPr>
+          <w:rFonts w:eastAsia="Arial" w:cs="Arial"/>
+          <w:color w:val="817362"/>
+          <w:sz w:val="20"/>
+        </w:rPr>
+        <w:t xml:space="preserve">  ·</w:t>
+      </w:r>
+      <w:proofErr w:type="gramEnd"/>
+      <w:r>
+        <w:rPr>
+          <w:rFonts w:eastAsia="Arial" w:cs="Arial"/>
+          <w:color w:val="817362"/>
+          <w:sz w:val="20"/>
+        </w:rPr>
+        <w:t xml:space="preserve">  </w:t>
+      </w:r>
+      <w:r>
+        <w:rPr>
+          <w:rFonts w:eastAsia="Arial" w:cs="Arial"/>
+          <w:color w:val="171717"/>
+          <w:sz w:val="20"/>
+        </w:rPr>
+        <w:t>Lifelink</w:t>
       </w:r>
     </w:p>
     <w:p>
       <w:pPr>
-        <w:pStyle w:val="CVBody"/>
-      </w:pPr>
-      <w:r>
-        <w:t>Promoted from Project Manager to Operations Manager within one year, reporting directly to the Chair and Board. Took CERT’s employability and wellbeing programme from a paper concept into the area’s largest integrated service of its kind, project-managing the original pilot with a cohort of nine local partners and leading its growth into full operational delivery.</w:t>
+        <w:keepNext/>
+        <w:keepLines/>
+        <w:spacing w:after="80" w:line="192" w:lineRule="exact"/>
+        <w:jc w:val="both"/>
+      </w:pPr>
+      <w:r>
+        <w:rPr>
+          <w:rFonts w:eastAsia="Arial" w:cs="Arial"/>
+          <w:color w:val="606060"/>
+          <w:spacing w:val="7"/>
+          <w:sz w:val="16"/>
+        </w:rPr>
+        <w:t>MARCH 2020 – JANUARY 2022</w:t>
       </w:r>
     </w:p>
     <w:p>
       <w:pPr>
-        <w:pStyle w:val="ListBullet"/>
-        <w:spacing w:after="27"/>
-        <w:ind w:left="317" w:hanging="187"/>
-      </w:pPr>
-      <w:r>
-        <w:t>Project-managed the original pilot across nine local partner organisations, coordinating delivery, relationships, reporting and shared learning.</w:t>
+        <w:keepNext/>
+        <w:keepLines/>
+        <w:spacing w:after="100" w:line="228" w:lineRule="exact"/>
+        <w:jc w:val="both"/>
+      </w:pPr>
+      <w:r>
+        <w:rPr>
+          <w:rFonts w:eastAsia="Arial" w:cs="Arial"/>
+          <w:i/>
+          <w:color w:val="606060"/>
+          <w:sz w:val="19"/>
+        </w:rPr>
+        <w:t>Promoted from Assistant Manager to Service Manager within one year. Member of a four-person Senior Management Team, responsible for a defined Glasgow service area covering school-based and therapeutic wellbeing services delivered through significant public and commissioned contracts.</w:t>
       </w:r>
     </w:p>
     <w:p>
       <w:pPr>
-        <w:pStyle w:val="ListBullet"/>
-        <w:spacing w:after="27"/>
-        <w:ind w:left="317" w:hanging="187"/>
-      </w:pPr>
-      <w:r>
-        <w:t>Built and designed the programme from early-stage concept into a regional employability and wellbeing service supporting 379 participants annually.</w:t>
+        <w:pStyle w:val="ListParagraph"/>
+        <w:numPr>
+          <w:ilvl w:val="0"/>
+          <w:numId w:val="16"/>
+        </w:numPr>
+        <w:jc w:val="both"/>
+        <w:rPr>
+          <w:kern w:val="2"/>
+          <w:lang w:val="en-GB" w:eastAsia="en-GB"/>
+          <w14:ligatures w14:val="standardContextual"/>
+        </w:rPr>
+      </w:pPr>
+      <w:r>
+        <w:rPr>
+          <w:color w:val="171717"/>
+          <w:sz w:val="18"/>
+          <w:szCs w:val="18"/>
+        </w:rPr>
+        <w:t>Managed delivery across an allocated area of Glasgow, including school-based wellbeing support and therapeutic services.</w:t>
       </w:r>
     </w:p>
     <w:p>
       <w:pPr>
-        <w:pStyle w:val="ListBullet"/>
-        <w:spacing w:after="27"/>
-        <w:ind w:left="317" w:hanging="187"/>
-      </w:pPr>
-      <w:r>
-        <w:t>Developed and maintained key partnerships with Clackmannanshire Council, NHS Forth Valley and third-sector delivery partners.</w:t>
+        <w:pStyle w:val="ListParagraph"/>
+        <w:numPr>
+          <w:ilvl w:val="0"/>
+          <w:numId w:val="16"/>
+        </w:numPr>
+        <w:jc w:val="both"/>
+      </w:pPr>
+      <w:r>
+        <w:rPr>
+          <w:color w:val="171717"/>
+          <w:sz w:val="18"/>
+          <w:szCs w:val="18"/>
+        </w:rPr>
+        <w:t>Oversaw service performance, practitioner coordination, safeguarding, quality standards and contract expectations.</w:t>
       </w:r>
     </w:p>
     <w:p>
       <w:pPr>
-        <w:pStyle w:val="ListBullet"/>
-        <w:spacing w:after="27"/>
-        <w:ind w:left="317" w:hanging="187"/>
-      </w:pPr>
-      <w:r>
-        <w:t>Contributed to over £850k in continuation funding across three years.</w:t>
+        <w:pStyle w:val="ListParagraph"/>
+        <w:numPr>
+          <w:ilvl w:val="0"/>
+          <w:numId w:val="16"/>
+        </w:numPr>
+        <w:jc w:val="both"/>
+      </w:pPr>
+      <w:r>
+        <w:rPr>
+          <w:color w:val="171717"/>
+          <w:sz w:val="18"/>
+          <w:szCs w:val="18"/>
+        </w:rPr>
+        <w:t>Supported large-scale commissioned wellbeing contracts during a period of high demand and pandemic disruption.</w:t>
       </w:r>
     </w:p>
     <w:p>
       <w:pPr>
-        <w:pStyle w:val="ListBullet"/>
-        <w:spacing w:after="27"/>
-        <w:ind w:left="317" w:hanging="187"/>
-      </w:pPr>
-      <w:r>
-        <w:t>Led safeguarding, risk governance, trustee reporting, compliance and delivery assurance.</w:t>
+        <w:pStyle w:val="ListParagraph"/>
+        <w:numPr>
+          <w:ilvl w:val="0"/>
+          <w:numId w:val="16"/>
+        </w:numPr>
+        <w:jc w:val="both"/>
+      </w:pPr>
+      <w:r>
+        <w:rPr>
+          <w:color w:val="171717"/>
+          <w:sz w:val="18"/>
+          <w:szCs w:val="18"/>
+        </w:rPr>
+        <w:t>Designed and implemented the move to online wellbeing delivery during COVID-19, introducing Microsoft Teams and Zoom across staff and practitioner teams.</w:t>
       </w:r>
     </w:p>
     <w:p>
       <w:pPr>
-        <w:pStyle w:val="ListBullet"/>
-        <w:spacing w:after="27"/>
-        <w:ind w:left="317" w:hanging="187"/>
-      </w:pPr>
-      <w:r>
-        <w:t>Managed programme budgets, staff supervision, performance reporting and service improvement.</w:t>
+        <w:pStyle w:val="ListParagraph"/>
+        <w:numPr>
+          <w:ilvl w:val="0"/>
+          <w:numId w:val="16"/>
+        </w:numPr>
+        <w:jc w:val="both"/>
+      </w:pPr>
+      <w:r>
+        <w:rPr>
+          <w:color w:val="171717"/>
+          <w:sz w:val="18"/>
+          <w:szCs w:val="18"/>
+        </w:rPr>
+        <w:t>Trained staff and practitioners to use new digital systems confidently, enabling continuity of support for schools, clients and communities during lockdown.</w:t>
       </w:r>
     </w:p>
     <w:p>
       <w:pPr>
-        <w:pStyle w:val="ListBullet"/>
-        <w:spacing w:after="27"/>
-        <w:ind w:left="317" w:hanging="187"/>
-      </w:pPr>
-      <w:r>
-        <w:t>Translated frontline delivery insight into practical improvements for partners, funders and trustees.</w:t>
+        <w:pStyle w:val="ListParagraph"/>
+        <w:numPr>
+          <w:ilvl w:val="0"/>
+          <w:numId w:val="16"/>
+        </w:numPr>
+        <w:jc w:val="both"/>
+      </w:pPr>
+      <w:r>
+        <w:rPr>
+          <w:color w:val="171717"/>
+          <w:sz w:val="18"/>
+          <w:szCs w:val="18"/>
+        </w:rPr>
+        <w:t>Supported a therapeutic workforce ranging from 15 to 100 practitioners across changing service demands.</w:t>
       </w:r>
     </w:p>
     <w:p>
       <w:pPr>
-        <w:pStyle w:val="CVJobTitle"/>
-        <w:pBdr>
-          <w:top w:val="single" w:sz="4" w:space="5" w:color="E6E0D5"/>
-        </w:pBdr>
-      </w:pPr>
-      <w:r>
-        <w:t>Service Manager | Lifelink</w:t>
+        <w:pStyle w:val="ListParagraph"/>
+        <w:numPr>
+          <w:ilvl w:val="0"/>
+          <w:numId w:val="16"/>
+        </w:numPr>
+        <w:jc w:val="both"/>
+      </w:pPr>
+      <w:r>
+        <w:rPr>
+          <w:color w:val="171717"/>
+          <w:sz w:val="18"/>
+          <w:szCs w:val="18"/>
+        </w:rPr>
+        <w:t>Strengthened safeguarding processes, risk registers and governance reporting.</w:t>
       </w:r>
     </w:p>
     <w:p>
       <w:pPr>
-        <w:pStyle w:val="CVDate"/>
-      </w:pPr>
-      <w:r>
-        <w:t>March 2020 – January 2022</w:t>
+        <w:pStyle w:val="ListParagraph"/>
+        <w:numPr>
+          <w:ilvl w:val="0"/>
+          <w:numId w:val="16"/>
+        </w:numPr>
+        <w:jc w:val="both"/>
+      </w:pPr>
+      <w:r>
+        <w:rPr>
+          <w:color w:val="171717"/>
+          <w:sz w:val="18"/>
+          <w:szCs w:val="18"/>
+        </w:rPr>
+        <w:t>Worked within delegated financial authority and senior management accountability structures.</w:t>
       </w:r>
     </w:p>
     <w:p>
       <w:pPr>
-        <w:pStyle w:val="CVBody"/>
-      </w:pPr>
-      <w:r>
-        <w:t>Promoted from Assistant Manager to Service Manager within one year. Member of a four-person Senior Management Team, with responsibility for managing a defined Glasgow service area covering school-based and therapeutic wellbeing services delivered through significant public and commissioned contracts.</w:t>
+        <w:pStyle w:val="ListParagraph"/>
+        <w:numPr>
+          <w:ilvl w:val="0"/>
+          <w:numId w:val="16"/>
+        </w:numPr>
+        <w:jc w:val="both"/>
+      </w:pPr>
+      <w:r>
+        <w:rPr>
+          <w:color w:val="171717"/>
+          <w:sz w:val="18"/>
+          <w:szCs w:val="18"/>
+        </w:rPr>
+        <w:t>Supported workforce wellbeing, communication and operational resilience during sustained pressure.</w:t>
       </w:r>
     </w:p>
     <w:p>
       <w:pPr>
-        <w:pStyle w:val="ListBullet"/>
-        <w:spacing w:after="27"/>
-        <w:ind w:left="317" w:hanging="187"/>
-      </w:pPr>
-      <w:r>
-        <w:t>Managed delivery across an allocated area of Glasgow, including school-based wellbeing support and therapeutic services.</w:t>
+        <w:keepNext/>
+        <w:spacing w:before="340" w:after="100" w:line="226" w:lineRule="atLeast"/>
+        <w:jc w:val="both"/>
+      </w:pPr>
+      <w:r>
+        <w:rPr>
+          <w:rFonts w:eastAsia="Arial" w:cs="Arial"/>
+          <w:b/>
+          <w:color w:val="171717"/>
+          <w:spacing w:val="16"/>
+          <w:sz w:val="19"/>
+        </w:rPr>
+        <w:t>E</w:t>
+      </w:r>
+      <w:r>
+        <w:rPr>
+          <w:rFonts w:eastAsia="Arial" w:cs="Arial"/>
+          <w:b/>
+          <w:color w:val="171717"/>
+          <w:spacing w:val="16"/>
+          <w:sz w:val="19"/>
+        </w:rPr>
+        <w:t xml:space="preserve">ARLIER THIRD-SECTOR, EMPLOYABILITY, COMMUNITY &amp; BUSINESS DEVELOPMENT </w:t>
+      </w:r>
+      <w:proofErr w:type="gramStart"/>
+      <w:r>
+        <w:rPr>
+          <w:rFonts w:eastAsia="Arial" w:cs="Arial"/>
+          <w:b/>
+          <w:color w:val="171717"/>
+          <w:spacing w:val="16"/>
+          <w:sz w:val="19"/>
+        </w:rPr>
+        <w:t>EXPERIENCE  |</w:t>
+      </w:r>
+      <w:proofErr w:type="gramEnd"/>
+      <w:r>
+        <w:rPr>
+          <w:rFonts w:eastAsia="Arial" w:cs="Arial"/>
+          <w:b/>
+          <w:color w:val="171717"/>
+          <w:spacing w:val="16"/>
+          <w:sz w:val="19"/>
+        </w:rPr>
+        <w:t xml:space="preserve">  2000 – 2020</w:t>
       </w:r>
     </w:p>
     <w:p>
       <w:pPr>
-        <w:pStyle w:val="ListBullet"/>
-        <w:spacing w:after="27"/>
-        <w:ind w:left="317" w:hanging="187"/>
-      </w:pPr>
-      <w:r>
-        <w:t>Oversaw service performance, practitioner coordination, safeguarding, quality standards and contract expectations.</w:t>
+        <w:spacing w:after="120" w:line="228" w:lineRule="exact"/>
+        <w:jc w:val="both"/>
+      </w:pPr>
+      <w:r>
+        <w:rPr>
+          <w:rFonts w:eastAsia="Arial" w:cs="Arial"/>
+          <w:color w:val="171717"/>
+          <w:sz w:val="19"/>
+        </w:rPr>
+        <w:t>Held founder, adviser, facilitator, project management, training and delivery roles across community development, employability, volunteering, justice, advice and youth programmes. Designed and delivered issue-based workshops, training programmes and community interventions focused on employability, wellbeing, confidence, resilience, social inclusion, youth development and practical life skills.</w:t>
       </w:r>
     </w:p>
     <w:p>
       <w:pPr>
-        <w:pStyle w:val="ListBullet"/>
-        <w:spacing w:after="27"/>
-        <w:ind w:left="317" w:hanging="187"/>
-      </w:pPr>
-      <w:r>
-        <w:t>Supported delivery of large-scale commissioned wellbeing contracts during a period of high demand and pandemic disruption.</w:t>
+        <w:pStyle w:val="ListParagraph"/>
+        <w:numPr>
+          <w:ilvl w:val="0"/>
+          <w:numId w:val="17"/>
+        </w:numPr>
+        <w:jc w:val="both"/>
+        <w:rPr>
+          <w:kern w:val="2"/>
+          <w:lang w:val="en-GB" w:eastAsia="en-GB"/>
+          <w14:ligatures w14:val="standardContextual"/>
+        </w:rPr>
+      </w:pPr>
+      <w:r>
+        <w:rPr>
+          <w:b/>
+          <w:bCs/>
+          <w:color w:val="171717"/>
+          <w:sz w:val="18"/>
+          <w:szCs w:val="18"/>
+        </w:rPr>
+        <w:t xml:space="preserve">Holistic Enterprises Scotland – Founder &amp; Lead: </w:t>
+      </w:r>
+      <w:r>
+        <w:rPr>
+          <w:color w:val="171717"/>
+          <w:sz w:val="18"/>
+          <w:szCs w:val="18"/>
+        </w:rPr>
+        <w:t xml:space="preserve">founded and led the </w:t>
+      </w:r>
+      <w:proofErr w:type="spellStart"/>
+      <w:r>
+        <w:rPr>
+          <w:color w:val="171717"/>
+          <w:sz w:val="18"/>
+          <w:szCs w:val="18"/>
+        </w:rPr>
+        <w:t>organisation</w:t>
+      </w:r>
+      <w:proofErr w:type="spellEnd"/>
+      <w:r>
+        <w:rPr>
+          <w:color w:val="171717"/>
+          <w:sz w:val="18"/>
+          <w:szCs w:val="18"/>
+        </w:rPr>
+        <w:t xml:space="preserve">, designing and delivering training, employability, wellbeing and youth development </w:t>
+      </w:r>
+      <w:proofErr w:type="spellStart"/>
+      <w:r>
+        <w:rPr>
+          <w:color w:val="171717"/>
+          <w:sz w:val="18"/>
+          <w:szCs w:val="18"/>
+        </w:rPr>
+        <w:t>programmes</w:t>
+      </w:r>
+      <w:proofErr w:type="spellEnd"/>
+      <w:r>
+        <w:rPr>
+          <w:color w:val="171717"/>
+          <w:sz w:val="18"/>
+          <w:szCs w:val="18"/>
+        </w:rPr>
+        <w:t xml:space="preserve"> across Scotland.</w:t>
       </w:r>
     </w:p>
     <w:p>
       <w:pPr>
-        <w:pStyle w:val="ListBullet"/>
-        <w:spacing w:after="27"/>
-        <w:ind w:left="317" w:hanging="187"/>
-      </w:pPr>
-      <w:r>
-        <w:t>Designed and implemented the move to online wellbeing delivery during COVID-19, introducing Microsoft Teams and Zoom across staff and practitioner teams.</w:t>
+        <w:pStyle w:val="ListParagraph"/>
+        <w:numPr>
+          <w:ilvl w:val="0"/>
+          <w:numId w:val="17"/>
+        </w:numPr>
+        <w:jc w:val="both"/>
+      </w:pPr>
+      <w:r>
+        <w:rPr>
+          <w:b/>
+          <w:bCs/>
+          <w:color w:val="171717"/>
+          <w:sz w:val="18"/>
+          <w:szCs w:val="18"/>
+        </w:rPr>
+        <w:t xml:space="preserve">Citizens Advice Bureau – Youth Reachout Project Manager and Regional Support &amp; Training Officer: </w:t>
+      </w:r>
+      <w:r>
+        <w:rPr>
+          <w:color w:val="171717"/>
+          <w:sz w:val="18"/>
+          <w:szCs w:val="18"/>
+        </w:rPr>
+        <w:t xml:space="preserve">delivered advice, advocacy, outreach and specialist support for young people and </w:t>
+      </w:r>
+      <w:proofErr w:type="spellStart"/>
+      <w:r>
+        <w:rPr>
+          <w:color w:val="171717"/>
+          <w:sz w:val="18"/>
+          <w:szCs w:val="18"/>
+        </w:rPr>
+        <w:t>bureaux</w:t>
+      </w:r>
+      <w:proofErr w:type="spellEnd"/>
+      <w:r>
+        <w:rPr>
+          <w:color w:val="171717"/>
+          <w:sz w:val="18"/>
+          <w:szCs w:val="18"/>
+        </w:rPr>
+        <w:t xml:space="preserve"> staff.</w:t>
       </w:r>
     </w:p>
     <w:p>
       <w:pPr>
-        <w:pStyle w:val="ListBullet"/>
-        <w:spacing w:after="27"/>
-        <w:ind w:left="317" w:hanging="187"/>
-      </w:pPr>
-      <w:r>
-        <w:t>Trained staff and practitioners to use new digital systems confidently, enabling continuity of support for schools, clients and communities during lockdown.</w:t>
+        <w:pStyle w:val="ListParagraph"/>
+        <w:numPr>
+          <w:ilvl w:val="0"/>
+          <w:numId w:val="17"/>
+        </w:numPr>
+        <w:jc w:val="both"/>
+      </w:pPr>
+      <w:r>
+        <w:rPr>
+          <w:b/>
+          <w:bCs/>
+          <w:color w:val="171717"/>
+          <w:sz w:val="18"/>
+          <w:szCs w:val="18"/>
+        </w:rPr>
+        <w:lastRenderedPageBreak/>
+        <w:t xml:space="preserve">Citizens Advice Bureau – specialist advice and service development: </w:t>
+      </w:r>
+      <w:r>
+        <w:rPr>
+          <w:color w:val="171717"/>
+          <w:sz w:val="18"/>
+          <w:szCs w:val="18"/>
+        </w:rPr>
+        <w:t xml:space="preserve">provided second-tier support on complex advice, adviser training and service development across </w:t>
+      </w:r>
+      <w:proofErr w:type="spellStart"/>
+      <w:r>
+        <w:rPr>
+          <w:color w:val="171717"/>
+          <w:sz w:val="18"/>
+          <w:szCs w:val="18"/>
+        </w:rPr>
+        <w:t>bureaux</w:t>
+      </w:r>
+      <w:proofErr w:type="spellEnd"/>
+      <w:r>
+        <w:rPr>
+          <w:color w:val="171717"/>
+          <w:sz w:val="18"/>
+          <w:szCs w:val="18"/>
+        </w:rPr>
+        <w:t>.</w:t>
       </w:r>
     </w:p>
     <w:p>
       <w:pPr>
-        <w:pStyle w:val="ListBullet"/>
-        <w:spacing w:after="27"/>
-        <w:ind w:left="317" w:hanging="187"/>
-      </w:pPr>
-      <w:r>
-        <w:t>Supported a therapeutic workforce ranging from 15 to 100 practitioners across changing service demands.</w:t>
+        <w:pStyle w:val="ListParagraph"/>
+        <w:numPr>
+          <w:ilvl w:val="0"/>
+          <w:numId w:val="17"/>
+        </w:numPr>
+        <w:jc w:val="both"/>
+      </w:pPr>
+      <w:r>
+        <w:rPr>
+          <w:b/>
+          <w:bCs/>
+          <w:color w:val="171717"/>
+          <w:sz w:val="18"/>
+          <w:szCs w:val="18"/>
+        </w:rPr>
+        <w:t xml:space="preserve">Voluntary Action North Lanarkshire: </w:t>
+      </w:r>
+      <w:r>
+        <w:rPr>
+          <w:color w:val="171717"/>
+          <w:sz w:val="18"/>
+          <w:szCs w:val="18"/>
+        </w:rPr>
+        <w:t>supported volunteer development, governance and safeguarding improvement.</w:t>
       </w:r>
     </w:p>
     <w:p>
       <w:pPr>
-        <w:pStyle w:val="ListBullet"/>
-        <w:spacing w:after="27"/>
-        <w:ind w:left="317" w:hanging="187"/>
-      </w:pPr>
-      <w:r>
-        <w:t>Strengthened safeguarding processes, risk registers and governance reporting.</w:t>
+        <w:pStyle w:val="ListParagraph"/>
+        <w:numPr>
+          <w:ilvl w:val="0"/>
+          <w:numId w:val="17"/>
+        </w:numPr>
+        <w:jc w:val="both"/>
+      </w:pPr>
+      <w:r>
+        <w:rPr>
+          <w:b/>
+          <w:bCs/>
+          <w:color w:val="171717"/>
+          <w:sz w:val="18"/>
+          <w:szCs w:val="18"/>
+        </w:rPr>
+        <w:t xml:space="preserve">Justice and prison settings: </w:t>
+      </w:r>
+      <w:r>
+        <w:rPr>
+          <w:color w:val="171717"/>
+          <w:sz w:val="18"/>
+          <w:szCs w:val="18"/>
+        </w:rPr>
+        <w:t xml:space="preserve">delivered prison-based employability, mentoring and personal development </w:t>
+      </w:r>
+      <w:proofErr w:type="spellStart"/>
+      <w:r>
+        <w:rPr>
+          <w:color w:val="171717"/>
+          <w:sz w:val="18"/>
+          <w:szCs w:val="18"/>
+        </w:rPr>
+        <w:t>programmes</w:t>
+      </w:r>
+      <w:proofErr w:type="spellEnd"/>
+      <w:r>
+        <w:rPr>
+          <w:color w:val="171717"/>
+          <w:sz w:val="18"/>
+          <w:szCs w:val="18"/>
+        </w:rPr>
+        <w:t xml:space="preserve"> within HM Polmont and other justice settings.</w:t>
       </w:r>
     </w:p>
     <w:p>
       <w:pPr>
-        <w:pStyle w:val="ListBullet"/>
-        <w:spacing w:after="27"/>
-        <w:ind w:left="317" w:hanging="187"/>
-      </w:pPr>
-      <w:r>
-        <w:t>Worked within delegated financial authority and senior management accountability structures.</w:t>
+        <w:pStyle w:val="ListParagraph"/>
+        <w:numPr>
+          <w:ilvl w:val="0"/>
+          <w:numId w:val="17"/>
+        </w:numPr>
+        <w:jc w:val="both"/>
+      </w:pPr>
+      <w:r>
+        <w:rPr>
+          <w:b/>
+          <w:bCs/>
+          <w:color w:val="171717"/>
+          <w:sz w:val="18"/>
+          <w:szCs w:val="18"/>
+        </w:rPr>
+        <w:t xml:space="preserve">Routes to Work: </w:t>
+      </w:r>
+      <w:r>
+        <w:rPr>
+          <w:color w:val="171717"/>
+          <w:sz w:val="18"/>
+          <w:szCs w:val="18"/>
+        </w:rPr>
+        <w:t>provided employability support alongside wider community and advice work.</w:t>
       </w:r>
     </w:p>
     <w:p>
       <w:pPr>
-        <w:pStyle w:val="ListBullet"/>
-        <w:spacing w:after="27"/>
-        <w:ind w:left="317" w:hanging="187"/>
-      </w:pPr>
-      <w:r>
-        <w:t>Supported workforce wellbeing, communication and operational resilience during sustained pressure.</w:t>
+        <w:pStyle w:val="ListParagraph"/>
+        <w:numPr>
+          <w:ilvl w:val="0"/>
+          <w:numId w:val="17"/>
+        </w:numPr>
+        <w:jc w:val="both"/>
+      </w:pPr>
+      <w:r>
+        <w:rPr>
+          <w:b/>
+          <w:bCs/>
+          <w:color w:val="171717"/>
+          <w:sz w:val="18"/>
+          <w:szCs w:val="18"/>
+        </w:rPr>
+        <w:t xml:space="preserve">Partnership </w:t>
+      </w:r>
+      <w:proofErr w:type="gramStart"/>
+      <w:r>
+        <w:rPr>
+          <w:b/>
+          <w:bCs/>
+          <w:color w:val="171717"/>
+          <w:sz w:val="18"/>
+          <w:szCs w:val="18"/>
+        </w:rPr>
+        <w:t>working:</w:t>
+      </w:r>
+      <w:proofErr w:type="gramEnd"/>
+      <w:r>
+        <w:rPr>
+          <w:b/>
+          <w:bCs/>
+          <w:color w:val="171717"/>
+          <w:sz w:val="18"/>
+          <w:szCs w:val="18"/>
+        </w:rPr>
+        <w:t xml:space="preserve"> </w:t>
+      </w:r>
+      <w:r>
+        <w:rPr>
+          <w:color w:val="171717"/>
+          <w:sz w:val="18"/>
+          <w:szCs w:val="18"/>
+        </w:rPr>
+        <w:t xml:space="preserve">built long-term relationships with schools, police, social services, councils, prisons and community </w:t>
+      </w:r>
+      <w:proofErr w:type="spellStart"/>
+      <w:r>
+        <w:rPr>
+          <w:color w:val="171717"/>
+          <w:sz w:val="18"/>
+          <w:szCs w:val="18"/>
+        </w:rPr>
+        <w:t>organisations</w:t>
+      </w:r>
+      <w:proofErr w:type="spellEnd"/>
+      <w:r>
+        <w:rPr>
+          <w:color w:val="171717"/>
+          <w:sz w:val="18"/>
+          <w:szCs w:val="18"/>
+        </w:rPr>
+        <w:t>.</w:t>
       </w:r>
     </w:p>
     <w:p>
       <w:pPr>
-        <w:pStyle w:val="CVJobTitle"/>
-        <w:pBdr>
-          <w:top w:val="single" w:sz="4" w:space="5" w:color="E6E0D5"/>
-        </w:pBdr>
-      </w:pPr>
-      <w:r>
-        <w:t>Earlier Third-Sector, Employability, Community &amp; Business Development Experience</w:t>
+        <w:pStyle w:val="ListParagraph"/>
+        <w:numPr>
+          <w:ilvl w:val="0"/>
+          <w:numId w:val="17"/>
+        </w:numPr>
+        <w:jc w:val="both"/>
+      </w:pPr>
+      <w:r>
+        <w:rPr>
+          <w:b/>
+          <w:bCs/>
+          <w:color w:val="171717"/>
+          <w:sz w:val="18"/>
+          <w:szCs w:val="18"/>
+        </w:rPr>
+        <w:t xml:space="preserve">Training and facilitation: </w:t>
+      </w:r>
+      <w:r>
+        <w:rPr>
+          <w:color w:val="171717"/>
+          <w:sz w:val="18"/>
+          <w:szCs w:val="18"/>
+        </w:rPr>
+        <w:t>turned complex social issues into structured, accessible learning experiences that helped participants build confidence, make decisions and move towards positive outcomes.</w:t>
       </w:r>
     </w:p>
     <w:p>
       <w:pPr>
-        <w:pStyle w:val="CVDate"/>
-      </w:pPr>
-      <w:r>
-        <w:t>2000 – 2020</w:t>
+        <w:keepNext/>
+        <w:keepLines/>
+        <w:pBdr>
+          <w:bottom w:val="single" w:sz="3" w:space="3" w:color="D7D2CA"/>
+        </w:pBdr>
+        <w:spacing w:before="340" w:after="100" w:line="226" w:lineRule="exact"/>
+        <w:jc w:val="both"/>
+      </w:pPr>
+      <w:r>
+        <w:rPr>
+          <w:rFonts w:eastAsia="Arial" w:cs="Arial"/>
+          <w:b/>
+          <w:color w:val="171717"/>
+          <w:spacing w:val="16"/>
+          <w:sz w:val="19"/>
+        </w:rPr>
+        <w:t>Q</w:t>
+      </w:r>
+      <w:r>
+        <w:rPr>
+          <w:rFonts w:eastAsia="Arial" w:cs="Arial"/>
+          <w:b/>
+          <w:color w:val="171717"/>
+          <w:spacing w:val="16"/>
+          <w:sz w:val="19"/>
+        </w:rPr>
+        <w:t>UALIFICATIONS &amp; PROFESSIONAL DEVELOPMENT</w:t>
       </w:r>
     </w:p>
     <w:p>
       <w:pPr>
-        <w:pStyle w:val="CVBody"/>
-      </w:pPr>
-      <w:r>
-        <w:t>Held founder, adviser, facilitator and delivery roles across community development, employability, volunteering, justice, advice and youth programmes. Built and delivered issue-based workshops, training programmes and community interventions focused on employability, wellbeing, confidence, resilience, social inclusion, youth development and practical life skills.</w:t>
+        <w:keepLines/>
+        <w:spacing w:after="50" w:line="228" w:lineRule="exact"/>
+        <w:ind w:left="266" w:hanging="153"/>
+        <w:jc w:val="both"/>
+      </w:pPr>
+      <w:r>
+        <w:rPr>
+          <w:rFonts w:eastAsia="Arial" w:cs="Arial"/>
+          <w:b/>
+          <w:color w:val="817362"/>
+          <w:sz w:val="18"/>
+        </w:rPr>
+        <w:t xml:space="preserve">–  </w:t>
+      </w:r>
+      <w:r>
+        <w:rPr>
+          <w:rFonts w:eastAsia="Arial" w:cs="Arial"/>
+          <w:color w:val="171717"/>
+          <w:sz w:val="18"/>
+        </w:rPr>
+        <w:t>SVQ Level 5 Learning &amp; Development – SCQF Level 11</w:t>
       </w:r>
     </w:p>
     <w:p>
       <w:pPr>
-        <w:pStyle w:val="ListBullet"/>
-        <w:spacing w:after="27"/>
-        <w:ind w:left="317" w:hanging="187"/>
-      </w:pPr>
-      <w:r>
-        <w:t xml:space="preserve">Founded and led Holistic Enterprises Scotland, designing and delivering training, employability, wellbeing and youth development programmes across Scotland. </w:t>
+        <w:keepLines/>
+        <w:spacing w:after="50" w:line="228" w:lineRule="exact"/>
+        <w:ind w:left="266" w:hanging="153"/>
+        <w:jc w:val="both"/>
+      </w:pPr>
+      <w:r>
+        <w:rPr>
+          <w:rFonts w:eastAsia="Arial" w:cs="Arial"/>
+          <w:b/>
+          <w:color w:val="817362"/>
+          <w:sz w:val="18"/>
+        </w:rPr>
+        <w:t xml:space="preserve">–  </w:t>
+      </w:r>
+      <w:r>
+        <w:rPr>
+          <w:rFonts w:eastAsia="Arial" w:cs="Arial"/>
+          <w:color w:val="171717"/>
+          <w:sz w:val="18"/>
+        </w:rPr>
+        <w:t>SVQ Level 4 Mentoring &amp; Leadership – SCQF Level 10</w:t>
       </w:r>
     </w:p>
     <w:p>
       <w:pPr>
-        <w:pStyle w:val="ListBullet"/>
-        <w:spacing w:after="27"/>
-        <w:ind w:left="317" w:hanging="187"/>
-      </w:pPr>
-      <w:r>
-        <w:t xml:space="preserve">Designed and facilitated issue-based workshops and group programmes for young people, vulnerable adults, jobseekers, community groups and justice-sector participants. </w:t>
+        <w:keepLines/>
+        <w:spacing w:after="50" w:line="228" w:lineRule="exact"/>
+        <w:ind w:left="266" w:hanging="153"/>
+        <w:jc w:val="both"/>
+      </w:pPr>
+      <w:r>
+        <w:rPr>
+          <w:rFonts w:eastAsia="Arial" w:cs="Arial"/>
+          <w:b/>
+          <w:color w:val="817362"/>
+          <w:sz w:val="18"/>
+        </w:rPr>
+        <w:t xml:space="preserve">–  </w:t>
+      </w:r>
+      <w:r>
+        <w:rPr>
+          <w:rFonts w:eastAsia="Arial" w:cs="Arial"/>
+          <w:color w:val="171717"/>
+          <w:sz w:val="18"/>
+        </w:rPr>
+        <w:t>HND Community Arts</w:t>
       </w:r>
     </w:p>
     <w:p>
       <w:pPr>
-        <w:pStyle w:val="ListBullet"/>
-        <w:spacing w:after="27"/>
-        <w:ind w:left="317" w:hanging="187"/>
-      </w:pPr>
-      <w:r>
-        <w:t xml:space="preserve">Supported volunteer development, governance and safeguarding improvement with Voluntary Action North Lanarkshire. </w:t>
+        <w:keepLines/>
+        <w:spacing w:after="50" w:line="228" w:lineRule="exact"/>
+        <w:ind w:left="266" w:hanging="153"/>
+        <w:jc w:val="both"/>
+      </w:pPr>
+      <w:r>
+        <w:rPr>
+          <w:rFonts w:eastAsia="Arial" w:cs="Arial"/>
+          <w:b/>
+          <w:color w:val="817362"/>
+          <w:sz w:val="18"/>
+        </w:rPr>
+        <w:t xml:space="preserve">–  </w:t>
+      </w:r>
+      <w:r>
+        <w:rPr>
+          <w:rFonts w:eastAsia="Arial" w:cs="Arial"/>
+          <w:color w:val="171717"/>
+          <w:sz w:val="18"/>
+        </w:rPr>
+        <w:t>Trauma-Informed Practice Facilitator</w:t>
       </w:r>
     </w:p>
     <w:p>
       <w:pPr>
-        <w:pStyle w:val="ListBullet"/>
-        <w:spacing w:after="27"/>
-        <w:ind w:left="317" w:hanging="187"/>
-      </w:pPr>
-      <w:r>
-        <w:t xml:space="preserve">Delivered prison-based employability, mentoring and personal development programmes within HM Polmont and other justice settings. </w:t>
+        <w:keepLines/>
+        <w:spacing w:after="50" w:line="228" w:lineRule="exact"/>
+        <w:ind w:left="266" w:hanging="153"/>
+        <w:jc w:val="both"/>
+      </w:pPr>
+      <w:r>
+        <w:rPr>
+          <w:rFonts w:eastAsia="Arial" w:cs="Arial"/>
+          <w:b/>
+          <w:color w:val="817362"/>
+          <w:sz w:val="18"/>
+        </w:rPr>
+        <w:t xml:space="preserve">–  </w:t>
+      </w:r>
+      <w:r>
+        <w:rPr>
+          <w:rFonts w:eastAsia="Arial" w:cs="Arial"/>
+          <w:color w:val="171717"/>
+          <w:sz w:val="18"/>
+        </w:rPr>
+        <w:t>Mental Health First Aid Instructor</w:t>
       </w:r>
     </w:p>
     <w:p>
       <w:pPr>
-        <w:pStyle w:val="ListBullet"/>
-        <w:spacing w:after="27"/>
-        <w:ind w:left="317" w:hanging="187"/>
-      </w:pPr>
-      <w:r>
-        <w:t xml:space="preserve">Provided advice, advocacy and employability support to vulnerable individuals through Citizens Advice Bureau and Routes to Work. </w:t>
+        <w:keepLines/>
+        <w:spacing w:after="50" w:line="228" w:lineRule="exact"/>
+        <w:ind w:left="266" w:hanging="153"/>
+        <w:jc w:val="both"/>
+      </w:pPr>
+      <w:r>
+        <w:rPr>
+          <w:rFonts w:eastAsia="Arial" w:cs="Arial"/>
+          <w:b/>
+          <w:color w:val="817362"/>
+          <w:sz w:val="18"/>
+        </w:rPr>
+        <w:t xml:space="preserve">–  </w:t>
+      </w:r>
+      <w:r>
+        <w:rPr>
+          <w:rFonts w:eastAsia="Arial" w:cs="Arial"/>
+          <w:color w:val="171717"/>
+          <w:sz w:val="18"/>
+        </w:rPr>
+        <w:t>SVQ Level 4 Advice &amp; Guidance – Citizens Advice Bureau</w:t>
       </w:r>
     </w:p>
     <w:p>
       <w:pPr>
-        <w:pStyle w:val="ListBullet"/>
-        <w:spacing w:after="27"/>
-        <w:ind w:left="317" w:hanging="187"/>
-      </w:pPr>
-      <w:r>
-        <w:t xml:space="preserve">Built long-term partnerships with schools, police, social services, councils, prisons and community organisations. </w:t>
+        <w:keepLines/>
+        <w:spacing w:after="50" w:line="228" w:lineRule="exact"/>
+        <w:ind w:left="266" w:hanging="153"/>
+        <w:jc w:val="both"/>
+      </w:pPr>
+      <w:r>
+        <w:rPr>
+          <w:rFonts w:eastAsia="Arial" w:cs="Arial"/>
+          <w:b/>
+          <w:color w:val="817362"/>
+          <w:sz w:val="18"/>
+        </w:rPr>
+        <w:t xml:space="preserve">–  </w:t>
+      </w:r>
+      <w:r>
+        <w:rPr>
+          <w:rFonts w:eastAsia="Arial" w:cs="Arial"/>
+          <w:color w:val="171717"/>
+          <w:sz w:val="18"/>
+        </w:rPr>
+        <w:t>Complex &amp; Specialist Adviser Training – Citizens Advice Bureau</w:t>
       </w:r>
     </w:p>
     <w:p>
       <w:pPr>
-        <w:pStyle w:val="ListBullet"/>
-        <w:spacing w:after="27"/>
-        <w:ind w:left="317" w:hanging="187"/>
-      </w:pPr>
-      <w:r>
-        <w:t>Turned complex social issues into structured, accessible learning experiences that helped participants build confidence, make decisions and move towards positive outcomes.</w:t>
+        <w:keepLines/>
+        <w:spacing w:after="50" w:line="228" w:lineRule="exact"/>
+        <w:ind w:left="266" w:hanging="153"/>
+        <w:jc w:val="both"/>
+      </w:pPr>
+      <w:r>
+        <w:rPr>
+          <w:rFonts w:eastAsia="Arial" w:cs="Arial"/>
+          <w:b/>
+          <w:color w:val="817362"/>
+          <w:sz w:val="18"/>
+        </w:rPr>
+        <w:t xml:space="preserve">–  </w:t>
+      </w:r>
+      <w:r>
+        <w:rPr>
+          <w:rFonts w:eastAsia="Arial" w:cs="Arial"/>
+          <w:color w:val="171717"/>
+          <w:sz w:val="18"/>
+        </w:rPr>
+        <w:t>CAS Specialist Management Training – Citizens Advice Scotland</w:t>
       </w:r>
     </w:p>
     <w:p>
       <w:pPr>
-        <w:pStyle w:val="CVSectionHeading"/>
-        <w:pBdr>
-          <w:left w:val="single" w:sz="18" w:space="4" w:color="D96B2B"/>
-          <w:bottom w:val="single" w:sz="8" w:space="2" w:color="D9D1C4"/>
-        </w:pBdr>
-      </w:pPr>
-      <w:r>
-        <w:rPr>
-          <w:caps/>
-        </w:rPr>
-        <w:t>Qualifications &amp; Professional Development</w:t>
+        <w:keepLines/>
+        <w:spacing w:line="228" w:lineRule="exact"/>
+        <w:ind w:left="266" w:hanging="153"/>
+        <w:jc w:val="both"/>
+      </w:pPr>
+      <w:r>
+        <w:rPr>
+          <w:rFonts w:eastAsia="Arial" w:cs="Arial"/>
+          <w:b/>
+          <w:color w:val="817362"/>
+          <w:sz w:val="18"/>
+        </w:rPr>
+        <w:t xml:space="preserve">–  </w:t>
+      </w:r>
+      <w:r>
+        <w:rPr>
+          <w:rFonts w:eastAsia="Arial" w:cs="Arial"/>
+          <w:color w:val="171717"/>
+          <w:sz w:val="18"/>
+        </w:rPr>
+        <w:t>Additional CPD and professional development available on request</w:t>
       </w:r>
     </w:p>
     <w:p>
       <w:pPr>
-        <w:pStyle w:val="ListBullet"/>
-        <w:spacing w:after="27"/>
-        <w:ind w:left="317" w:hanging="187"/>
-      </w:pPr>
-      <w:r>
-        <w:t>SVQ Level 5 Learning &amp; Development — SCQF Level 11</w:t>
+        <w:keepNext/>
+        <w:keepLines/>
+        <w:pBdr>
+          <w:bottom w:val="single" w:sz="3" w:space="3" w:color="D7D2CA"/>
+        </w:pBdr>
+        <w:spacing w:before="340" w:after="100" w:line="226" w:lineRule="exact"/>
+        <w:jc w:val="both"/>
+      </w:pPr>
+      <w:r>
+        <w:rPr>
+          <w:rFonts w:eastAsia="Arial" w:cs="Arial"/>
+          <w:b/>
+          <w:color w:val="171717"/>
+          <w:spacing w:val="16"/>
+          <w:sz w:val="19"/>
+        </w:rPr>
+        <w:t>DIGITAL, CREATIVE &amp; COMMUNICATION SKILLS</w:t>
       </w:r>
     </w:p>
     <w:p>
       <w:pPr>
-        <w:pStyle w:val="ListBullet"/>
-        <w:spacing w:after="27"/>
-        <w:ind w:left="317" w:hanging="187"/>
-      </w:pPr>
-      <w:r>
-        <w:t>SVQ Level 4 Mentoring &amp; Leadership — SCQF Level 10</w:t>
+        <w:keepLines/>
+        <w:spacing w:after="50" w:line="228" w:lineRule="exact"/>
+        <w:ind w:left="266" w:hanging="153"/>
+        <w:jc w:val="both"/>
+      </w:pPr>
+      <w:r>
+        <w:rPr>
+          <w:rFonts w:eastAsia="Arial" w:cs="Arial"/>
+          <w:b/>
+          <w:color w:val="817362"/>
+          <w:sz w:val="18"/>
+        </w:rPr>
+        <w:t xml:space="preserve">–  </w:t>
+      </w:r>
+      <w:r>
+        <w:rPr>
+          <w:rFonts w:eastAsia="Arial" w:cs="Arial"/>
+          <w:color w:val="171717"/>
+          <w:sz w:val="18"/>
+        </w:rPr>
+        <w:t>Website development, digital content and online service design.</w:t>
       </w:r>
     </w:p>
     <w:p>
       <w:pPr>
-        <w:pStyle w:val="ListBullet"/>
-        <w:spacing w:after="27"/>
-        <w:ind w:left="317" w:hanging="187"/>
-      </w:pPr>
-      <w:r>
-        <w:t>HND Community Arts</w:t>
+        <w:keepLines/>
+        <w:spacing w:after="50" w:line="228" w:lineRule="exact"/>
+        <w:ind w:left="266" w:hanging="153"/>
+        <w:jc w:val="both"/>
+      </w:pPr>
+      <w:r>
+        <w:rPr>
+          <w:rFonts w:eastAsia="Arial" w:cs="Arial"/>
+          <w:b/>
+          <w:color w:val="817362"/>
+          <w:sz w:val="18"/>
+        </w:rPr>
+        <w:t xml:space="preserve">–  </w:t>
+      </w:r>
+      <w:r>
+        <w:rPr>
+          <w:rFonts w:eastAsia="Arial" w:cs="Arial"/>
+          <w:color w:val="171717"/>
+          <w:sz w:val="18"/>
+        </w:rPr>
+        <w:t>Social media management, community engagement and audience communication.</w:t>
       </w:r>
     </w:p>
     <w:p>
       <w:pPr>
-        <w:pStyle w:val="ListBullet"/>
-        <w:spacing w:after="27"/>
-        <w:ind w:left="317" w:hanging="187"/>
-      </w:pPr>
-      <w:r>
-        <w:t>Trauma-Informed Practice Facilitator</w:t>
+        <w:keepLines/>
+        <w:spacing w:after="50" w:line="228" w:lineRule="exact"/>
+        <w:ind w:left="266" w:hanging="153"/>
+        <w:jc w:val="both"/>
+      </w:pPr>
+      <w:r>
+        <w:rPr>
+          <w:rFonts w:eastAsia="Arial" w:cs="Arial"/>
+          <w:b/>
+          <w:color w:val="817362"/>
+          <w:sz w:val="18"/>
+        </w:rPr>
+        <w:t xml:space="preserve">–  </w:t>
+      </w:r>
+      <w:r>
+        <w:rPr>
+          <w:rFonts w:eastAsia="Arial" w:cs="Arial"/>
+          <w:color w:val="171717"/>
+          <w:sz w:val="18"/>
+        </w:rPr>
+        <w:t>Adobe Creative Suite, professional photography, visual storytelling and brand presentation.</w:t>
       </w:r>
     </w:p>
     <w:p>
       <w:pPr>
-        <w:pStyle w:val="ListBullet"/>
-        <w:spacing w:after="27"/>
-        <w:ind w:left="317" w:hanging="187"/>
-      </w:pPr>
-      <w:r>
-        <w:t>Mental Health First Aid Instructor</w:t>
+        <w:keepLines/>
+        <w:spacing w:after="50" w:line="228" w:lineRule="exact"/>
+        <w:ind w:left="266" w:hanging="153"/>
+        <w:jc w:val="both"/>
+      </w:pPr>
+      <w:r>
+        <w:rPr>
+          <w:rFonts w:eastAsia="Arial" w:cs="Arial"/>
+          <w:b/>
+          <w:color w:val="817362"/>
+          <w:sz w:val="18"/>
+        </w:rPr>
+        <w:t xml:space="preserve">–  </w:t>
+      </w:r>
+      <w:r>
+        <w:rPr>
+          <w:rFonts w:eastAsia="Arial" w:cs="Arial"/>
+          <w:color w:val="171717"/>
+          <w:sz w:val="18"/>
+        </w:rPr>
+        <w:t>Working knowledge of React and TypeScript, supporting practical digital delivery and automation.</w:t>
       </w:r>
     </w:p>
     <w:p>
       <w:pPr>
-        <w:pStyle w:val="ListBullet"/>
-        <w:spacing w:after="27"/>
-        <w:ind w:left="317" w:hanging="187"/>
-      </w:pPr>
-      <w:r>
-        <w:t>Additional CPD and professional development available on request</w:t>
-      </w:r>
-    </w:p>
-    <w:p>
-      <w:pPr>
-        <w:pStyle w:val="CVSectionHeading"/>
-        <w:pBdr>
-          <w:left w:val="single" w:sz="18" w:space="4" w:color="D96B2B"/>
-          <w:bottom w:val="single" w:sz="8" w:space="2" w:color="D9D1C4"/>
-        </w:pBdr>
-      </w:pPr>
-      <w:r>
-        <w:rPr>
-          <w:caps/>
-        </w:rPr>
-        <w:t>Digital, Creative &amp; Communication Skills</w:t>
-      </w:r>
-    </w:p>
-    <w:p>
-      <w:pPr>
-        <w:pStyle w:val="ListBullet"/>
-        <w:spacing w:after="27"/>
-        <w:ind w:left="317" w:hanging="187"/>
-      </w:pPr>
-      <w:r>
-        <w:t>Website development, digital content and online service design.</w:t>
-      </w:r>
-    </w:p>
-    <w:p>
-      <w:pPr>
-        <w:pStyle w:val="ListBullet"/>
-        <w:spacing w:after="27"/>
-        <w:ind w:left="317" w:hanging="187"/>
-      </w:pPr>
-      <w:r>
-        <w:t>Social media management, community engagement and audience communication.</w:t>
-      </w:r>
-    </w:p>
-    <w:p>
-      <w:pPr>
-        <w:pStyle w:val="ListBullet"/>
-        <w:spacing w:after="27"/>
-        <w:ind w:left="317" w:hanging="187"/>
-      </w:pPr>
-      <w:r>
-        <w:t>Adobe Creative Suite, professional photography, visual storytelling and brand presentation.</w:t>
-      </w:r>
-    </w:p>
-    <w:p>
-      <w:pPr>
-        <w:pStyle w:val="ListBullet"/>
-        <w:spacing w:after="27"/>
-        <w:ind w:left="317" w:hanging="187"/>
-      </w:pPr>
-      <w:r>
-        <w:t>Working knowledge of React and TypeScript, supporting practical digital delivery and automation.</w:t>
-      </w:r>
-    </w:p>
-    <w:p>
-      <w:pPr>
-        <w:pStyle w:val="ListBullet"/>
-        <w:spacing w:after="27"/>
-        <w:ind w:left="317" w:hanging="187"/>
-      </w:pPr>
-      <w:r>
-        <w:t>AI and automation expert.</w:t>
+        <w:keepLines/>
+        <w:spacing w:after="260" w:line="228" w:lineRule="exact"/>
+        <w:ind w:left="266" w:hanging="153"/>
+        <w:jc w:val="both"/>
+      </w:pPr>
+      <w:r>
+        <w:rPr>
+          <w:rFonts w:eastAsia="Arial" w:cs="Arial"/>
+          <w:b/>
+          <w:color w:val="817362"/>
+          <w:sz w:val="18"/>
+        </w:rPr>
+        <w:t>–</w:t>
+      </w:r>
+      <w:r>
+        <w:rPr>
+          <w:rFonts w:eastAsia="Arial" w:cs="Arial"/>
+          <w:b/>
+          <w:color w:val="817362"/>
+          <w:sz w:val="18"/>
+        </w:rPr>
+        <w:t xml:space="preserve">  </w:t>
+      </w:r>
+      <w:r>
+        <w:rPr>
+          <w:rFonts w:eastAsia="Arial" w:cs="Arial"/>
+          <w:color w:val="171717"/>
+          <w:sz w:val="18"/>
+        </w:rPr>
+        <w:t>Advanced practical use of AI and automation across research, content, workflow design, digital products and service improvement.</w:t>
       </w:r>
     </w:p>
     <w:sectPr>
-      <w:pgSz w:w="11909" w:h="16834"/>
-      <w:pgMar w:top="648" w:right="893" w:bottom="605" w:left="893" w:header="360" w:footer="360" w:gutter="0"/>
+      <w:headerReference w:type="even" r:id="rId10"/>
+      <w:headerReference w:type="default" r:id="rId11"/>
+      <w:footerReference w:type="even" r:id="rId12"/>
+      <w:footerReference w:type="default" r:id="rId13"/>
+      <w:headerReference w:type="first" r:id="rId14"/>
+      <w:footerReference w:type="first" r:id="rId15"/>
+      <w:pgSz w:w="11906" w:h="16838"/>
+      <w:pgMar w:top="964" w:right="1049" w:bottom="907" w:left="1049" w:header="454" w:footer="482" w:gutter="0"/>
       <w:cols w:space="720"/>
       <w:docGrid w:linePitch="360"/>
     </w:sectPr>
   </w:body>
 </w:document>
+</file>
+
+<file path=word/endnotes.xml><?xml version="1.0" encoding="utf-8"?>
+<w:endnotes xmlns:wpc="http://schemas.microsoft.com/office/word/2010/wordprocessingCanvas" xmlns:cx="http://schemas.microsoft.com/office/drawing/2014/chartex" xmlns:cx1="http://schemas.microsoft.com/office/drawing/2015/9/8/chartex" xmlns:cx2="http://schemas.microsoft.com/office/drawing/2015/10/21/chartex" xmlns:cx3="http://schemas.microsoft.com/office/drawing/2016/5/9/chartex" xmlns:cx4="http://schemas.microsoft.com/office/drawing/2016/5/10/chartex" xmlns:cx5="http://schemas.microsoft.com/office/drawing/2016/5/11/chartex" xmlns:cx6="http://schemas.microsoft.com/office/drawing/2016/5/12/chartex" xmlns:cx7="http://schemas.microsoft.com/office/drawing/2016/5/13/chartex" xmlns:cx8="http://schemas.microsoft.com/office/drawing/2016/5/14/chartex" xmlns:mc="http://schemas.openxmlformats.org/markup-compatibility/2006" xmlns:aink="http://schemas.microsoft.com/office/drawing/2016/ink" xmlns:am3d="http://schemas.microsoft.com/office/drawing/2017/model3d" xmlns:o="urn:schemas-microsoft-com:office:office" xmlns:oel="http://schemas.microsoft.com/office/2019/extlst" xmlns:r="http://schemas.openxmlformats.org/officeDocument/2006/relationships" xmlns:m="http://schemas.openxmlformats.org/officeDocument/2006/math" xmlns:v="urn:schemas-microsoft-com:vml" xmlns:wp14="http://schemas.microsoft.com/office/word/2010/wordprocessingDrawing" xmlns:wp="http://schemas.openxmlformats.org/drawingml/2006/wordprocessingDrawing" xmlns:w10="urn:schemas-microsoft-com:office:word" xmlns:w="http://schemas.openxmlformats.org/wordprocessingml/2006/main" xmlns:w14="http://schemas.microsoft.com/office/word/2010/wordml" xmlns:w15="http://schemas.microsoft.com/office/word/2012/wordml" xmlns:w16cex="http://schemas.microsoft.com/office/word/2018/wordml/cex" xmlns:w16cid="http://schemas.microsoft.com/office/word/2016/wordml/cid" xmlns:w16="http://schemas.microsoft.com/office/word/2018/wordml" xmlns:w16du="http://schemas.microsoft.com/office/word/2023/wordml/word16du" xmlns:w16sdtdh="http://schemas.microsoft.com/office/word/2020/wordml/sdtdatahash" xmlns:w16sdtfl="http://schemas.microsoft.com/office/word/2024/wordml/sdtformatlock" xmlns:w16se="http://schemas.microsoft.com/office/word/2015/wordml/symex" xmlns:wpg="http://schemas.microsoft.com/office/word/2010/wordprocessingGroup" xmlns:wpi="http://schemas.microsoft.com/office/word/2010/wordprocessingInk" xmlns:wne="http://schemas.microsoft.com/office/word/2006/wordml" xmlns:wps="http://schemas.microsoft.com/office/word/2010/wordprocessingShape" mc:Ignorable="w14 w15 w16se w16cid w16 w16cex w16sdtdh w16sdtfl w16du wp14">
+  <w:endnote w:type="separator" w:id="-1">
+    <w:p>
+      <w:pPr>
+        <w:spacing w:line="240" w:lineRule="auto"/>
+      </w:pPr>
+      <w:r>
+        <w:separator/>
+      </w:r>
+    </w:p>
+  </w:endnote>
+  <w:endnote w:type="continuationSeparator" w:id="0">
+    <w:p>
+      <w:pPr>
+        <w:spacing w:line="240" w:lineRule="auto"/>
+      </w:pPr>
+      <w:r>
+        <w:continuationSeparator/>
+      </w:r>
+    </w:p>
+  </w:endnote>
+</w:endnotes>
+</file>
+
+<file path=word/footer1.xml><?xml version="1.0" encoding="utf-8"?>
+<w:ftr xmlns:wpc="http://schemas.microsoft.com/office/word/2010/wordprocessingCanvas" xmlns:cx="http://schemas.microsoft.com/office/drawing/2014/chartex" xmlns:cx1="http://schemas.microsoft.com/office/drawing/2015/9/8/chartex" xmlns:cx2="http://schemas.microsoft.com/office/drawing/2015/10/21/chartex" xmlns:cx3="http://schemas.microsoft.com/office/drawing/2016/5/9/chartex" xmlns:cx4="http://schemas.microsoft.com/office/drawing/2016/5/10/chartex" xmlns:cx5="http://schemas.microsoft.com/office/drawing/2016/5/11/chartex" xmlns:cx6="http://schemas.microsoft.com/office/drawing/2016/5/12/chartex" xmlns:cx7="http://schemas.microsoft.com/office/drawing/2016/5/13/chartex" xmlns:cx8="http://schemas.microsoft.com/office/drawing/2016/5/14/chartex" xmlns:mc="http://schemas.openxmlformats.org/markup-compatibility/2006" xmlns:aink="http://schemas.microsoft.com/office/drawing/2016/ink" xmlns:am3d="http://schemas.microsoft.com/office/drawing/2017/model3d" xmlns:o="urn:schemas-microsoft-com:office:office" xmlns:oel="http://schemas.microsoft.com/office/2019/extlst" xmlns:r="http://schemas.openxmlformats.org/officeDocument/2006/relationships" xmlns:m="http://schemas.openxmlformats.org/officeDocument/2006/math" xmlns:v="urn:schemas-microsoft-com:vml" xmlns:wp14="http://schemas.microsoft.com/office/word/2010/wordprocessingDrawing" xmlns:wp="http://schemas.openxmlformats.org/drawingml/2006/wordprocessingDrawing" xmlns:w10="urn:schemas-microsoft-com:office:word" xmlns:w="http://schemas.openxmlformats.org/wordprocessingml/2006/main" xmlns:w14="http://schemas.microsoft.com/office/word/2010/wordml" xmlns:w15="http://schemas.microsoft.com/office/word/2012/wordml" xmlns:w16cex="http://schemas.microsoft.com/office/word/2018/wordml/cex" xmlns:w16cid="http://schemas.microsoft.com/office/word/2016/wordml/cid" xmlns:w16="http://schemas.microsoft.com/office/word/2018/wordml" xmlns:w16du="http://schemas.microsoft.com/office/word/2023/wordml/word16du" xmlns:w16sdtdh="http://schemas.microsoft.com/office/word/2020/wordml/sdtdatahash" xmlns:w16sdtfl="http://schemas.microsoft.com/office/word/2024/wordml/sdtformatlock" xmlns:w16se="http://schemas.microsoft.com/office/word/2015/wordml/symex" xmlns:wpg="http://schemas.microsoft.com/office/word/2010/wordprocessingGroup" xmlns:wpi="http://schemas.microsoft.com/office/word/2010/wordprocessingInk" xmlns:wne="http://schemas.microsoft.com/office/word/2006/wordml" xmlns:wps="http://schemas.microsoft.com/office/word/2010/wordprocessingShape" mc:Ignorable="w14 w15 w16se w16cid w16 w16cex w16sdtdh w16sdtfl w16du wp14">
+  <w:p>
+    <w:pPr>
+      <w:pStyle w:val="Footer"/>
+    </w:pPr>
+  </w:p>
+</w:ftr>
+</file>
+
+<file path=word/footer2.xml><?xml version="1.0" encoding="utf-8"?>
+<w:ftr xmlns:wpc="http://schemas.microsoft.com/office/word/2010/wordprocessingCanvas" xmlns:cx="http://schemas.microsoft.com/office/drawing/2014/chartex" xmlns:cx1="http://schemas.microsoft.com/office/drawing/2015/9/8/chartex" xmlns:cx2="http://schemas.microsoft.com/office/drawing/2015/10/21/chartex" xmlns:cx3="http://schemas.microsoft.com/office/drawing/2016/5/9/chartex" xmlns:cx4="http://schemas.microsoft.com/office/drawing/2016/5/10/chartex" xmlns:cx5="http://schemas.microsoft.com/office/drawing/2016/5/11/chartex" xmlns:cx6="http://schemas.microsoft.com/office/drawing/2016/5/12/chartex" xmlns:cx7="http://schemas.microsoft.com/office/drawing/2016/5/13/chartex" xmlns:cx8="http://schemas.microsoft.com/office/drawing/2016/5/14/chartex" xmlns:mc="http://schemas.openxmlformats.org/markup-compatibility/2006" xmlns:aink="http://schemas.microsoft.com/office/drawing/2016/ink" xmlns:am3d="http://schemas.microsoft.com/office/drawing/2017/model3d" xmlns:o="urn:schemas-microsoft-com:office:office" xmlns:oel="http://schemas.microsoft.com/office/2019/extlst" xmlns:r="http://schemas.openxmlformats.org/officeDocument/2006/relationships" xmlns:m="http://schemas.openxmlformats.org/officeDocument/2006/math" xmlns:v="urn:schemas-microsoft-com:vml" xmlns:wp14="http://schemas.microsoft.com/office/word/2010/wordprocessingDrawing" xmlns:wp="http://schemas.openxmlformats.org/drawingml/2006/wordprocessingDrawing" xmlns:w10="urn:schemas-microsoft-com:office:word" xmlns:w="http://schemas.openxmlformats.org/wordprocessingml/2006/main" xmlns:w14="http://schemas.microsoft.com/office/word/2010/wordml" xmlns:w15="http://schemas.microsoft.com/office/word/2012/wordml" xmlns:w16cex="http://schemas.microsoft.com/office/word/2018/wordml/cex" xmlns:w16cid="http://schemas.microsoft.com/office/word/2016/wordml/cid" xmlns:w16="http://schemas.microsoft.com/office/word/2018/wordml" xmlns:w16du="http://schemas.microsoft.com/office/word/2023/wordml/word16du" xmlns:w16sdtdh="http://schemas.microsoft.com/office/word/2020/wordml/sdtdatahash" xmlns:w16sdtfl="http://schemas.microsoft.com/office/word/2024/wordml/sdtformatlock" xmlns:w16se="http://schemas.microsoft.com/office/word/2015/wordml/symex" xmlns:wpg="http://schemas.microsoft.com/office/word/2010/wordprocessingGroup" xmlns:wpi="http://schemas.microsoft.com/office/word/2010/wordprocessingInk" xmlns:wne="http://schemas.microsoft.com/office/word/2006/wordml" xmlns:wps="http://schemas.microsoft.com/office/word/2010/wordprocessingShape" mc:Ignorable="w14 w15 w16se w16cid w16 w16cex w16sdtdh w16sdtfl w16du wp14">
+  <w:p>
+    <w:pPr>
+      <w:keepLines/>
+      <w:pBdr>
+        <w:top w:val="single" w:sz="3" w:space="4" w:color="D7D2CA"/>
+      </w:pBdr>
+      <w:tabs>
+        <w:tab w:val="right" w:pos="9808"/>
+      </w:tabs>
+      <w:spacing w:line="180" w:lineRule="exact"/>
+    </w:pPr>
+    <w:r>
+      <w:rPr>
+        <w:rFonts w:eastAsia="Arial" w:cs="Arial"/>
+        <w:color w:val="606060"/>
+        <w:sz w:val="15"/>
+      </w:rPr>
+      <w:t xml:space="preserve">MARK </w:t>
+    </w:r>
+    <w:proofErr w:type="gramStart"/>
+    <w:r>
+      <w:rPr>
+        <w:rFonts w:eastAsia="Arial" w:cs="Arial"/>
+        <w:color w:val="606060"/>
+        <w:sz w:val="15"/>
+      </w:rPr>
+      <w:t>O'HARE  ·</w:t>
+    </w:r>
+    <w:proofErr w:type="gramEnd"/>
+    <w:r>
+      <w:rPr>
+        <w:rFonts w:eastAsia="Arial" w:cs="Arial"/>
+        <w:color w:val="606060"/>
+        <w:sz w:val="15"/>
+      </w:rPr>
+      <w:t xml:space="preserve">  CURRICULUM VITAE</w:t>
+    </w:r>
+    <w:r>
+      <w:rPr>
+        <w:rFonts w:eastAsia="Arial" w:cs="Arial"/>
+        <w:color w:val="606060"/>
+        <w:sz w:val="15"/>
+      </w:rPr>
+      <w:tab/>
+      <w:t xml:space="preserve">PAGE </w:t>
+    </w:r>
+    <w:r>
+      <w:rPr>
+        <w:rFonts w:eastAsia="Arial" w:cs="Arial"/>
+        <w:color w:val="606060"/>
+        <w:sz w:val="15"/>
+      </w:rPr>
+      <w:fldChar w:fldCharType="begin"/>
+    </w:r>
+    <w:r>
+      <w:rPr>
+        <w:rFonts w:eastAsia="Arial" w:cs="Arial"/>
+        <w:color w:val="606060"/>
+        <w:sz w:val="15"/>
+      </w:rPr>
+      <w:instrText xml:space="preserve"> PAGE </w:instrText>
+    </w:r>
+    <w:r>
+      <w:rPr>
+        <w:rFonts w:eastAsia="Arial" w:cs="Arial"/>
+        <w:color w:val="606060"/>
+        <w:sz w:val="15"/>
+      </w:rPr>
+      <w:fldChar w:fldCharType="separate"/>
+    </w:r>
+    <w:r>
+      <w:rPr>
+        <w:rFonts w:eastAsia="Arial" w:cs="Arial"/>
+        <w:noProof/>
+        <w:color w:val="606060"/>
+        <w:sz w:val="15"/>
+      </w:rPr>
+      <w:t>1</w:t>
+    </w:r>
+    <w:r>
+      <w:rPr>
+        <w:rFonts w:eastAsia="Arial" w:cs="Arial"/>
+        <w:color w:val="606060"/>
+        <w:sz w:val="15"/>
+      </w:rPr>
+      <w:fldChar w:fldCharType="end"/>
+    </w:r>
+  </w:p>
+</w:ftr>
+</file>
+
+<file path=word/footer3.xml><?xml version="1.0" encoding="utf-8"?>
+<w:ftr xmlns:wpc="http://schemas.microsoft.com/office/word/2010/wordprocessingCanvas" xmlns:cx="http://schemas.microsoft.com/office/drawing/2014/chartex" xmlns:cx1="http://schemas.microsoft.com/office/drawing/2015/9/8/chartex" xmlns:cx2="http://schemas.microsoft.com/office/drawing/2015/10/21/chartex" xmlns:cx3="http://schemas.microsoft.com/office/drawing/2016/5/9/chartex" xmlns:cx4="http://schemas.microsoft.com/office/drawing/2016/5/10/chartex" xmlns:cx5="http://schemas.microsoft.com/office/drawing/2016/5/11/chartex" xmlns:cx6="http://schemas.microsoft.com/office/drawing/2016/5/12/chartex" xmlns:cx7="http://schemas.microsoft.com/office/drawing/2016/5/13/chartex" xmlns:cx8="http://schemas.microsoft.com/office/drawing/2016/5/14/chartex" xmlns:mc="http://schemas.openxmlformats.org/markup-compatibility/2006" xmlns:aink="http://schemas.microsoft.com/office/drawing/2016/ink" xmlns:am3d="http://schemas.microsoft.com/office/drawing/2017/model3d" xmlns:o="urn:schemas-microsoft-com:office:office" xmlns:oel="http://schemas.microsoft.com/office/2019/extlst" xmlns:r="http://schemas.openxmlformats.org/officeDocument/2006/relationships" xmlns:m="http://schemas.openxmlformats.org/officeDocument/2006/math" xmlns:v="urn:schemas-microsoft-com:vml" xmlns:wp14="http://schemas.microsoft.com/office/word/2010/wordprocessingDrawing" xmlns:wp="http://schemas.openxmlformats.org/drawingml/2006/wordprocessingDrawing" xmlns:w10="urn:schemas-microsoft-com:office:word" xmlns:w="http://schemas.openxmlformats.org/wordprocessingml/2006/main" xmlns:w14="http://schemas.microsoft.com/office/word/2010/wordml" xmlns:w15="http://schemas.microsoft.com/office/word/2012/wordml" xmlns:w16cex="http://schemas.microsoft.com/office/word/2018/wordml/cex" xmlns:w16cid="http://schemas.microsoft.com/office/word/2016/wordml/cid" xmlns:w16="http://schemas.microsoft.com/office/word/2018/wordml" xmlns:w16du="http://schemas.microsoft.com/office/word/2023/wordml/word16du" xmlns:w16sdtdh="http://schemas.microsoft.com/office/word/2020/wordml/sdtdatahash" xmlns:w16sdtfl="http://schemas.microsoft.com/office/word/2024/wordml/sdtformatlock" xmlns:w16se="http://schemas.microsoft.com/office/word/2015/wordml/symex" xmlns:wpg="http://schemas.microsoft.com/office/word/2010/wordprocessingGroup" xmlns:wpi="http://schemas.microsoft.com/office/word/2010/wordprocessingInk" xmlns:wne="http://schemas.microsoft.com/office/word/2006/wordml" xmlns:wps="http://schemas.microsoft.com/office/word/2010/wordprocessingShape" mc:Ignorable="w14 w15 w16se w16cid w16 w16cex w16sdtdh w16sdtfl w16du wp14">
+  <w:p>
+    <w:pPr>
+      <w:pStyle w:val="Footer"/>
+    </w:pPr>
+  </w:p>
+</w:ftr>
+</file>
+
+<file path=word/footnotes.xml><?xml version="1.0" encoding="utf-8"?>
+<w:footnotes xmlns:wpc="http://schemas.microsoft.com/office/word/2010/wordprocessingCanvas" xmlns:cx="http://schemas.microsoft.com/office/drawing/2014/chartex" xmlns:cx1="http://schemas.microsoft.com/office/drawing/2015/9/8/chartex" xmlns:cx2="http://schemas.microsoft.com/office/drawing/2015/10/21/chartex" xmlns:cx3="http://schemas.microsoft.com/office/drawing/2016/5/9/chartex" xmlns:cx4="http://schemas.microsoft.com/office/drawing/2016/5/10/chartex" xmlns:cx5="http://schemas.microsoft.com/office/drawing/2016/5/11/chartex" xmlns:cx6="http://schemas.microsoft.com/office/drawing/2016/5/12/chartex" xmlns:cx7="http://schemas.microsoft.com/office/drawing/2016/5/13/chartex" xmlns:cx8="http://schemas.microsoft.com/office/drawing/2016/5/14/chartex" xmlns:mc="http://schemas.openxmlformats.org/markup-compatibility/2006" xmlns:aink="http://schemas.microsoft.com/office/drawing/2016/ink" xmlns:am3d="http://schemas.microsoft.com/office/drawing/2017/model3d" xmlns:o="urn:schemas-microsoft-com:office:office" xmlns:oel="http://schemas.microsoft.com/office/2019/extlst" xmlns:r="http://schemas.openxmlformats.org/officeDocument/2006/relationships" xmlns:m="http://schemas.openxmlformats.org/officeDocument/2006/math" xmlns:v="urn:schemas-microsoft-com:vml" xmlns:wp14="http://schemas.microsoft.com/office/word/2010/wordprocessingDrawing" xmlns:wp="http://schemas.openxmlformats.org/drawingml/2006/wordprocessingDrawing" xmlns:w10="urn:schemas-microsoft-com:office:word" xmlns:w="http://schemas.openxmlformats.org/wordprocessingml/2006/main" xmlns:w14="http://schemas.microsoft.com/office/word/2010/wordml" xmlns:w15="http://schemas.microsoft.com/office/word/2012/wordml" xmlns:w16cex="http://schemas.microsoft.com/office/word/2018/wordml/cex" xmlns:w16cid="http://schemas.microsoft.com/office/word/2016/wordml/cid" xmlns:w16="http://schemas.microsoft.com/office/word/2018/wordml" xmlns:w16du="http://schemas.microsoft.com/office/word/2023/wordml/word16du" xmlns:w16sdtdh="http://schemas.microsoft.com/office/word/2020/wordml/sdtdatahash" xmlns:w16sdtfl="http://schemas.microsoft.com/office/word/2024/wordml/sdtformatlock" xmlns:w16se="http://schemas.microsoft.com/office/word/2015/wordml/symex" xmlns:wpg="http://schemas.microsoft.com/office/word/2010/wordprocessingGroup" xmlns:wpi="http://schemas.microsoft.com/office/word/2010/wordprocessingInk" xmlns:wne="http://schemas.microsoft.com/office/word/2006/wordml" xmlns:wps="http://schemas.microsoft.com/office/word/2010/wordprocessingShape" mc:Ignorable="w14 w15 w16se w16cid w16 w16cex w16sdtdh w16sdtfl w16du wp14">
+  <w:footnote w:type="separator" w:id="-1">
+    <w:p>
+      <w:pPr>
+        <w:spacing w:line="240" w:lineRule="auto"/>
+      </w:pPr>
+      <w:r>
+        <w:separator/>
+      </w:r>
+    </w:p>
+  </w:footnote>
+  <w:footnote w:type="continuationSeparator" w:id="0">
+    <w:p>
+      <w:pPr>
+        <w:spacing w:line="240" w:lineRule="auto"/>
+      </w:pPr>
+      <w:r>
+        <w:continuationSeparator/>
+      </w:r>
+    </w:p>
+  </w:footnote>
+</w:footnotes>
+</file>
+
+<file path=word/header1.xml><?xml version="1.0" encoding="utf-8"?>
+<w:hdr xmlns:wpc="http://schemas.microsoft.com/office/word/2010/wordprocessingCanvas" xmlns:cx="http://schemas.microsoft.com/office/drawing/2014/chartex" xmlns:cx1="http://schemas.microsoft.com/office/drawing/2015/9/8/chartex" xmlns:cx2="http://schemas.microsoft.com/office/drawing/2015/10/21/chartex" xmlns:cx3="http://schemas.microsoft.com/office/drawing/2016/5/9/chartex" xmlns:cx4="http://schemas.microsoft.com/office/drawing/2016/5/10/chartex" xmlns:cx5="http://schemas.microsoft.com/office/drawing/2016/5/11/chartex" xmlns:cx6="http://schemas.microsoft.com/office/drawing/2016/5/12/chartex" xmlns:cx7="http://schemas.microsoft.com/office/drawing/2016/5/13/chartex" xmlns:cx8="http://schemas.microsoft.com/office/drawing/2016/5/14/chartex" xmlns:mc="http://schemas.openxmlformats.org/markup-compatibility/2006" xmlns:aink="http://schemas.microsoft.com/office/drawing/2016/ink" xmlns:am3d="http://schemas.microsoft.com/office/drawing/2017/model3d" xmlns:o="urn:schemas-microsoft-com:office:office" xmlns:oel="http://schemas.microsoft.com/office/2019/extlst" xmlns:r="http://schemas.openxmlformats.org/officeDocument/2006/relationships" xmlns:m="http://schemas.openxmlformats.org/officeDocument/2006/math" xmlns:v="urn:schemas-microsoft-com:vml" xmlns:wp14="http://schemas.microsoft.com/office/word/2010/wordprocessingDrawing" xmlns:wp="http://schemas.openxmlformats.org/drawingml/2006/wordprocessingDrawing" xmlns:w10="urn:schemas-microsoft-com:office:word" xmlns:w="http://schemas.openxmlformats.org/wordprocessingml/2006/main" xmlns:w14="http://schemas.microsoft.com/office/word/2010/wordml" xmlns:w15="http://schemas.microsoft.com/office/word/2012/wordml" xmlns:w16cex="http://schemas.microsoft.com/office/word/2018/wordml/cex" xmlns:w16cid="http://schemas.microsoft.com/office/word/2016/wordml/cid" xmlns:w16="http://schemas.microsoft.com/office/word/2018/wordml" xmlns:w16du="http://schemas.microsoft.com/office/word/2023/wordml/word16du" xmlns:w16sdtdh="http://schemas.microsoft.com/office/word/2020/wordml/sdtdatahash" xmlns:w16sdtfl="http://schemas.microsoft.com/office/word/2024/wordml/sdtformatlock" xmlns:w16se="http://schemas.microsoft.com/office/word/2015/wordml/symex" xmlns:wpg="http://schemas.microsoft.com/office/word/2010/wordprocessingGroup" xmlns:wpi="http://schemas.microsoft.com/office/word/2010/wordprocessingInk" xmlns:wne="http://schemas.microsoft.com/office/word/2006/wordml" xmlns:wps="http://schemas.microsoft.com/office/word/2010/wordprocessingShape" mc:Ignorable="w14 w15 w16se w16cid w16 w16cex w16sdtdh w16sdtfl w16du wp14">
+  <w:p>
+    <w:pPr>
+      <w:pStyle w:val="Header"/>
+    </w:pPr>
+  </w:p>
+</w:hdr>
+</file>
+
+<file path=word/header2.xml><?xml version="1.0" encoding="utf-8"?>
+<w:hdr xmlns:wpc="http://schemas.microsoft.com/office/word/2010/wordprocessingCanvas" xmlns:cx="http://schemas.microsoft.com/office/drawing/2014/chartex" xmlns:cx1="http://schemas.microsoft.com/office/drawing/2015/9/8/chartex" xmlns:cx2="http://schemas.microsoft.com/office/drawing/2015/10/21/chartex" xmlns:cx3="http://schemas.microsoft.com/office/drawing/2016/5/9/chartex" xmlns:cx4="http://schemas.microsoft.com/office/drawing/2016/5/10/chartex" xmlns:cx5="http://schemas.microsoft.com/office/drawing/2016/5/11/chartex" xmlns:cx6="http://schemas.microsoft.com/office/drawing/2016/5/12/chartex" xmlns:cx7="http://schemas.microsoft.com/office/drawing/2016/5/13/chartex" xmlns:cx8="http://schemas.microsoft.com/office/drawing/2016/5/14/chartex" xmlns:mc="http://schemas.openxmlformats.org/markup-compatibility/2006" xmlns:aink="http://schemas.microsoft.com/office/drawing/2016/ink" xmlns:am3d="http://schemas.microsoft.com/office/drawing/2017/model3d" xmlns:o="urn:schemas-microsoft-com:office:office" xmlns:oel="http://schemas.microsoft.com/office/2019/extlst" xmlns:r="http://schemas.openxmlformats.org/officeDocument/2006/relationships" xmlns:m="http://schemas.openxmlformats.org/officeDocument/2006/math" xmlns:v="urn:schemas-microsoft-com:vml" xmlns:wp14="http://schemas.microsoft.com/office/word/2010/wordprocessingDrawing" xmlns:wp="http://schemas.openxmlformats.org/drawingml/2006/wordprocessingDrawing" xmlns:w10="urn:schemas-microsoft-com:office:word" xmlns:w="http://schemas.openxmlformats.org/wordprocessingml/2006/main" xmlns:w14="http://schemas.microsoft.com/office/word/2010/wordml" xmlns:w15="http://schemas.microsoft.com/office/word/2012/wordml" xmlns:w16cex="http://schemas.microsoft.com/office/word/2018/wordml/cex" xmlns:w16cid="http://schemas.microsoft.com/office/word/2016/wordml/cid" xmlns:w16="http://schemas.microsoft.com/office/word/2018/wordml" xmlns:w16du="http://schemas.microsoft.com/office/word/2023/wordml/word16du" xmlns:w16sdtdh="http://schemas.microsoft.com/office/word/2020/wordml/sdtdatahash" xmlns:w16sdtfl="http://schemas.microsoft.com/office/word/2024/wordml/sdtformatlock" xmlns:w16se="http://schemas.microsoft.com/office/word/2015/wordml/symex" xmlns:wpg="http://schemas.microsoft.com/office/word/2010/wordprocessingGroup" xmlns:wpi="http://schemas.microsoft.com/office/word/2010/wordprocessingInk" xmlns:wne="http://schemas.microsoft.com/office/word/2006/wordml" xmlns:wps="http://schemas.microsoft.com/office/word/2010/wordprocessingShape" mc:Ignorable="w14 w15 w16se w16cid w16 w16cex w16sdtdh w16sdtfl w16du wp14">
+  <w:p>
+    <w:pPr>
+      <w:pStyle w:val="Header"/>
+    </w:pPr>
+  </w:p>
+</w:hdr>
+</file>
+
+<file path=word/header3.xml><?xml version="1.0" encoding="utf-8"?>
+<w:hdr xmlns:wpc="http://schemas.microsoft.com/office/word/2010/wordprocessingCanvas" xmlns:cx="http://schemas.microsoft.com/office/drawing/2014/chartex" xmlns:cx1="http://schemas.microsoft.com/office/drawing/2015/9/8/chartex" xmlns:cx2="http://schemas.microsoft.com/office/drawing/2015/10/21/chartex" xmlns:cx3="http://schemas.microsoft.com/office/drawing/2016/5/9/chartex" xmlns:cx4="http://schemas.microsoft.com/office/drawing/2016/5/10/chartex" xmlns:cx5="http://schemas.microsoft.com/office/drawing/2016/5/11/chartex" xmlns:cx6="http://schemas.microsoft.com/office/drawing/2016/5/12/chartex" xmlns:cx7="http://schemas.microsoft.com/office/drawing/2016/5/13/chartex" xmlns:cx8="http://schemas.microsoft.com/office/drawing/2016/5/14/chartex" xmlns:mc="http://schemas.openxmlformats.org/markup-compatibility/2006" xmlns:aink="http://schemas.microsoft.com/office/drawing/2016/ink" xmlns:am3d="http://schemas.microsoft.com/office/drawing/2017/model3d" xmlns:o="urn:schemas-microsoft-com:office:office" xmlns:oel="http://schemas.microsoft.com/office/2019/extlst" xmlns:r="http://schemas.openxmlformats.org/officeDocument/2006/relationships" xmlns:m="http://schemas.openxmlformats.org/officeDocument/2006/math" xmlns:v="urn:schemas-microsoft-com:vml" xmlns:wp14="http://schemas.microsoft.com/office/word/2010/wordprocessingDrawing" xmlns:wp="http://schemas.openxmlformats.org/drawingml/2006/wordprocessingDrawing" xmlns:w10="urn:schemas-microsoft-com:office:word" xmlns:w="http://schemas.openxmlformats.org/wordprocessingml/2006/main" xmlns:w14="http://schemas.microsoft.com/office/word/2010/wordml" xmlns:w15="http://schemas.microsoft.com/office/word/2012/wordml" xmlns:w16cex="http://schemas.microsoft.com/office/word/2018/wordml/cex" xmlns:w16cid="http://schemas.microsoft.com/office/word/2016/wordml/cid" xmlns:w16="http://schemas.microsoft.com/office/word/2018/wordml" xmlns:w16du="http://schemas.microsoft.com/office/word/2023/wordml/word16du" xmlns:w16sdtdh="http://schemas.microsoft.com/office/word/2020/wordml/sdtdatahash" xmlns:w16sdtfl="http://schemas.microsoft.com/office/word/2024/wordml/sdtformatlock" xmlns:w16se="http://schemas.microsoft.com/office/word/2015/wordml/symex" xmlns:wpg="http://schemas.microsoft.com/office/word/2010/wordprocessingGroup" xmlns:wpi="http://schemas.microsoft.com/office/word/2010/wordprocessingInk" xmlns:wne="http://schemas.microsoft.com/office/word/2006/wordml" xmlns:wps="http://schemas.microsoft.com/office/word/2010/wordprocessingShape" mc:Ignorable="w14 w15 w16se w16cid w16 w16cex w16sdtdh w16sdtfl w16du wp14">
+  <w:p>
+    <w:pPr>
+      <w:pStyle w:val="Header"/>
+    </w:pPr>
+  </w:p>
+</w:hdr>
 </file>
 
 <file path=word/numbering.xml><?xml version="1.0" encoding="utf-8"?>
@@ -1112,32 +3259,2379 @@
       </w:rPr>
     </w:lvl>
   </w:abstractNum>
-  <w:num w:numId="1" w16cid:durableId="1008218887">
+  <w:abstractNum w:abstractNumId="9" w15:restartNumberingAfterBreak="0">
+    <w:nsid w:val="02B16510"/>
+    <w:multiLevelType w:val="hybridMultilevel"/>
+    <w:tmpl w:val="A0E60078"/>
+    <w:lvl w:ilvl="0" w:tplc="08090001">
+      <w:start w:val="1"/>
+      <w:numFmt w:val="bullet"/>
+      <w:lvlText w:val=""/>
+      <w:lvlJc w:val="left"/>
+      <w:pPr>
+        <w:ind w:left="833" w:hanging="360"/>
+      </w:pPr>
+      <w:rPr>
+        <w:rFonts w:ascii="Symbol" w:hAnsi="Symbol" w:hint="default"/>
+      </w:rPr>
+    </w:lvl>
+    <w:lvl w:ilvl="1" w:tplc="08090003" w:tentative="1">
+      <w:start w:val="1"/>
+      <w:numFmt w:val="bullet"/>
+      <w:lvlText w:val="o"/>
+      <w:lvlJc w:val="left"/>
+      <w:pPr>
+        <w:ind w:left="1553" w:hanging="360"/>
+      </w:pPr>
+      <w:rPr>
+        <w:rFonts w:ascii="Courier New" w:hAnsi="Courier New" w:cs="Courier New" w:hint="default"/>
+      </w:rPr>
+    </w:lvl>
+    <w:lvl w:ilvl="2" w:tplc="08090005" w:tentative="1">
+      <w:start w:val="1"/>
+      <w:numFmt w:val="bullet"/>
+      <w:lvlText w:val=""/>
+      <w:lvlJc w:val="left"/>
+      <w:pPr>
+        <w:ind w:left="2273" w:hanging="360"/>
+      </w:pPr>
+      <w:rPr>
+        <w:rFonts w:ascii="Wingdings" w:hAnsi="Wingdings" w:hint="default"/>
+      </w:rPr>
+    </w:lvl>
+    <w:lvl w:ilvl="3" w:tplc="08090001" w:tentative="1">
+      <w:start w:val="1"/>
+      <w:numFmt w:val="bullet"/>
+      <w:lvlText w:val=""/>
+      <w:lvlJc w:val="left"/>
+      <w:pPr>
+        <w:ind w:left="2993" w:hanging="360"/>
+      </w:pPr>
+      <w:rPr>
+        <w:rFonts w:ascii="Symbol" w:hAnsi="Symbol" w:hint="default"/>
+      </w:rPr>
+    </w:lvl>
+    <w:lvl w:ilvl="4" w:tplc="08090003" w:tentative="1">
+      <w:start w:val="1"/>
+      <w:numFmt w:val="bullet"/>
+      <w:lvlText w:val="o"/>
+      <w:lvlJc w:val="left"/>
+      <w:pPr>
+        <w:ind w:left="3713" w:hanging="360"/>
+      </w:pPr>
+      <w:rPr>
+        <w:rFonts w:ascii="Courier New" w:hAnsi="Courier New" w:cs="Courier New" w:hint="default"/>
+      </w:rPr>
+    </w:lvl>
+    <w:lvl w:ilvl="5" w:tplc="08090005" w:tentative="1">
+      <w:start w:val="1"/>
+      <w:numFmt w:val="bullet"/>
+      <w:lvlText w:val=""/>
+      <w:lvlJc w:val="left"/>
+      <w:pPr>
+        <w:ind w:left="4433" w:hanging="360"/>
+      </w:pPr>
+      <w:rPr>
+        <w:rFonts w:ascii="Wingdings" w:hAnsi="Wingdings" w:hint="default"/>
+      </w:rPr>
+    </w:lvl>
+    <w:lvl w:ilvl="6" w:tplc="08090001" w:tentative="1">
+      <w:start w:val="1"/>
+      <w:numFmt w:val="bullet"/>
+      <w:lvlText w:val=""/>
+      <w:lvlJc w:val="left"/>
+      <w:pPr>
+        <w:ind w:left="5153" w:hanging="360"/>
+      </w:pPr>
+      <w:rPr>
+        <w:rFonts w:ascii="Symbol" w:hAnsi="Symbol" w:hint="default"/>
+      </w:rPr>
+    </w:lvl>
+    <w:lvl w:ilvl="7" w:tplc="08090003" w:tentative="1">
+      <w:start w:val="1"/>
+      <w:numFmt w:val="bullet"/>
+      <w:lvlText w:val="o"/>
+      <w:lvlJc w:val="left"/>
+      <w:pPr>
+        <w:ind w:left="5873" w:hanging="360"/>
+      </w:pPr>
+      <w:rPr>
+        <w:rFonts w:ascii="Courier New" w:hAnsi="Courier New" w:cs="Courier New" w:hint="default"/>
+      </w:rPr>
+    </w:lvl>
+    <w:lvl w:ilvl="8" w:tplc="08090005" w:tentative="1">
+      <w:start w:val="1"/>
+      <w:numFmt w:val="bullet"/>
+      <w:lvlText w:val=""/>
+      <w:lvlJc w:val="left"/>
+      <w:pPr>
+        <w:ind w:left="6593" w:hanging="360"/>
+      </w:pPr>
+      <w:rPr>
+        <w:rFonts w:ascii="Wingdings" w:hAnsi="Wingdings" w:hint="default"/>
+      </w:rPr>
+    </w:lvl>
+  </w:abstractNum>
+  <w:abstractNum w:abstractNumId="10" w15:restartNumberingAfterBreak="0">
+    <w:nsid w:val="0EDB213B"/>
+    <w:multiLevelType w:val="hybridMultilevel"/>
+    <w:tmpl w:val="18107A5C"/>
+    <w:lvl w:ilvl="0" w:tplc="08090001">
+      <w:start w:val="1"/>
+      <w:numFmt w:val="bullet"/>
+      <w:lvlText w:val=""/>
+      <w:lvlJc w:val="left"/>
+      <w:pPr>
+        <w:ind w:left="720" w:hanging="360"/>
+      </w:pPr>
+      <w:rPr>
+        <w:rFonts w:ascii="Symbol" w:hAnsi="Symbol" w:hint="default"/>
+      </w:rPr>
+    </w:lvl>
+    <w:lvl w:ilvl="1" w:tplc="08090003" w:tentative="1">
+      <w:start w:val="1"/>
+      <w:numFmt w:val="bullet"/>
+      <w:lvlText w:val="o"/>
+      <w:lvlJc w:val="left"/>
+      <w:pPr>
+        <w:ind w:left="1440" w:hanging="360"/>
+      </w:pPr>
+      <w:rPr>
+        <w:rFonts w:ascii="Courier New" w:hAnsi="Courier New" w:cs="Courier New" w:hint="default"/>
+      </w:rPr>
+    </w:lvl>
+    <w:lvl w:ilvl="2" w:tplc="08090005" w:tentative="1">
+      <w:start w:val="1"/>
+      <w:numFmt w:val="bullet"/>
+      <w:lvlText w:val=""/>
+      <w:lvlJc w:val="left"/>
+      <w:pPr>
+        <w:ind w:left="2160" w:hanging="360"/>
+      </w:pPr>
+      <w:rPr>
+        <w:rFonts w:ascii="Wingdings" w:hAnsi="Wingdings" w:hint="default"/>
+      </w:rPr>
+    </w:lvl>
+    <w:lvl w:ilvl="3" w:tplc="08090001" w:tentative="1">
+      <w:start w:val="1"/>
+      <w:numFmt w:val="bullet"/>
+      <w:lvlText w:val=""/>
+      <w:lvlJc w:val="left"/>
+      <w:pPr>
+        <w:ind w:left="2880" w:hanging="360"/>
+      </w:pPr>
+      <w:rPr>
+        <w:rFonts w:ascii="Symbol" w:hAnsi="Symbol" w:hint="default"/>
+      </w:rPr>
+    </w:lvl>
+    <w:lvl w:ilvl="4" w:tplc="08090003" w:tentative="1">
+      <w:start w:val="1"/>
+      <w:numFmt w:val="bullet"/>
+      <w:lvlText w:val="o"/>
+      <w:lvlJc w:val="left"/>
+      <w:pPr>
+        <w:ind w:left="3600" w:hanging="360"/>
+      </w:pPr>
+      <w:rPr>
+        <w:rFonts w:ascii="Courier New" w:hAnsi="Courier New" w:cs="Courier New" w:hint="default"/>
+      </w:rPr>
+    </w:lvl>
+    <w:lvl w:ilvl="5" w:tplc="08090005" w:tentative="1">
+      <w:start w:val="1"/>
+      <w:numFmt w:val="bullet"/>
+      <w:lvlText w:val=""/>
+      <w:lvlJc w:val="left"/>
+      <w:pPr>
+        <w:ind w:left="4320" w:hanging="360"/>
+      </w:pPr>
+      <w:rPr>
+        <w:rFonts w:ascii="Wingdings" w:hAnsi="Wingdings" w:hint="default"/>
+      </w:rPr>
+    </w:lvl>
+    <w:lvl w:ilvl="6" w:tplc="08090001" w:tentative="1">
+      <w:start w:val="1"/>
+      <w:numFmt w:val="bullet"/>
+      <w:lvlText w:val=""/>
+      <w:lvlJc w:val="left"/>
+      <w:pPr>
+        <w:ind w:left="5040" w:hanging="360"/>
+      </w:pPr>
+      <w:rPr>
+        <w:rFonts w:ascii="Symbol" w:hAnsi="Symbol" w:hint="default"/>
+      </w:rPr>
+    </w:lvl>
+    <w:lvl w:ilvl="7" w:tplc="08090003" w:tentative="1">
+      <w:start w:val="1"/>
+      <w:numFmt w:val="bullet"/>
+      <w:lvlText w:val="o"/>
+      <w:lvlJc w:val="left"/>
+      <w:pPr>
+        <w:ind w:left="5760" w:hanging="360"/>
+      </w:pPr>
+      <w:rPr>
+        <w:rFonts w:ascii="Courier New" w:hAnsi="Courier New" w:cs="Courier New" w:hint="default"/>
+      </w:rPr>
+    </w:lvl>
+    <w:lvl w:ilvl="8" w:tplc="08090005" w:tentative="1">
+      <w:start w:val="1"/>
+      <w:numFmt w:val="bullet"/>
+      <w:lvlText w:val=""/>
+      <w:lvlJc w:val="left"/>
+      <w:pPr>
+        <w:ind w:left="6480" w:hanging="360"/>
+      </w:pPr>
+      <w:rPr>
+        <w:rFonts w:ascii="Wingdings" w:hAnsi="Wingdings" w:hint="default"/>
+      </w:rPr>
+    </w:lvl>
+  </w:abstractNum>
+  <w:abstractNum w:abstractNumId="11" w15:restartNumberingAfterBreak="0">
+    <w:nsid w:val="15081041"/>
+    <w:multiLevelType w:val="multilevel"/>
+    <w:tmpl w:val="725CC850"/>
+    <w:lvl w:ilvl="0">
+      <w:start w:val="1"/>
+      <w:numFmt w:val="bullet"/>
+      <w:lvlText w:val=""/>
+      <w:lvlJc w:val="left"/>
+      <w:pPr>
+        <w:tabs>
+          <w:tab w:val="num" w:pos="720"/>
+        </w:tabs>
+        <w:ind w:left="720" w:hanging="360"/>
+      </w:pPr>
+      <w:rPr>
+        <w:rFonts w:ascii="Symbol" w:hAnsi="Symbol" w:hint="default"/>
+        <w:sz w:val="20"/>
+      </w:rPr>
+    </w:lvl>
+    <w:lvl w:ilvl="1" w:tentative="1">
+      <w:start w:val="1"/>
+      <w:numFmt w:val="bullet"/>
+      <w:lvlText w:val=""/>
+      <w:lvlJc w:val="left"/>
+      <w:pPr>
+        <w:tabs>
+          <w:tab w:val="num" w:pos="1440"/>
+        </w:tabs>
+        <w:ind w:left="1440" w:hanging="360"/>
+      </w:pPr>
+      <w:rPr>
+        <w:rFonts w:ascii="Symbol" w:hAnsi="Symbol" w:hint="default"/>
+        <w:sz w:val="20"/>
+      </w:rPr>
+    </w:lvl>
+    <w:lvl w:ilvl="2" w:tentative="1">
+      <w:start w:val="1"/>
+      <w:numFmt w:val="bullet"/>
+      <w:lvlText w:val=""/>
+      <w:lvlJc w:val="left"/>
+      <w:pPr>
+        <w:tabs>
+          <w:tab w:val="num" w:pos="2160"/>
+        </w:tabs>
+        <w:ind w:left="2160" w:hanging="360"/>
+      </w:pPr>
+      <w:rPr>
+        <w:rFonts w:ascii="Symbol" w:hAnsi="Symbol" w:hint="default"/>
+        <w:sz w:val="20"/>
+      </w:rPr>
+    </w:lvl>
+    <w:lvl w:ilvl="3" w:tentative="1">
+      <w:start w:val="1"/>
+      <w:numFmt w:val="bullet"/>
+      <w:lvlText w:val=""/>
+      <w:lvlJc w:val="left"/>
+      <w:pPr>
+        <w:tabs>
+          <w:tab w:val="num" w:pos="2880"/>
+        </w:tabs>
+        <w:ind w:left="2880" w:hanging="360"/>
+      </w:pPr>
+      <w:rPr>
+        <w:rFonts w:ascii="Symbol" w:hAnsi="Symbol" w:hint="default"/>
+        <w:sz w:val="20"/>
+      </w:rPr>
+    </w:lvl>
+    <w:lvl w:ilvl="4" w:tentative="1">
+      <w:start w:val="1"/>
+      <w:numFmt w:val="bullet"/>
+      <w:lvlText w:val=""/>
+      <w:lvlJc w:val="left"/>
+      <w:pPr>
+        <w:tabs>
+          <w:tab w:val="num" w:pos="3600"/>
+        </w:tabs>
+        <w:ind w:left="3600" w:hanging="360"/>
+      </w:pPr>
+      <w:rPr>
+        <w:rFonts w:ascii="Symbol" w:hAnsi="Symbol" w:hint="default"/>
+        <w:sz w:val="20"/>
+      </w:rPr>
+    </w:lvl>
+    <w:lvl w:ilvl="5" w:tentative="1">
+      <w:start w:val="1"/>
+      <w:numFmt w:val="bullet"/>
+      <w:lvlText w:val=""/>
+      <w:lvlJc w:val="left"/>
+      <w:pPr>
+        <w:tabs>
+          <w:tab w:val="num" w:pos="4320"/>
+        </w:tabs>
+        <w:ind w:left="4320" w:hanging="360"/>
+      </w:pPr>
+      <w:rPr>
+        <w:rFonts w:ascii="Symbol" w:hAnsi="Symbol" w:hint="default"/>
+        <w:sz w:val="20"/>
+      </w:rPr>
+    </w:lvl>
+    <w:lvl w:ilvl="6" w:tentative="1">
+      <w:start w:val="1"/>
+      <w:numFmt w:val="bullet"/>
+      <w:lvlText w:val=""/>
+      <w:lvlJc w:val="left"/>
+      <w:pPr>
+        <w:tabs>
+          <w:tab w:val="num" w:pos="5040"/>
+        </w:tabs>
+        <w:ind w:left="5040" w:hanging="360"/>
+      </w:pPr>
+      <w:rPr>
+        <w:rFonts w:ascii="Symbol" w:hAnsi="Symbol" w:hint="default"/>
+        <w:sz w:val="20"/>
+      </w:rPr>
+    </w:lvl>
+    <w:lvl w:ilvl="7" w:tentative="1">
+      <w:start w:val="1"/>
+      <w:numFmt w:val="bullet"/>
+      <w:lvlText w:val=""/>
+      <w:lvlJc w:val="left"/>
+      <w:pPr>
+        <w:tabs>
+          <w:tab w:val="num" w:pos="5760"/>
+        </w:tabs>
+        <w:ind w:left="5760" w:hanging="360"/>
+      </w:pPr>
+      <w:rPr>
+        <w:rFonts w:ascii="Symbol" w:hAnsi="Symbol" w:hint="default"/>
+        <w:sz w:val="20"/>
+      </w:rPr>
+    </w:lvl>
+    <w:lvl w:ilvl="8" w:tentative="1">
+      <w:start w:val="1"/>
+      <w:numFmt w:val="bullet"/>
+      <w:lvlText w:val=""/>
+      <w:lvlJc w:val="left"/>
+      <w:pPr>
+        <w:tabs>
+          <w:tab w:val="num" w:pos="6480"/>
+        </w:tabs>
+        <w:ind w:left="6480" w:hanging="360"/>
+      </w:pPr>
+      <w:rPr>
+        <w:rFonts w:ascii="Symbol" w:hAnsi="Symbol" w:hint="default"/>
+        <w:sz w:val="20"/>
+      </w:rPr>
+    </w:lvl>
+  </w:abstractNum>
+  <w:abstractNum w:abstractNumId="12" w15:restartNumberingAfterBreak="0">
+    <w:nsid w:val="249C2401"/>
+    <w:multiLevelType w:val="multilevel"/>
+    <w:tmpl w:val="CD1AFC0A"/>
+    <w:lvl w:ilvl="0">
+      <w:start w:val="1"/>
+      <w:numFmt w:val="bullet"/>
+      <w:lvlText w:val=""/>
+      <w:lvlJc w:val="left"/>
+      <w:pPr>
+        <w:tabs>
+          <w:tab w:val="num" w:pos="720"/>
+        </w:tabs>
+        <w:ind w:left="720" w:hanging="360"/>
+      </w:pPr>
+      <w:rPr>
+        <w:rFonts w:ascii="Symbol" w:hAnsi="Symbol" w:hint="default"/>
+        <w:sz w:val="20"/>
+      </w:rPr>
+    </w:lvl>
+    <w:lvl w:ilvl="1" w:tentative="1">
+      <w:start w:val="1"/>
+      <w:numFmt w:val="bullet"/>
+      <w:lvlText w:val=""/>
+      <w:lvlJc w:val="left"/>
+      <w:pPr>
+        <w:tabs>
+          <w:tab w:val="num" w:pos="1440"/>
+        </w:tabs>
+        <w:ind w:left="1440" w:hanging="360"/>
+      </w:pPr>
+      <w:rPr>
+        <w:rFonts w:ascii="Symbol" w:hAnsi="Symbol" w:hint="default"/>
+        <w:sz w:val="20"/>
+      </w:rPr>
+    </w:lvl>
+    <w:lvl w:ilvl="2" w:tentative="1">
+      <w:start w:val="1"/>
+      <w:numFmt w:val="bullet"/>
+      <w:lvlText w:val=""/>
+      <w:lvlJc w:val="left"/>
+      <w:pPr>
+        <w:tabs>
+          <w:tab w:val="num" w:pos="2160"/>
+        </w:tabs>
+        <w:ind w:left="2160" w:hanging="360"/>
+      </w:pPr>
+      <w:rPr>
+        <w:rFonts w:ascii="Symbol" w:hAnsi="Symbol" w:hint="default"/>
+        <w:sz w:val="20"/>
+      </w:rPr>
+    </w:lvl>
+    <w:lvl w:ilvl="3" w:tentative="1">
+      <w:start w:val="1"/>
+      <w:numFmt w:val="bullet"/>
+      <w:lvlText w:val=""/>
+      <w:lvlJc w:val="left"/>
+      <w:pPr>
+        <w:tabs>
+          <w:tab w:val="num" w:pos="2880"/>
+        </w:tabs>
+        <w:ind w:left="2880" w:hanging="360"/>
+      </w:pPr>
+      <w:rPr>
+        <w:rFonts w:ascii="Symbol" w:hAnsi="Symbol" w:hint="default"/>
+        <w:sz w:val="20"/>
+      </w:rPr>
+    </w:lvl>
+    <w:lvl w:ilvl="4" w:tentative="1">
+      <w:start w:val="1"/>
+      <w:numFmt w:val="bullet"/>
+      <w:lvlText w:val=""/>
+      <w:lvlJc w:val="left"/>
+      <w:pPr>
+        <w:tabs>
+          <w:tab w:val="num" w:pos="3600"/>
+        </w:tabs>
+        <w:ind w:left="3600" w:hanging="360"/>
+      </w:pPr>
+      <w:rPr>
+        <w:rFonts w:ascii="Symbol" w:hAnsi="Symbol" w:hint="default"/>
+        <w:sz w:val="20"/>
+      </w:rPr>
+    </w:lvl>
+    <w:lvl w:ilvl="5" w:tentative="1">
+      <w:start w:val="1"/>
+      <w:numFmt w:val="bullet"/>
+      <w:lvlText w:val=""/>
+      <w:lvlJc w:val="left"/>
+      <w:pPr>
+        <w:tabs>
+          <w:tab w:val="num" w:pos="4320"/>
+        </w:tabs>
+        <w:ind w:left="4320" w:hanging="360"/>
+      </w:pPr>
+      <w:rPr>
+        <w:rFonts w:ascii="Symbol" w:hAnsi="Symbol" w:hint="default"/>
+        <w:sz w:val="20"/>
+      </w:rPr>
+    </w:lvl>
+    <w:lvl w:ilvl="6" w:tentative="1">
+      <w:start w:val="1"/>
+      <w:numFmt w:val="bullet"/>
+      <w:lvlText w:val=""/>
+      <w:lvlJc w:val="left"/>
+      <w:pPr>
+        <w:tabs>
+          <w:tab w:val="num" w:pos="5040"/>
+        </w:tabs>
+        <w:ind w:left="5040" w:hanging="360"/>
+      </w:pPr>
+      <w:rPr>
+        <w:rFonts w:ascii="Symbol" w:hAnsi="Symbol" w:hint="default"/>
+        <w:sz w:val="20"/>
+      </w:rPr>
+    </w:lvl>
+    <w:lvl w:ilvl="7" w:tentative="1">
+      <w:start w:val="1"/>
+      <w:numFmt w:val="bullet"/>
+      <w:lvlText w:val=""/>
+      <w:lvlJc w:val="left"/>
+      <w:pPr>
+        <w:tabs>
+          <w:tab w:val="num" w:pos="5760"/>
+        </w:tabs>
+        <w:ind w:left="5760" w:hanging="360"/>
+      </w:pPr>
+      <w:rPr>
+        <w:rFonts w:ascii="Symbol" w:hAnsi="Symbol" w:hint="default"/>
+        <w:sz w:val="20"/>
+      </w:rPr>
+    </w:lvl>
+    <w:lvl w:ilvl="8" w:tentative="1">
+      <w:start w:val="1"/>
+      <w:numFmt w:val="bullet"/>
+      <w:lvlText w:val=""/>
+      <w:lvlJc w:val="left"/>
+      <w:pPr>
+        <w:tabs>
+          <w:tab w:val="num" w:pos="6480"/>
+        </w:tabs>
+        <w:ind w:left="6480" w:hanging="360"/>
+      </w:pPr>
+      <w:rPr>
+        <w:rFonts w:ascii="Symbol" w:hAnsi="Symbol" w:hint="default"/>
+        <w:sz w:val="20"/>
+      </w:rPr>
+    </w:lvl>
+  </w:abstractNum>
+  <w:abstractNum w:abstractNumId="13" w15:restartNumberingAfterBreak="0">
+    <w:nsid w:val="2FDA7B62"/>
+    <w:multiLevelType w:val="multilevel"/>
+    <w:tmpl w:val="5AA61A1C"/>
+    <w:lvl w:ilvl="0">
+      <w:start w:val="1"/>
+      <w:numFmt w:val="bullet"/>
+      <w:lvlText w:val=""/>
+      <w:lvlJc w:val="left"/>
+      <w:pPr>
+        <w:tabs>
+          <w:tab w:val="num" w:pos="720"/>
+        </w:tabs>
+        <w:ind w:left="720" w:hanging="360"/>
+      </w:pPr>
+      <w:rPr>
+        <w:rFonts w:ascii="Symbol" w:hAnsi="Symbol" w:hint="default"/>
+        <w:sz w:val="20"/>
+      </w:rPr>
+    </w:lvl>
+    <w:lvl w:ilvl="1" w:tentative="1">
+      <w:start w:val="1"/>
+      <w:numFmt w:val="bullet"/>
+      <w:lvlText w:val=""/>
+      <w:lvlJc w:val="left"/>
+      <w:pPr>
+        <w:tabs>
+          <w:tab w:val="num" w:pos="1440"/>
+        </w:tabs>
+        <w:ind w:left="1440" w:hanging="360"/>
+      </w:pPr>
+      <w:rPr>
+        <w:rFonts w:ascii="Symbol" w:hAnsi="Symbol" w:hint="default"/>
+        <w:sz w:val="20"/>
+      </w:rPr>
+    </w:lvl>
+    <w:lvl w:ilvl="2" w:tentative="1">
+      <w:start w:val="1"/>
+      <w:numFmt w:val="bullet"/>
+      <w:lvlText w:val=""/>
+      <w:lvlJc w:val="left"/>
+      <w:pPr>
+        <w:tabs>
+          <w:tab w:val="num" w:pos="2160"/>
+        </w:tabs>
+        <w:ind w:left="2160" w:hanging="360"/>
+      </w:pPr>
+      <w:rPr>
+        <w:rFonts w:ascii="Symbol" w:hAnsi="Symbol" w:hint="default"/>
+        <w:sz w:val="20"/>
+      </w:rPr>
+    </w:lvl>
+    <w:lvl w:ilvl="3" w:tentative="1">
+      <w:start w:val="1"/>
+      <w:numFmt w:val="bullet"/>
+      <w:lvlText w:val=""/>
+      <w:lvlJc w:val="left"/>
+      <w:pPr>
+        <w:tabs>
+          <w:tab w:val="num" w:pos="2880"/>
+        </w:tabs>
+        <w:ind w:left="2880" w:hanging="360"/>
+      </w:pPr>
+      <w:rPr>
+        <w:rFonts w:ascii="Symbol" w:hAnsi="Symbol" w:hint="default"/>
+        <w:sz w:val="20"/>
+      </w:rPr>
+    </w:lvl>
+    <w:lvl w:ilvl="4" w:tentative="1">
+      <w:start w:val="1"/>
+      <w:numFmt w:val="bullet"/>
+      <w:lvlText w:val=""/>
+      <w:lvlJc w:val="left"/>
+      <w:pPr>
+        <w:tabs>
+          <w:tab w:val="num" w:pos="3600"/>
+        </w:tabs>
+        <w:ind w:left="3600" w:hanging="360"/>
+      </w:pPr>
+      <w:rPr>
+        <w:rFonts w:ascii="Symbol" w:hAnsi="Symbol" w:hint="default"/>
+        <w:sz w:val="20"/>
+      </w:rPr>
+    </w:lvl>
+    <w:lvl w:ilvl="5" w:tentative="1">
+      <w:start w:val="1"/>
+      <w:numFmt w:val="bullet"/>
+      <w:lvlText w:val=""/>
+      <w:lvlJc w:val="left"/>
+      <w:pPr>
+        <w:tabs>
+          <w:tab w:val="num" w:pos="4320"/>
+        </w:tabs>
+        <w:ind w:left="4320" w:hanging="360"/>
+      </w:pPr>
+      <w:rPr>
+        <w:rFonts w:ascii="Symbol" w:hAnsi="Symbol" w:hint="default"/>
+        <w:sz w:val="20"/>
+      </w:rPr>
+    </w:lvl>
+    <w:lvl w:ilvl="6" w:tentative="1">
+      <w:start w:val="1"/>
+      <w:numFmt w:val="bullet"/>
+      <w:lvlText w:val=""/>
+      <w:lvlJc w:val="left"/>
+      <w:pPr>
+        <w:tabs>
+          <w:tab w:val="num" w:pos="5040"/>
+        </w:tabs>
+        <w:ind w:left="5040" w:hanging="360"/>
+      </w:pPr>
+      <w:rPr>
+        <w:rFonts w:ascii="Symbol" w:hAnsi="Symbol" w:hint="default"/>
+        <w:sz w:val="20"/>
+      </w:rPr>
+    </w:lvl>
+    <w:lvl w:ilvl="7" w:tentative="1">
+      <w:start w:val="1"/>
+      <w:numFmt w:val="bullet"/>
+      <w:lvlText w:val=""/>
+      <w:lvlJc w:val="left"/>
+      <w:pPr>
+        <w:tabs>
+          <w:tab w:val="num" w:pos="5760"/>
+        </w:tabs>
+        <w:ind w:left="5760" w:hanging="360"/>
+      </w:pPr>
+      <w:rPr>
+        <w:rFonts w:ascii="Symbol" w:hAnsi="Symbol" w:hint="default"/>
+        <w:sz w:val="20"/>
+      </w:rPr>
+    </w:lvl>
+    <w:lvl w:ilvl="8" w:tentative="1">
+      <w:start w:val="1"/>
+      <w:numFmt w:val="bullet"/>
+      <w:lvlText w:val=""/>
+      <w:lvlJc w:val="left"/>
+      <w:pPr>
+        <w:tabs>
+          <w:tab w:val="num" w:pos="6480"/>
+        </w:tabs>
+        <w:ind w:left="6480" w:hanging="360"/>
+      </w:pPr>
+      <w:rPr>
+        <w:rFonts w:ascii="Symbol" w:hAnsi="Symbol" w:hint="default"/>
+        <w:sz w:val="20"/>
+      </w:rPr>
+    </w:lvl>
+  </w:abstractNum>
+  <w:abstractNum w:abstractNumId="14" w15:restartNumberingAfterBreak="0">
+    <w:nsid w:val="34265D67"/>
+    <w:multiLevelType w:val="hybridMultilevel"/>
+    <w:tmpl w:val="F17246B0"/>
+    <w:lvl w:ilvl="0" w:tplc="08090001">
+      <w:start w:val="1"/>
+      <w:numFmt w:val="bullet"/>
+      <w:lvlText w:val=""/>
+      <w:lvlJc w:val="left"/>
+      <w:pPr>
+        <w:ind w:left="720" w:hanging="360"/>
+      </w:pPr>
+      <w:rPr>
+        <w:rFonts w:ascii="Symbol" w:hAnsi="Symbol" w:hint="default"/>
+      </w:rPr>
+    </w:lvl>
+    <w:lvl w:ilvl="1" w:tplc="08090003" w:tentative="1">
+      <w:start w:val="1"/>
+      <w:numFmt w:val="bullet"/>
+      <w:lvlText w:val="o"/>
+      <w:lvlJc w:val="left"/>
+      <w:pPr>
+        <w:ind w:left="1440" w:hanging="360"/>
+      </w:pPr>
+      <w:rPr>
+        <w:rFonts w:ascii="Courier New" w:hAnsi="Courier New" w:cs="Courier New" w:hint="default"/>
+      </w:rPr>
+    </w:lvl>
+    <w:lvl w:ilvl="2" w:tplc="08090005" w:tentative="1">
+      <w:start w:val="1"/>
+      <w:numFmt w:val="bullet"/>
+      <w:lvlText w:val=""/>
+      <w:lvlJc w:val="left"/>
+      <w:pPr>
+        <w:ind w:left="2160" w:hanging="360"/>
+      </w:pPr>
+      <w:rPr>
+        <w:rFonts w:ascii="Wingdings" w:hAnsi="Wingdings" w:hint="default"/>
+      </w:rPr>
+    </w:lvl>
+    <w:lvl w:ilvl="3" w:tplc="08090001" w:tentative="1">
+      <w:start w:val="1"/>
+      <w:numFmt w:val="bullet"/>
+      <w:lvlText w:val=""/>
+      <w:lvlJc w:val="left"/>
+      <w:pPr>
+        <w:ind w:left="2880" w:hanging="360"/>
+      </w:pPr>
+      <w:rPr>
+        <w:rFonts w:ascii="Symbol" w:hAnsi="Symbol" w:hint="default"/>
+      </w:rPr>
+    </w:lvl>
+    <w:lvl w:ilvl="4" w:tplc="08090003" w:tentative="1">
+      <w:start w:val="1"/>
+      <w:numFmt w:val="bullet"/>
+      <w:lvlText w:val="o"/>
+      <w:lvlJc w:val="left"/>
+      <w:pPr>
+        <w:ind w:left="3600" w:hanging="360"/>
+      </w:pPr>
+      <w:rPr>
+        <w:rFonts w:ascii="Courier New" w:hAnsi="Courier New" w:cs="Courier New" w:hint="default"/>
+      </w:rPr>
+    </w:lvl>
+    <w:lvl w:ilvl="5" w:tplc="08090005" w:tentative="1">
+      <w:start w:val="1"/>
+      <w:numFmt w:val="bullet"/>
+      <w:lvlText w:val=""/>
+      <w:lvlJc w:val="left"/>
+      <w:pPr>
+        <w:ind w:left="4320" w:hanging="360"/>
+      </w:pPr>
+      <w:rPr>
+        <w:rFonts w:ascii="Wingdings" w:hAnsi="Wingdings" w:hint="default"/>
+      </w:rPr>
+    </w:lvl>
+    <w:lvl w:ilvl="6" w:tplc="08090001" w:tentative="1">
+      <w:start w:val="1"/>
+      <w:numFmt w:val="bullet"/>
+      <w:lvlText w:val=""/>
+      <w:lvlJc w:val="left"/>
+      <w:pPr>
+        <w:ind w:left="5040" w:hanging="360"/>
+      </w:pPr>
+      <w:rPr>
+        <w:rFonts w:ascii="Symbol" w:hAnsi="Symbol" w:hint="default"/>
+      </w:rPr>
+    </w:lvl>
+    <w:lvl w:ilvl="7" w:tplc="08090003" w:tentative="1">
+      <w:start w:val="1"/>
+      <w:numFmt w:val="bullet"/>
+      <w:lvlText w:val="o"/>
+      <w:lvlJc w:val="left"/>
+      <w:pPr>
+        <w:ind w:left="5760" w:hanging="360"/>
+      </w:pPr>
+      <w:rPr>
+        <w:rFonts w:ascii="Courier New" w:hAnsi="Courier New" w:cs="Courier New" w:hint="default"/>
+      </w:rPr>
+    </w:lvl>
+    <w:lvl w:ilvl="8" w:tplc="08090005" w:tentative="1">
+      <w:start w:val="1"/>
+      <w:numFmt w:val="bullet"/>
+      <w:lvlText w:val=""/>
+      <w:lvlJc w:val="left"/>
+      <w:pPr>
+        <w:ind w:left="6480" w:hanging="360"/>
+      </w:pPr>
+      <w:rPr>
+        <w:rFonts w:ascii="Wingdings" w:hAnsi="Wingdings" w:hint="default"/>
+      </w:rPr>
+    </w:lvl>
+  </w:abstractNum>
+  <w:abstractNum w:abstractNumId="15" w15:restartNumberingAfterBreak="0">
+    <w:nsid w:val="37D05308"/>
+    <w:multiLevelType w:val="hybridMultilevel"/>
+    <w:tmpl w:val="1C124FD2"/>
+    <w:lvl w:ilvl="0" w:tplc="08090001">
+      <w:start w:val="1"/>
+      <w:numFmt w:val="bullet"/>
+      <w:lvlText w:val=""/>
+      <w:lvlJc w:val="left"/>
+      <w:pPr>
+        <w:ind w:left="833" w:hanging="360"/>
+      </w:pPr>
+      <w:rPr>
+        <w:rFonts w:ascii="Symbol" w:hAnsi="Symbol" w:hint="default"/>
+      </w:rPr>
+    </w:lvl>
+    <w:lvl w:ilvl="1" w:tplc="08090003" w:tentative="1">
+      <w:start w:val="1"/>
+      <w:numFmt w:val="bullet"/>
+      <w:lvlText w:val="o"/>
+      <w:lvlJc w:val="left"/>
+      <w:pPr>
+        <w:ind w:left="1553" w:hanging="360"/>
+      </w:pPr>
+      <w:rPr>
+        <w:rFonts w:ascii="Courier New" w:hAnsi="Courier New" w:cs="Courier New" w:hint="default"/>
+      </w:rPr>
+    </w:lvl>
+    <w:lvl w:ilvl="2" w:tplc="08090005" w:tentative="1">
+      <w:start w:val="1"/>
+      <w:numFmt w:val="bullet"/>
+      <w:lvlText w:val=""/>
+      <w:lvlJc w:val="left"/>
+      <w:pPr>
+        <w:ind w:left="2273" w:hanging="360"/>
+      </w:pPr>
+      <w:rPr>
+        <w:rFonts w:ascii="Wingdings" w:hAnsi="Wingdings" w:hint="default"/>
+      </w:rPr>
+    </w:lvl>
+    <w:lvl w:ilvl="3" w:tplc="08090001" w:tentative="1">
+      <w:start w:val="1"/>
+      <w:numFmt w:val="bullet"/>
+      <w:lvlText w:val=""/>
+      <w:lvlJc w:val="left"/>
+      <w:pPr>
+        <w:ind w:left="2993" w:hanging="360"/>
+      </w:pPr>
+      <w:rPr>
+        <w:rFonts w:ascii="Symbol" w:hAnsi="Symbol" w:hint="default"/>
+      </w:rPr>
+    </w:lvl>
+    <w:lvl w:ilvl="4" w:tplc="08090003" w:tentative="1">
+      <w:start w:val="1"/>
+      <w:numFmt w:val="bullet"/>
+      <w:lvlText w:val="o"/>
+      <w:lvlJc w:val="left"/>
+      <w:pPr>
+        <w:ind w:left="3713" w:hanging="360"/>
+      </w:pPr>
+      <w:rPr>
+        <w:rFonts w:ascii="Courier New" w:hAnsi="Courier New" w:cs="Courier New" w:hint="default"/>
+      </w:rPr>
+    </w:lvl>
+    <w:lvl w:ilvl="5" w:tplc="08090005" w:tentative="1">
+      <w:start w:val="1"/>
+      <w:numFmt w:val="bullet"/>
+      <w:lvlText w:val=""/>
+      <w:lvlJc w:val="left"/>
+      <w:pPr>
+        <w:ind w:left="4433" w:hanging="360"/>
+      </w:pPr>
+      <w:rPr>
+        <w:rFonts w:ascii="Wingdings" w:hAnsi="Wingdings" w:hint="default"/>
+      </w:rPr>
+    </w:lvl>
+    <w:lvl w:ilvl="6" w:tplc="08090001" w:tentative="1">
+      <w:start w:val="1"/>
+      <w:numFmt w:val="bullet"/>
+      <w:lvlText w:val=""/>
+      <w:lvlJc w:val="left"/>
+      <w:pPr>
+        <w:ind w:left="5153" w:hanging="360"/>
+      </w:pPr>
+      <w:rPr>
+        <w:rFonts w:ascii="Symbol" w:hAnsi="Symbol" w:hint="default"/>
+      </w:rPr>
+    </w:lvl>
+    <w:lvl w:ilvl="7" w:tplc="08090003" w:tentative="1">
+      <w:start w:val="1"/>
+      <w:numFmt w:val="bullet"/>
+      <w:lvlText w:val="o"/>
+      <w:lvlJc w:val="left"/>
+      <w:pPr>
+        <w:ind w:left="5873" w:hanging="360"/>
+      </w:pPr>
+      <w:rPr>
+        <w:rFonts w:ascii="Courier New" w:hAnsi="Courier New" w:cs="Courier New" w:hint="default"/>
+      </w:rPr>
+    </w:lvl>
+    <w:lvl w:ilvl="8" w:tplc="08090005" w:tentative="1">
+      <w:start w:val="1"/>
+      <w:numFmt w:val="bullet"/>
+      <w:lvlText w:val=""/>
+      <w:lvlJc w:val="left"/>
+      <w:pPr>
+        <w:ind w:left="6593" w:hanging="360"/>
+      </w:pPr>
+      <w:rPr>
+        <w:rFonts w:ascii="Wingdings" w:hAnsi="Wingdings" w:hint="default"/>
+      </w:rPr>
+    </w:lvl>
+  </w:abstractNum>
+  <w:abstractNum w:abstractNumId="16" w15:restartNumberingAfterBreak="0">
+    <w:nsid w:val="3F154AD3"/>
+    <w:multiLevelType w:val="multilevel"/>
+    <w:tmpl w:val="872E687E"/>
+    <w:lvl w:ilvl="0">
+      <w:start w:val="1"/>
+      <w:numFmt w:val="bullet"/>
+      <w:lvlText w:val=""/>
+      <w:lvlJc w:val="left"/>
+      <w:pPr>
+        <w:tabs>
+          <w:tab w:val="num" w:pos="720"/>
+        </w:tabs>
+        <w:ind w:left="720" w:hanging="360"/>
+      </w:pPr>
+      <w:rPr>
+        <w:rFonts w:ascii="Symbol" w:hAnsi="Symbol" w:hint="default"/>
+        <w:sz w:val="20"/>
+      </w:rPr>
+    </w:lvl>
+    <w:lvl w:ilvl="1" w:tentative="1">
+      <w:start w:val="1"/>
+      <w:numFmt w:val="bullet"/>
+      <w:lvlText w:val=""/>
+      <w:lvlJc w:val="left"/>
+      <w:pPr>
+        <w:tabs>
+          <w:tab w:val="num" w:pos="1440"/>
+        </w:tabs>
+        <w:ind w:left="1440" w:hanging="360"/>
+      </w:pPr>
+      <w:rPr>
+        <w:rFonts w:ascii="Symbol" w:hAnsi="Symbol" w:hint="default"/>
+        <w:sz w:val="20"/>
+      </w:rPr>
+    </w:lvl>
+    <w:lvl w:ilvl="2" w:tentative="1">
+      <w:start w:val="1"/>
+      <w:numFmt w:val="bullet"/>
+      <w:lvlText w:val=""/>
+      <w:lvlJc w:val="left"/>
+      <w:pPr>
+        <w:tabs>
+          <w:tab w:val="num" w:pos="2160"/>
+        </w:tabs>
+        <w:ind w:left="2160" w:hanging="360"/>
+      </w:pPr>
+      <w:rPr>
+        <w:rFonts w:ascii="Symbol" w:hAnsi="Symbol" w:hint="default"/>
+        <w:sz w:val="20"/>
+      </w:rPr>
+    </w:lvl>
+    <w:lvl w:ilvl="3" w:tentative="1">
+      <w:start w:val="1"/>
+      <w:numFmt w:val="bullet"/>
+      <w:lvlText w:val=""/>
+      <w:lvlJc w:val="left"/>
+      <w:pPr>
+        <w:tabs>
+          <w:tab w:val="num" w:pos="2880"/>
+        </w:tabs>
+        <w:ind w:left="2880" w:hanging="360"/>
+      </w:pPr>
+      <w:rPr>
+        <w:rFonts w:ascii="Symbol" w:hAnsi="Symbol" w:hint="default"/>
+        <w:sz w:val="20"/>
+      </w:rPr>
+    </w:lvl>
+    <w:lvl w:ilvl="4" w:tentative="1">
+      <w:start w:val="1"/>
+      <w:numFmt w:val="bullet"/>
+      <w:lvlText w:val=""/>
+      <w:lvlJc w:val="left"/>
+      <w:pPr>
+        <w:tabs>
+          <w:tab w:val="num" w:pos="3600"/>
+        </w:tabs>
+        <w:ind w:left="3600" w:hanging="360"/>
+      </w:pPr>
+      <w:rPr>
+        <w:rFonts w:ascii="Symbol" w:hAnsi="Symbol" w:hint="default"/>
+        <w:sz w:val="20"/>
+      </w:rPr>
+    </w:lvl>
+    <w:lvl w:ilvl="5" w:tentative="1">
+      <w:start w:val="1"/>
+      <w:numFmt w:val="bullet"/>
+      <w:lvlText w:val=""/>
+      <w:lvlJc w:val="left"/>
+      <w:pPr>
+        <w:tabs>
+          <w:tab w:val="num" w:pos="4320"/>
+        </w:tabs>
+        <w:ind w:left="4320" w:hanging="360"/>
+      </w:pPr>
+      <w:rPr>
+        <w:rFonts w:ascii="Symbol" w:hAnsi="Symbol" w:hint="default"/>
+        <w:sz w:val="20"/>
+      </w:rPr>
+    </w:lvl>
+    <w:lvl w:ilvl="6" w:tentative="1">
+      <w:start w:val="1"/>
+      <w:numFmt w:val="bullet"/>
+      <w:lvlText w:val=""/>
+      <w:lvlJc w:val="left"/>
+      <w:pPr>
+        <w:tabs>
+          <w:tab w:val="num" w:pos="5040"/>
+        </w:tabs>
+        <w:ind w:left="5040" w:hanging="360"/>
+      </w:pPr>
+      <w:rPr>
+        <w:rFonts w:ascii="Symbol" w:hAnsi="Symbol" w:hint="default"/>
+        <w:sz w:val="20"/>
+      </w:rPr>
+    </w:lvl>
+    <w:lvl w:ilvl="7" w:tentative="1">
+      <w:start w:val="1"/>
+      <w:numFmt w:val="bullet"/>
+      <w:lvlText w:val=""/>
+      <w:lvlJc w:val="left"/>
+      <w:pPr>
+        <w:tabs>
+          <w:tab w:val="num" w:pos="5760"/>
+        </w:tabs>
+        <w:ind w:left="5760" w:hanging="360"/>
+      </w:pPr>
+      <w:rPr>
+        <w:rFonts w:ascii="Symbol" w:hAnsi="Symbol" w:hint="default"/>
+        <w:sz w:val="20"/>
+      </w:rPr>
+    </w:lvl>
+    <w:lvl w:ilvl="8" w:tentative="1">
+      <w:start w:val="1"/>
+      <w:numFmt w:val="bullet"/>
+      <w:lvlText w:val=""/>
+      <w:lvlJc w:val="left"/>
+      <w:pPr>
+        <w:tabs>
+          <w:tab w:val="num" w:pos="6480"/>
+        </w:tabs>
+        <w:ind w:left="6480" w:hanging="360"/>
+      </w:pPr>
+      <w:rPr>
+        <w:rFonts w:ascii="Symbol" w:hAnsi="Symbol" w:hint="default"/>
+        <w:sz w:val="20"/>
+      </w:rPr>
+    </w:lvl>
+  </w:abstractNum>
+  <w:abstractNum w:abstractNumId="17" w15:restartNumberingAfterBreak="0">
+    <w:nsid w:val="4411015E"/>
+    <w:multiLevelType w:val="hybridMultilevel"/>
+    <w:tmpl w:val="3FCAAA5C"/>
+    <w:lvl w:ilvl="0" w:tplc="08090001">
+      <w:start w:val="1"/>
+      <w:numFmt w:val="bullet"/>
+      <w:lvlText w:val=""/>
+      <w:lvlJc w:val="left"/>
+      <w:pPr>
+        <w:ind w:left="586" w:hanging="360"/>
+      </w:pPr>
+      <w:rPr>
+        <w:rFonts w:ascii="Symbol" w:hAnsi="Symbol" w:hint="default"/>
+        <w:b/>
+        <w:color w:val="817362"/>
+        <w:sz w:val="18"/>
+      </w:rPr>
+    </w:lvl>
+    <w:lvl w:ilvl="1" w:tplc="FFFFFFFF" w:tentative="1">
+      <w:start w:val="1"/>
+      <w:numFmt w:val="bullet"/>
+      <w:lvlText w:val="o"/>
+      <w:lvlJc w:val="left"/>
+      <w:pPr>
+        <w:ind w:left="1553" w:hanging="360"/>
+      </w:pPr>
+      <w:rPr>
+        <w:rFonts w:ascii="Courier New" w:hAnsi="Courier New" w:cs="Courier New" w:hint="default"/>
+      </w:rPr>
+    </w:lvl>
+    <w:lvl w:ilvl="2" w:tplc="FFFFFFFF" w:tentative="1">
+      <w:start w:val="1"/>
+      <w:numFmt w:val="bullet"/>
+      <w:lvlText w:val=""/>
+      <w:lvlJc w:val="left"/>
+      <w:pPr>
+        <w:ind w:left="2273" w:hanging="360"/>
+      </w:pPr>
+      <w:rPr>
+        <w:rFonts w:ascii="Wingdings" w:hAnsi="Wingdings" w:hint="default"/>
+      </w:rPr>
+    </w:lvl>
+    <w:lvl w:ilvl="3" w:tplc="FFFFFFFF" w:tentative="1">
+      <w:start w:val="1"/>
+      <w:numFmt w:val="bullet"/>
+      <w:lvlText w:val=""/>
+      <w:lvlJc w:val="left"/>
+      <w:pPr>
+        <w:ind w:left="2993" w:hanging="360"/>
+      </w:pPr>
+      <w:rPr>
+        <w:rFonts w:ascii="Symbol" w:hAnsi="Symbol" w:hint="default"/>
+      </w:rPr>
+    </w:lvl>
+    <w:lvl w:ilvl="4" w:tplc="FFFFFFFF" w:tentative="1">
+      <w:start w:val="1"/>
+      <w:numFmt w:val="bullet"/>
+      <w:lvlText w:val="o"/>
+      <w:lvlJc w:val="left"/>
+      <w:pPr>
+        <w:ind w:left="3713" w:hanging="360"/>
+      </w:pPr>
+      <w:rPr>
+        <w:rFonts w:ascii="Courier New" w:hAnsi="Courier New" w:cs="Courier New" w:hint="default"/>
+      </w:rPr>
+    </w:lvl>
+    <w:lvl w:ilvl="5" w:tplc="FFFFFFFF" w:tentative="1">
+      <w:start w:val="1"/>
+      <w:numFmt w:val="bullet"/>
+      <w:lvlText w:val=""/>
+      <w:lvlJc w:val="left"/>
+      <w:pPr>
+        <w:ind w:left="4433" w:hanging="360"/>
+      </w:pPr>
+      <w:rPr>
+        <w:rFonts w:ascii="Wingdings" w:hAnsi="Wingdings" w:hint="default"/>
+      </w:rPr>
+    </w:lvl>
+    <w:lvl w:ilvl="6" w:tplc="FFFFFFFF" w:tentative="1">
+      <w:start w:val="1"/>
+      <w:numFmt w:val="bullet"/>
+      <w:lvlText w:val=""/>
+      <w:lvlJc w:val="left"/>
+      <w:pPr>
+        <w:ind w:left="5153" w:hanging="360"/>
+      </w:pPr>
+      <w:rPr>
+        <w:rFonts w:ascii="Symbol" w:hAnsi="Symbol" w:hint="default"/>
+      </w:rPr>
+    </w:lvl>
+    <w:lvl w:ilvl="7" w:tplc="FFFFFFFF" w:tentative="1">
+      <w:start w:val="1"/>
+      <w:numFmt w:val="bullet"/>
+      <w:lvlText w:val="o"/>
+      <w:lvlJc w:val="left"/>
+      <w:pPr>
+        <w:ind w:left="5873" w:hanging="360"/>
+      </w:pPr>
+      <w:rPr>
+        <w:rFonts w:ascii="Courier New" w:hAnsi="Courier New" w:cs="Courier New" w:hint="default"/>
+      </w:rPr>
+    </w:lvl>
+    <w:lvl w:ilvl="8" w:tplc="FFFFFFFF" w:tentative="1">
+      <w:start w:val="1"/>
+      <w:numFmt w:val="bullet"/>
+      <w:lvlText w:val=""/>
+      <w:lvlJc w:val="left"/>
+      <w:pPr>
+        <w:ind w:left="6593" w:hanging="360"/>
+      </w:pPr>
+      <w:rPr>
+        <w:rFonts w:ascii="Wingdings" w:hAnsi="Wingdings" w:hint="default"/>
+      </w:rPr>
+    </w:lvl>
+  </w:abstractNum>
+  <w:abstractNum w:abstractNumId="18" w15:restartNumberingAfterBreak="0">
+    <w:nsid w:val="4EB541DB"/>
+    <w:multiLevelType w:val="hybridMultilevel"/>
+    <w:tmpl w:val="5704886E"/>
+    <w:lvl w:ilvl="0" w:tplc="08090001">
+      <w:start w:val="1"/>
+      <w:numFmt w:val="bullet"/>
+      <w:lvlText w:val=""/>
+      <w:lvlJc w:val="left"/>
+      <w:pPr>
+        <w:ind w:left="833" w:hanging="360"/>
+      </w:pPr>
+      <w:rPr>
+        <w:rFonts w:ascii="Symbol" w:hAnsi="Symbol" w:hint="default"/>
+      </w:rPr>
+    </w:lvl>
+    <w:lvl w:ilvl="1" w:tplc="08090003" w:tentative="1">
+      <w:start w:val="1"/>
+      <w:numFmt w:val="bullet"/>
+      <w:lvlText w:val="o"/>
+      <w:lvlJc w:val="left"/>
+      <w:pPr>
+        <w:ind w:left="1553" w:hanging="360"/>
+      </w:pPr>
+      <w:rPr>
+        <w:rFonts w:ascii="Courier New" w:hAnsi="Courier New" w:cs="Courier New" w:hint="default"/>
+      </w:rPr>
+    </w:lvl>
+    <w:lvl w:ilvl="2" w:tplc="08090005" w:tentative="1">
+      <w:start w:val="1"/>
+      <w:numFmt w:val="bullet"/>
+      <w:lvlText w:val=""/>
+      <w:lvlJc w:val="left"/>
+      <w:pPr>
+        <w:ind w:left="2273" w:hanging="360"/>
+      </w:pPr>
+      <w:rPr>
+        <w:rFonts w:ascii="Wingdings" w:hAnsi="Wingdings" w:hint="default"/>
+      </w:rPr>
+    </w:lvl>
+    <w:lvl w:ilvl="3" w:tplc="08090001" w:tentative="1">
+      <w:start w:val="1"/>
+      <w:numFmt w:val="bullet"/>
+      <w:lvlText w:val=""/>
+      <w:lvlJc w:val="left"/>
+      <w:pPr>
+        <w:ind w:left="2993" w:hanging="360"/>
+      </w:pPr>
+      <w:rPr>
+        <w:rFonts w:ascii="Symbol" w:hAnsi="Symbol" w:hint="default"/>
+      </w:rPr>
+    </w:lvl>
+    <w:lvl w:ilvl="4" w:tplc="08090003" w:tentative="1">
+      <w:start w:val="1"/>
+      <w:numFmt w:val="bullet"/>
+      <w:lvlText w:val="o"/>
+      <w:lvlJc w:val="left"/>
+      <w:pPr>
+        <w:ind w:left="3713" w:hanging="360"/>
+      </w:pPr>
+      <w:rPr>
+        <w:rFonts w:ascii="Courier New" w:hAnsi="Courier New" w:cs="Courier New" w:hint="default"/>
+      </w:rPr>
+    </w:lvl>
+    <w:lvl w:ilvl="5" w:tplc="08090005" w:tentative="1">
+      <w:start w:val="1"/>
+      <w:numFmt w:val="bullet"/>
+      <w:lvlText w:val=""/>
+      <w:lvlJc w:val="left"/>
+      <w:pPr>
+        <w:ind w:left="4433" w:hanging="360"/>
+      </w:pPr>
+      <w:rPr>
+        <w:rFonts w:ascii="Wingdings" w:hAnsi="Wingdings" w:hint="default"/>
+      </w:rPr>
+    </w:lvl>
+    <w:lvl w:ilvl="6" w:tplc="08090001" w:tentative="1">
+      <w:start w:val="1"/>
+      <w:numFmt w:val="bullet"/>
+      <w:lvlText w:val=""/>
+      <w:lvlJc w:val="left"/>
+      <w:pPr>
+        <w:ind w:left="5153" w:hanging="360"/>
+      </w:pPr>
+      <w:rPr>
+        <w:rFonts w:ascii="Symbol" w:hAnsi="Symbol" w:hint="default"/>
+      </w:rPr>
+    </w:lvl>
+    <w:lvl w:ilvl="7" w:tplc="08090003" w:tentative="1">
+      <w:start w:val="1"/>
+      <w:numFmt w:val="bullet"/>
+      <w:lvlText w:val="o"/>
+      <w:lvlJc w:val="left"/>
+      <w:pPr>
+        <w:ind w:left="5873" w:hanging="360"/>
+      </w:pPr>
+      <w:rPr>
+        <w:rFonts w:ascii="Courier New" w:hAnsi="Courier New" w:cs="Courier New" w:hint="default"/>
+      </w:rPr>
+    </w:lvl>
+    <w:lvl w:ilvl="8" w:tplc="08090005" w:tentative="1">
+      <w:start w:val="1"/>
+      <w:numFmt w:val="bullet"/>
+      <w:lvlText w:val=""/>
+      <w:lvlJc w:val="left"/>
+      <w:pPr>
+        <w:ind w:left="6593" w:hanging="360"/>
+      </w:pPr>
+      <w:rPr>
+        <w:rFonts w:ascii="Wingdings" w:hAnsi="Wingdings" w:hint="default"/>
+      </w:rPr>
+    </w:lvl>
+  </w:abstractNum>
+  <w:abstractNum w:abstractNumId="19" w15:restartNumberingAfterBreak="0">
+    <w:nsid w:val="548130E5"/>
+    <w:multiLevelType w:val="hybridMultilevel"/>
+    <w:tmpl w:val="10E802D6"/>
+    <w:lvl w:ilvl="0" w:tplc="08090001">
+      <w:start w:val="1"/>
+      <w:numFmt w:val="bullet"/>
+      <w:lvlText w:val=""/>
+      <w:lvlJc w:val="left"/>
+      <w:pPr>
+        <w:ind w:left="720" w:hanging="360"/>
+      </w:pPr>
+      <w:rPr>
+        <w:rFonts w:ascii="Symbol" w:hAnsi="Symbol" w:hint="default"/>
+      </w:rPr>
+    </w:lvl>
+    <w:lvl w:ilvl="1" w:tplc="08090003" w:tentative="1">
+      <w:start w:val="1"/>
+      <w:numFmt w:val="bullet"/>
+      <w:lvlText w:val="o"/>
+      <w:lvlJc w:val="left"/>
+      <w:pPr>
+        <w:ind w:left="1440" w:hanging="360"/>
+      </w:pPr>
+      <w:rPr>
+        <w:rFonts w:ascii="Courier New" w:hAnsi="Courier New" w:cs="Courier New" w:hint="default"/>
+      </w:rPr>
+    </w:lvl>
+    <w:lvl w:ilvl="2" w:tplc="08090005" w:tentative="1">
+      <w:start w:val="1"/>
+      <w:numFmt w:val="bullet"/>
+      <w:lvlText w:val=""/>
+      <w:lvlJc w:val="left"/>
+      <w:pPr>
+        <w:ind w:left="2160" w:hanging="360"/>
+      </w:pPr>
+      <w:rPr>
+        <w:rFonts w:ascii="Wingdings" w:hAnsi="Wingdings" w:hint="default"/>
+      </w:rPr>
+    </w:lvl>
+    <w:lvl w:ilvl="3" w:tplc="08090001" w:tentative="1">
+      <w:start w:val="1"/>
+      <w:numFmt w:val="bullet"/>
+      <w:lvlText w:val=""/>
+      <w:lvlJc w:val="left"/>
+      <w:pPr>
+        <w:ind w:left="2880" w:hanging="360"/>
+      </w:pPr>
+      <w:rPr>
+        <w:rFonts w:ascii="Symbol" w:hAnsi="Symbol" w:hint="default"/>
+      </w:rPr>
+    </w:lvl>
+    <w:lvl w:ilvl="4" w:tplc="08090003" w:tentative="1">
+      <w:start w:val="1"/>
+      <w:numFmt w:val="bullet"/>
+      <w:lvlText w:val="o"/>
+      <w:lvlJc w:val="left"/>
+      <w:pPr>
+        <w:ind w:left="3600" w:hanging="360"/>
+      </w:pPr>
+      <w:rPr>
+        <w:rFonts w:ascii="Courier New" w:hAnsi="Courier New" w:cs="Courier New" w:hint="default"/>
+      </w:rPr>
+    </w:lvl>
+    <w:lvl w:ilvl="5" w:tplc="08090005" w:tentative="1">
+      <w:start w:val="1"/>
+      <w:numFmt w:val="bullet"/>
+      <w:lvlText w:val=""/>
+      <w:lvlJc w:val="left"/>
+      <w:pPr>
+        <w:ind w:left="4320" w:hanging="360"/>
+      </w:pPr>
+      <w:rPr>
+        <w:rFonts w:ascii="Wingdings" w:hAnsi="Wingdings" w:hint="default"/>
+      </w:rPr>
+    </w:lvl>
+    <w:lvl w:ilvl="6" w:tplc="08090001" w:tentative="1">
+      <w:start w:val="1"/>
+      <w:numFmt w:val="bullet"/>
+      <w:lvlText w:val=""/>
+      <w:lvlJc w:val="left"/>
+      <w:pPr>
+        <w:ind w:left="5040" w:hanging="360"/>
+      </w:pPr>
+      <w:rPr>
+        <w:rFonts w:ascii="Symbol" w:hAnsi="Symbol" w:hint="default"/>
+      </w:rPr>
+    </w:lvl>
+    <w:lvl w:ilvl="7" w:tplc="08090003" w:tentative="1">
+      <w:start w:val="1"/>
+      <w:numFmt w:val="bullet"/>
+      <w:lvlText w:val="o"/>
+      <w:lvlJc w:val="left"/>
+      <w:pPr>
+        <w:ind w:left="5760" w:hanging="360"/>
+      </w:pPr>
+      <w:rPr>
+        <w:rFonts w:ascii="Courier New" w:hAnsi="Courier New" w:cs="Courier New" w:hint="default"/>
+      </w:rPr>
+    </w:lvl>
+    <w:lvl w:ilvl="8" w:tplc="08090005" w:tentative="1">
+      <w:start w:val="1"/>
+      <w:numFmt w:val="bullet"/>
+      <w:lvlText w:val=""/>
+      <w:lvlJc w:val="left"/>
+      <w:pPr>
+        <w:ind w:left="6480" w:hanging="360"/>
+      </w:pPr>
+      <w:rPr>
+        <w:rFonts w:ascii="Wingdings" w:hAnsi="Wingdings" w:hint="default"/>
+      </w:rPr>
+    </w:lvl>
+  </w:abstractNum>
+  <w:abstractNum w:abstractNumId="20" w15:restartNumberingAfterBreak="0">
+    <w:nsid w:val="63B73D42"/>
+    <w:multiLevelType w:val="hybridMultilevel"/>
+    <w:tmpl w:val="8C2CEEEE"/>
+    <w:lvl w:ilvl="0" w:tplc="08090001">
+      <w:start w:val="1"/>
+      <w:numFmt w:val="bullet"/>
+      <w:lvlText w:val=""/>
+      <w:lvlJc w:val="left"/>
+      <w:pPr>
+        <w:ind w:left="720" w:hanging="360"/>
+      </w:pPr>
+      <w:rPr>
+        <w:rFonts w:ascii="Symbol" w:hAnsi="Symbol" w:hint="default"/>
+      </w:rPr>
+    </w:lvl>
+    <w:lvl w:ilvl="1" w:tplc="08090003" w:tentative="1">
+      <w:start w:val="1"/>
+      <w:numFmt w:val="bullet"/>
+      <w:lvlText w:val="o"/>
+      <w:lvlJc w:val="left"/>
+      <w:pPr>
+        <w:ind w:left="1440" w:hanging="360"/>
+      </w:pPr>
+      <w:rPr>
+        <w:rFonts w:ascii="Courier New" w:hAnsi="Courier New" w:cs="Courier New" w:hint="default"/>
+      </w:rPr>
+    </w:lvl>
+    <w:lvl w:ilvl="2" w:tplc="08090005" w:tentative="1">
+      <w:start w:val="1"/>
+      <w:numFmt w:val="bullet"/>
+      <w:lvlText w:val=""/>
+      <w:lvlJc w:val="left"/>
+      <w:pPr>
+        <w:ind w:left="2160" w:hanging="360"/>
+      </w:pPr>
+      <w:rPr>
+        <w:rFonts w:ascii="Wingdings" w:hAnsi="Wingdings" w:hint="default"/>
+      </w:rPr>
+    </w:lvl>
+    <w:lvl w:ilvl="3" w:tplc="08090001" w:tentative="1">
+      <w:start w:val="1"/>
+      <w:numFmt w:val="bullet"/>
+      <w:lvlText w:val=""/>
+      <w:lvlJc w:val="left"/>
+      <w:pPr>
+        <w:ind w:left="2880" w:hanging="360"/>
+      </w:pPr>
+      <w:rPr>
+        <w:rFonts w:ascii="Symbol" w:hAnsi="Symbol" w:hint="default"/>
+      </w:rPr>
+    </w:lvl>
+    <w:lvl w:ilvl="4" w:tplc="08090003" w:tentative="1">
+      <w:start w:val="1"/>
+      <w:numFmt w:val="bullet"/>
+      <w:lvlText w:val="o"/>
+      <w:lvlJc w:val="left"/>
+      <w:pPr>
+        <w:ind w:left="3600" w:hanging="360"/>
+      </w:pPr>
+      <w:rPr>
+        <w:rFonts w:ascii="Courier New" w:hAnsi="Courier New" w:cs="Courier New" w:hint="default"/>
+      </w:rPr>
+    </w:lvl>
+    <w:lvl w:ilvl="5" w:tplc="08090005" w:tentative="1">
+      <w:start w:val="1"/>
+      <w:numFmt w:val="bullet"/>
+      <w:lvlText w:val=""/>
+      <w:lvlJc w:val="left"/>
+      <w:pPr>
+        <w:ind w:left="4320" w:hanging="360"/>
+      </w:pPr>
+      <w:rPr>
+        <w:rFonts w:ascii="Wingdings" w:hAnsi="Wingdings" w:hint="default"/>
+      </w:rPr>
+    </w:lvl>
+    <w:lvl w:ilvl="6" w:tplc="08090001" w:tentative="1">
+      <w:start w:val="1"/>
+      <w:numFmt w:val="bullet"/>
+      <w:lvlText w:val=""/>
+      <w:lvlJc w:val="left"/>
+      <w:pPr>
+        <w:ind w:left="5040" w:hanging="360"/>
+      </w:pPr>
+      <w:rPr>
+        <w:rFonts w:ascii="Symbol" w:hAnsi="Symbol" w:hint="default"/>
+      </w:rPr>
+    </w:lvl>
+    <w:lvl w:ilvl="7" w:tplc="08090003" w:tentative="1">
+      <w:start w:val="1"/>
+      <w:numFmt w:val="bullet"/>
+      <w:lvlText w:val="o"/>
+      <w:lvlJc w:val="left"/>
+      <w:pPr>
+        <w:ind w:left="5760" w:hanging="360"/>
+      </w:pPr>
+      <w:rPr>
+        <w:rFonts w:ascii="Courier New" w:hAnsi="Courier New" w:cs="Courier New" w:hint="default"/>
+      </w:rPr>
+    </w:lvl>
+    <w:lvl w:ilvl="8" w:tplc="08090005" w:tentative="1">
+      <w:start w:val="1"/>
+      <w:numFmt w:val="bullet"/>
+      <w:lvlText w:val=""/>
+      <w:lvlJc w:val="left"/>
+      <w:pPr>
+        <w:ind w:left="6480" w:hanging="360"/>
+      </w:pPr>
+      <w:rPr>
+        <w:rFonts w:ascii="Wingdings" w:hAnsi="Wingdings" w:hint="default"/>
+      </w:rPr>
+    </w:lvl>
+  </w:abstractNum>
+  <w:abstractNum w:abstractNumId="21" w15:restartNumberingAfterBreak="0">
+    <w:nsid w:val="64637268"/>
+    <w:multiLevelType w:val="hybridMultilevel"/>
+    <w:tmpl w:val="AA225796"/>
+    <w:lvl w:ilvl="0" w:tplc="DD92DA82">
+      <w:numFmt w:val="bullet"/>
+      <w:lvlText w:val="–"/>
+      <w:lvlJc w:val="left"/>
+      <w:pPr>
+        <w:ind w:left="586" w:hanging="360"/>
+      </w:pPr>
+      <w:rPr>
+        <w:rFonts w:ascii="Arial" w:eastAsia="Arial" w:hAnsi="Arial" w:cs="Arial" w:hint="default"/>
+        <w:b/>
+        <w:color w:val="817362"/>
+        <w:sz w:val="18"/>
+      </w:rPr>
+    </w:lvl>
+    <w:lvl w:ilvl="1" w:tplc="08090003" w:tentative="1">
+      <w:start w:val="1"/>
+      <w:numFmt w:val="bullet"/>
+      <w:lvlText w:val="o"/>
+      <w:lvlJc w:val="left"/>
+      <w:pPr>
+        <w:ind w:left="1553" w:hanging="360"/>
+      </w:pPr>
+      <w:rPr>
+        <w:rFonts w:ascii="Courier New" w:hAnsi="Courier New" w:cs="Courier New" w:hint="default"/>
+      </w:rPr>
+    </w:lvl>
+    <w:lvl w:ilvl="2" w:tplc="08090005" w:tentative="1">
+      <w:start w:val="1"/>
+      <w:numFmt w:val="bullet"/>
+      <w:lvlText w:val=""/>
+      <w:lvlJc w:val="left"/>
+      <w:pPr>
+        <w:ind w:left="2273" w:hanging="360"/>
+      </w:pPr>
+      <w:rPr>
+        <w:rFonts w:ascii="Wingdings" w:hAnsi="Wingdings" w:hint="default"/>
+      </w:rPr>
+    </w:lvl>
+    <w:lvl w:ilvl="3" w:tplc="08090001" w:tentative="1">
+      <w:start w:val="1"/>
+      <w:numFmt w:val="bullet"/>
+      <w:lvlText w:val=""/>
+      <w:lvlJc w:val="left"/>
+      <w:pPr>
+        <w:ind w:left="2993" w:hanging="360"/>
+      </w:pPr>
+      <w:rPr>
+        <w:rFonts w:ascii="Symbol" w:hAnsi="Symbol" w:hint="default"/>
+      </w:rPr>
+    </w:lvl>
+    <w:lvl w:ilvl="4" w:tplc="08090003" w:tentative="1">
+      <w:start w:val="1"/>
+      <w:numFmt w:val="bullet"/>
+      <w:lvlText w:val="o"/>
+      <w:lvlJc w:val="left"/>
+      <w:pPr>
+        <w:ind w:left="3713" w:hanging="360"/>
+      </w:pPr>
+      <w:rPr>
+        <w:rFonts w:ascii="Courier New" w:hAnsi="Courier New" w:cs="Courier New" w:hint="default"/>
+      </w:rPr>
+    </w:lvl>
+    <w:lvl w:ilvl="5" w:tplc="08090005" w:tentative="1">
+      <w:start w:val="1"/>
+      <w:numFmt w:val="bullet"/>
+      <w:lvlText w:val=""/>
+      <w:lvlJc w:val="left"/>
+      <w:pPr>
+        <w:ind w:left="4433" w:hanging="360"/>
+      </w:pPr>
+      <w:rPr>
+        <w:rFonts w:ascii="Wingdings" w:hAnsi="Wingdings" w:hint="default"/>
+      </w:rPr>
+    </w:lvl>
+    <w:lvl w:ilvl="6" w:tplc="08090001" w:tentative="1">
+      <w:start w:val="1"/>
+      <w:numFmt w:val="bullet"/>
+      <w:lvlText w:val=""/>
+      <w:lvlJc w:val="left"/>
+      <w:pPr>
+        <w:ind w:left="5153" w:hanging="360"/>
+      </w:pPr>
+      <w:rPr>
+        <w:rFonts w:ascii="Symbol" w:hAnsi="Symbol" w:hint="default"/>
+      </w:rPr>
+    </w:lvl>
+    <w:lvl w:ilvl="7" w:tplc="08090003" w:tentative="1">
+      <w:start w:val="1"/>
+      <w:numFmt w:val="bullet"/>
+      <w:lvlText w:val="o"/>
+      <w:lvlJc w:val="left"/>
+      <w:pPr>
+        <w:ind w:left="5873" w:hanging="360"/>
+      </w:pPr>
+      <w:rPr>
+        <w:rFonts w:ascii="Courier New" w:hAnsi="Courier New" w:cs="Courier New" w:hint="default"/>
+      </w:rPr>
+    </w:lvl>
+    <w:lvl w:ilvl="8" w:tplc="08090005" w:tentative="1">
+      <w:start w:val="1"/>
+      <w:numFmt w:val="bullet"/>
+      <w:lvlText w:val=""/>
+      <w:lvlJc w:val="left"/>
+      <w:pPr>
+        <w:ind w:left="6593" w:hanging="360"/>
+      </w:pPr>
+      <w:rPr>
+        <w:rFonts w:ascii="Wingdings" w:hAnsi="Wingdings" w:hint="default"/>
+      </w:rPr>
+    </w:lvl>
+  </w:abstractNum>
+  <w:abstractNum w:abstractNumId="22" w15:restartNumberingAfterBreak="0">
+    <w:nsid w:val="6E1F6B18"/>
+    <w:multiLevelType w:val="hybridMultilevel"/>
+    <w:tmpl w:val="7F2C5690"/>
+    <w:lvl w:ilvl="0" w:tplc="08090001">
+      <w:start w:val="1"/>
+      <w:numFmt w:val="bullet"/>
+      <w:lvlText w:val=""/>
+      <w:lvlJc w:val="left"/>
+      <w:pPr>
+        <w:ind w:left="833" w:hanging="360"/>
+      </w:pPr>
+      <w:rPr>
+        <w:rFonts w:ascii="Symbol" w:hAnsi="Symbol" w:hint="default"/>
+      </w:rPr>
+    </w:lvl>
+    <w:lvl w:ilvl="1" w:tplc="08090003" w:tentative="1">
+      <w:start w:val="1"/>
+      <w:numFmt w:val="bullet"/>
+      <w:lvlText w:val="o"/>
+      <w:lvlJc w:val="left"/>
+      <w:pPr>
+        <w:ind w:left="1553" w:hanging="360"/>
+      </w:pPr>
+      <w:rPr>
+        <w:rFonts w:ascii="Courier New" w:hAnsi="Courier New" w:cs="Courier New" w:hint="default"/>
+      </w:rPr>
+    </w:lvl>
+    <w:lvl w:ilvl="2" w:tplc="08090005" w:tentative="1">
+      <w:start w:val="1"/>
+      <w:numFmt w:val="bullet"/>
+      <w:lvlText w:val=""/>
+      <w:lvlJc w:val="left"/>
+      <w:pPr>
+        <w:ind w:left="2273" w:hanging="360"/>
+      </w:pPr>
+      <w:rPr>
+        <w:rFonts w:ascii="Wingdings" w:hAnsi="Wingdings" w:hint="default"/>
+      </w:rPr>
+    </w:lvl>
+    <w:lvl w:ilvl="3" w:tplc="08090001" w:tentative="1">
+      <w:start w:val="1"/>
+      <w:numFmt w:val="bullet"/>
+      <w:lvlText w:val=""/>
+      <w:lvlJc w:val="left"/>
+      <w:pPr>
+        <w:ind w:left="2993" w:hanging="360"/>
+      </w:pPr>
+      <w:rPr>
+        <w:rFonts w:ascii="Symbol" w:hAnsi="Symbol" w:hint="default"/>
+      </w:rPr>
+    </w:lvl>
+    <w:lvl w:ilvl="4" w:tplc="08090003" w:tentative="1">
+      <w:start w:val="1"/>
+      <w:numFmt w:val="bullet"/>
+      <w:lvlText w:val="o"/>
+      <w:lvlJc w:val="left"/>
+      <w:pPr>
+        <w:ind w:left="3713" w:hanging="360"/>
+      </w:pPr>
+      <w:rPr>
+        <w:rFonts w:ascii="Courier New" w:hAnsi="Courier New" w:cs="Courier New" w:hint="default"/>
+      </w:rPr>
+    </w:lvl>
+    <w:lvl w:ilvl="5" w:tplc="08090005" w:tentative="1">
+      <w:start w:val="1"/>
+      <w:numFmt w:val="bullet"/>
+      <w:lvlText w:val=""/>
+      <w:lvlJc w:val="left"/>
+      <w:pPr>
+        <w:ind w:left="4433" w:hanging="360"/>
+      </w:pPr>
+      <w:rPr>
+        <w:rFonts w:ascii="Wingdings" w:hAnsi="Wingdings" w:hint="default"/>
+      </w:rPr>
+    </w:lvl>
+    <w:lvl w:ilvl="6" w:tplc="08090001" w:tentative="1">
+      <w:start w:val="1"/>
+      <w:numFmt w:val="bullet"/>
+      <w:lvlText w:val=""/>
+      <w:lvlJc w:val="left"/>
+      <w:pPr>
+        <w:ind w:left="5153" w:hanging="360"/>
+      </w:pPr>
+      <w:rPr>
+        <w:rFonts w:ascii="Symbol" w:hAnsi="Symbol" w:hint="default"/>
+      </w:rPr>
+    </w:lvl>
+    <w:lvl w:ilvl="7" w:tplc="08090003" w:tentative="1">
+      <w:start w:val="1"/>
+      <w:numFmt w:val="bullet"/>
+      <w:lvlText w:val="o"/>
+      <w:lvlJc w:val="left"/>
+      <w:pPr>
+        <w:ind w:left="5873" w:hanging="360"/>
+      </w:pPr>
+      <w:rPr>
+        <w:rFonts w:ascii="Courier New" w:hAnsi="Courier New" w:cs="Courier New" w:hint="default"/>
+      </w:rPr>
+    </w:lvl>
+    <w:lvl w:ilvl="8" w:tplc="08090005" w:tentative="1">
+      <w:start w:val="1"/>
+      <w:numFmt w:val="bullet"/>
+      <w:lvlText w:val=""/>
+      <w:lvlJc w:val="left"/>
+      <w:pPr>
+        <w:ind w:left="6593" w:hanging="360"/>
+      </w:pPr>
+      <w:rPr>
+        <w:rFonts w:ascii="Wingdings" w:hAnsi="Wingdings" w:hint="default"/>
+      </w:rPr>
+    </w:lvl>
+  </w:abstractNum>
+  <w:abstractNum w:abstractNumId="23" w15:restartNumberingAfterBreak="0">
+    <w:nsid w:val="72532ECD"/>
+    <w:multiLevelType w:val="multilevel"/>
+    <w:tmpl w:val="72E08094"/>
+    <w:lvl w:ilvl="0">
+      <w:start w:val="1"/>
+      <w:numFmt w:val="bullet"/>
+      <w:lvlText w:val=""/>
+      <w:lvlJc w:val="left"/>
+      <w:pPr>
+        <w:tabs>
+          <w:tab w:val="num" w:pos="720"/>
+        </w:tabs>
+        <w:ind w:left="720" w:hanging="360"/>
+      </w:pPr>
+      <w:rPr>
+        <w:rFonts w:ascii="Symbol" w:hAnsi="Symbol" w:hint="default"/>
+        <w:sz w:val="20"/>
+      </w:rPr>
+    </w:lvl>
+    <w:lvl w:ilvl="1" w:tentative="1">
+      <w:start w:val="1"/>
+      <w:numFmt w:val="bullet"/>
+      <w:lvlText w:val=""/>
+      <w:lvlJc w:val="left"/>
+      <w:pPr>
+        <w:tabs>
+          <w:tab w:val="num" w:pos="1440"/>
+        </w:tabs>
+        <w:ind w:left="1440" w:hanging="360"/>
+      </w:pPr>
+      <w:rPr>
+        <w:rFonts w:ascii="Symbol" w:hAnsi="Symbol" w:hint="default"/>
+        <w:sz w:val="20"/>
+      </w:rPr>
+    </w:lvl>
+    <w:lvl w:ilvl="2" w:tentative="1">
+      <w:start w:val="1"/>
+      <w:numFmt w:val="bullet"/>
+      <w:lvlText w:val=""/>
+      <w:lvlJc w:val="left"/>
+      <w:pPr>
+        <w:tabs>
+          <w:tab w:val="num" w:pos="2160"/>
+        </w:tabs>
+        <w:ind w:left="2160" w:hanging="360"/>
+      </w:pPr>
+      <w:rPr>
+        <w:rFonts w:ascii="Symbol" w:hAnsi="Symbol" w:hint="default"/>
+        <w:sz w:val="20"/>
+      </w:rPr>
+    </w:lvl>
+    <w:lvl w:ilvl="3" w:tentative="1">
+      <w:start w:val="1"/>
+      <w:numFmt w:val="bullet"/>
+      <w:lvlText w:val=""/>
+      <w:lvlJc w:val="left"/>
+      <w:pPr>
+        <w:tabs>
+          <w:tab w:val="num" w:pos="2880"/>
+        </w:tabs>
+        <w:ind w:left="2880" w:hanging="360"/>
+      </w:pPr>
+      <w:rPr>
+        <w:rFonts w:ascii="Symbol" w:hAnsi="Symbol" w:hint="default"/>
+        <w:sz w:val="20"/>
+      </w:rPr>
+    </w:lvl>
+    <w:lvl w:ilvl="4" w:tentative="1">
+      <w:start w:val="1"/>
+      <w:numFmt w:val="bullet"/>
+      <w:lvlText w:val=""/>
+      <w:lvlJc w:val="left"/>
+      <w:pPr>
+        <w:tabs>
+          <w:tab w:val="num" w:pos="3600"/>
+        </w:tabs>
+        <w:ind w:left="3600" w:hanging="360"/>
+      </w:pPr>
+      <w:rPr>
+        <w:rFonts w:ascii="Symbol" w:hAnsi="Symbol" w:hint="default"/>
+        <w:sz w:val="20"/>
+      </w:rPr>
+    </w:lvl>
+    <w:lvl w:ilvl="5" w:tentative="1">
+      <w:start w:val="1"/>
+      <w:numFmt w:val="bullet"/>
+      <w:lvlText w:val=""/>
+      <w:lvlJc w:val="left"/>
+      <w:pPr>
+        <w:tabs>
+          <w:tab w:val="num" w:pos="4320"/>
+        </w:tabs>
+        <w:ind w:left="4320" w:hanging="360"/>
+      </w:pPr>
+      <w:rPr>
+        <w:rFonts w:ascii="Symbol" w:hAnsi="Symbol" w:hint="default"/>
+        <w:sz w:val="20"/>
+      </w:rPr>
+    </w:lvl>
+    <w:lvl w:ilvl="6" w:tentative="1">
+      <w:start w:val="1"/>
+      <w:numFmt w:val="bullet"/>
+      <w:lvlText w:val=""/>
+      <w:lvlJc w:val="left"/>
+      <w:pPr>
+        <w:tabs>
+          <w:tab w:val="num" w:pos="5040"/>
+        </w:tabs>
+        <w:ind w:left="5040" w:hanging="360"/>
+      </w:pPr>
+      <w:rPr>
+        <w:rFonts w:ascii="Symbol" w:hAnsi="Symbol" w:hint="default"/>
+        <w:sz w:val="20"/>
+      </w:rPr>
+    </w:lvl>
+    <w:lvl w:ilvl="7" w:tentative="1">
+      <w:start w:val="1"/>
+      <w:numFmt w:val="bullet"/>
+      <w:lvlText w:val=""/>
+      <w:lvlJc w:val="left"/>
+      <w:pPr>
+        <w:tabs>
+          <w:tab w:val="num" w:pos="5760"/>
+        </w:tabs>
+        <w:ind w:left="5760" w:hanging="360"/>
+      </w:pPr>
+      <w:rPr>
+        <w:rFonts w:ascii="Symbol" w:hAnsi="Symbol" w:hint="default"/>
+        <w:sz w:val="20"/>
+      </w:rPr>
+    </w:lvl>
+    <w:lvl w:ilvl="8" w:tentative="1">
+      <w:start w:val="1"/>
+      <w:numFmt w:val="bullet"/>
+      <w:lvlText w:val=""/>
+      <w:lvlJc w:val="left"/>
+      <w:pPr>
+        <w:tabs>
+          <w:tab w:val="num" w:pos="6480"/>
+        </w:tabs>
+        <w:ind w:left="6480" w:hanging="360"/>
+      </w:pPr>
+      <w:rPr>
+        <w:rFonts w:ascii="Symbol" w:hAnsi="Symbol" w:hint="default"/>
+        <w:sz w:val="20"/>
+      </w:rPr>
+    </w:lvl>
+  </w:abstractNum>
+  <w:abstractNum w:abstractNumId="24" w15:restartNumberingAfterBreak="0">
+    <w:nsid w:val="7340377C"/>
+    <w:multiLevelType w:val="multilevel"/>
+    <w:tmpl w:val="ADE6D4F4"/>
+    <w:lvl w:ilvl="0">
+      <w:start w:val="1"/>
+      <w:numFmt w:val="bullet"/>
+      <w:lvlText w:val=""/>
+      <w:lvlJc w:val="left"/>
+      <w:pPr>
+        <w:tabs>
+          <w:tab w:val="num" w:pos="720"/>
+        </w:tabs>
+        <w:ind w:left="720" w:hanging="360"/>
+      </w:pPr>
+      <w:rPr>
+        <w:rFonts w:ascii="Symbol" w:hAnsi="Symbol" w:hint="default"/>
+        <w:sz w:val="20"/>
+      </w:rPr>
+    </w:lvl>
+    <w:lvl w:ilvl="1" w:tentative="1">
+      <w:start w:val="1"/>
+      <w:numFmt w:val="bullet"/>
+      <w:lvlText w:val=""/>
+      <w:lvlJc w:val="left"/>
+      <w:pPr>
+        <w:tabs>
+          <w:tab w:val="num" w:pos="1440"/>
+        </w:tabs>
+        <w:ind w:left="1440" w:hanging="360"/>
+      </w:pPr>
+      <w:rPr>
+        <w:rFonts w:ascii="Symbol" w:hAnsi="Symbol" w:hint="default"/>
+        <w:sz w:val="20"/>
+      </w:rPr>
+    </w:lvl>
+    <w:lvl w:ilvl="2" w:tentative="1">
+      <w:start w:val="1"/>
+      <w:numFmt w:val="bullet"/>
+      <w:lvlText w:val=""/>
+      <w:lvlJc w:val="left"/>
+      <w:pPr>
+        <w:tabs>
+          <w:tab w:val="num" w:pos="2160"/>
+        </w:tabs>
+        <w:ind w:left="2160" w:hanging="360"/>
+      </w:pPr>
+      <w:rPr>
+        <w:rFonts w:ascii="Symbol" w:hAnsi="Symbol" w:hint="default"/>
+        <w:sz w:val="20"/>
+      </w:rPr>
+    </w:lvl>
+    <w:lvl w:ilvl="3" w:tentative="1">
+      <w:start w:val="1"/>
+      <w:numFmt w:val="bullet"/>
+      <w:lvlText w:val=""/>
+      <w:lvlJc w:val="left"/>
+      <w:pPr>
+        <w:tabs>
+          <w:tab w:val="num" w:pos="2880"/>
+        </w:tabs>
+        <w:ind w:left="2880" w:hanging="360"/>
+      </w:pPr>
+      <w:rPr>
+        <w:rFonts w:ascii="Symbol" w:hAnsi="Symbol" w:hint="default"/>
+        <w:sz w:val="20"/>
+      </w:rPr>
+    </w:lvl>
+    <w:lvl w:ilvl="4" w:tentative="1">
+      <w:start w:val="1"/>
+      <w:numFmt w:val="bullet"/>
+      <w:lvlText w:val=""/>
+      <w:lvlJc w:val="left"/>
+      <w:pPr>
+        <w:tabs>
+          <w:tab w:val="num" w:pos="3600"/>
+        </w:tabs>
+        <w:ind w:left="3600" w:hanging="360"/>
+      </w:pPr>
+      <w:rPr>
+        <w:rFonts w:ascii="Symbol" w:hAnsi="Symbol" w:hint="default"/>
+        <w:sz w:val="20"/>
+      </w:rPr>
+    </w:lvl>
+    <w:lvl w:ilvl="5" w:tentative="1">
+      <w:start w:val="1"/>
+      <w:numFmt w:val="bullet"/>
+      <w:lvlText w:val=""/>
+      <w:lvlJc w:val="left"/>
+      <w:pPr>
+        <w:tabs>
+          <w:tab w:val="num" w:pos="4320"/>
+        </w:tabs>
+        <w:ind w:left="4320" w:hanging="360"/>
+      </w:pPr>
+      <w:rPr>
+        <w:rFonts w:ascii="Symbol" w:hAnsi="Symbol" w:hint="default"/>
+        <w:sz w:val="20"/>
+      </w:rPr>
+    </w:lvl>
+    <w:lvl w:ilvl="6" w:tentative="1">
+      <w:start w:val="1"/>
+      <w:numFmt w:val="bullet"/>
+      <w:lvlText w:val=""/>
+      <w:lvlJc w:val="left"/>
+      <w:pPr>
+        <w:tabs>
+          <w:tab w:val="num" w:pos="5040"/>
+        </w:tabs>
+        <w:ind w:left="5040" w:hanging="360"/>
+      </w:pPr>
+      <w:rPr>
+        <w:rFonts w:ascii="Symbol" w:hAnsi="Symbol" w:hint="default"/>
+        <w:sz w:val="20"/>
+      </w:rPr>
+    </w:lvl>
+    <w:lvl w:ilvl="7" w:tentative="1">
+      <w:start w:val="1"/>
+      <w:numFmt w:val="bullet"/>
+      <w:lvlText w:val=""/>
+      <w:lvlJc w:val="left"/>
+      <w:pPr>
+        <w:tabs>
+          <w:tab w:val="num" w:pos="5760"/>
+        </w:tabs>
+        <w:ind w:left="5760" w:hanging="360"/>
+      </w:pPr>
+      <w:rPr>
+        <w:rFonts w:ascii="Symbol" w:hAnsi="Symbol" w:hint="default"/>
+        <w:sz w:val="20"/>
+      </w:rPr>
+    </w:lvl>
+    <w:lvl w:ilvl="8" w:tentative="1">
+      <w:start w:val="1"/>
+      <w:numFmt w:val="bullet"/>
+      <w:lvlText w:val=""/>
+      <w:lvlJc w:val="left"/>
+      <w:pPr>
+        <w:tabs>
+          <w:tab w:val="num" w:pos="6480"/>
+        </w:tabs>
+        <w:ind w:left="6480" w:hanging="360"/>
+      </w:pPr>
+      <w:rPr>
+        <w:rFonts w:ascii="Symbol" w:hAnsi="Symbol" w:hint="default"/>
+        <w:sz w:val="20"/>
+      </w:rPr>
+    </w:lvl>
+  </w:abstractNum>
+  <w:abstractNum w:abstractNumId="25" w15:restartNumberingAfterBreak="0">
+    <w:nsid w:val="75A762B1"/>
+    <w:multiLevelType w:val="hybridMultilevel"/>
+    <w:tmpl w:val="6BC83FE6"/>
+    <w:lvl w:ilvl="0" w:tplc="DD92DA82">
+      <w:numFmt w:val="bullet"/>
+      <w:lvlText w:val="–"/>
+      <w:lvlJc w:val="left"/>
+      <w:pPr>
+        <w:ind w:left="473" w:hanging="360"/>
+      </w:pPr>
+      <w:rPr>
+        <w:rFonts w:ascii="Arial" w:eastAsia="Arial" w:hAnsi="Arial" w:cs="Arial" w:hint="default"/>
+        <w:b/>
+        <w:color w:val="817362"/>
+        <w:sz w:val="18"/>
+      </w:rPr>
+    </w:lvl>
+    <w:lvl w:ilvl="1" w:tplc="08090003" w:tentative="1">
+      <w:start w:val="1"/>
+      <w:numFmt w:val="bullet"/>
+      <w:lvlText w:val="o"/>
+      <w:lvlJc w:val="left"/>
+      <w:pPr>
+        <w:ind w:left="1193" w:hanging="360"/>
+      </w:pPr>
+      <w:rPr>
+        <w:rFonts w:ascii="Courier New" w:hAnsi="Courier New" w:cs="Courier New" w:hint="default"/>
+      </w:rPr>
+    </w:lvl>
+    <w:lvl w:ilvl="2" w:tplc="08090005" w:tentative="1">
+      <w:start w:val="1"/>
+      <w:numFmt w:val="bullet"/>
+      <w:lvlText w:val=""/>
+      <w:lvlJc w:val="left"/>
+      <w:pPr>
+        <w:ind w:left="1913" w:hanging="360"/>
+      </w:pPr>
+      <w:rPr>
+        <w:rFonts w:ascii="Wingdings" w:hAnsi="Wingdings" w:hint="default"/>
+      </w:rPr>
+    </w:lvl>
+    <w:lvl w:ilvl="3" w:tplc="08090001" w:tentative="1">
+      <w:start w:val="1"/>
+      <w:numFmt w:val="bullet"/>
+      <w:lvlText w:val=""/>
+      <w:lvlJc w:val="left"/>
+      <w:pPr>
+        <w:ind w:left="2633" w:hanging="360"/>
+      </w:pPr>
+      <w:rPr>
+        <w:rFonts w:ascii="Symbol" w:hAnsi="Symbol" w:hint="default"/>
+      </w:rPr>
+    </w:lvl>
+    <w:lvl w:ilvl="4" w:tplc="08090003" w:tentative="1">
+      <w:start w:val="1"/>
+      <w:numFmt w:val="bullet"/>
+      <w:lvlText w:val="o"/>
+      <w:lvlJc w:val="left"/>
+      <w:pPr>
+        <w:ind w:left="3353" w:hanging="360"/>
+      </w:pPr>
+      <w:rPr>
+        <w:rFonts w:ascii="Courier New" w:hAnsi="Courier New" w:cs="Courier New" w:hint="default"/>
+      </w:rPr>
+    </w:lvl>
+    <w:lvl w:ilvl="5" w:tplc="08090005" w:tentative="1">
+      <w:start w:val="1"/>
+      <w:numFmt w:val="bullet"/>
+      <w:lvlText w:val=""/>
+      <w:lvlJc w:val="left"/>
+      <w:pPr>
+        <w:ind w:left="4073" w:hanging="360"/>
+      </w:pPr>
+      <w:rPr>
+        <w:rFonts w:ascii="Wingdings" w:hAnsi="Wingdings" w:hint="default"/>
+      </w:rPr>
+    </w:lvl>
+    <w:lvl w:ilvl="6" w:tplc="08090001" w:tentative="1">
+      <w:start w:val="1"/>
+      <w:numFmt w:val="bullet"/>
+      <w:lvlText w:val=""/>
+      <w:lvlJc w:val="left"/>
+      <w:pPr>
+        <w:ind w:left="4793" w:hanging="360"/>
+      </w:pPr>
+      <w:rPr>
+        <w:rFonts w:ascii="Symbol" w:hAnsi="Symbol" w:hint="default"/>
+      </w:rPr>
+    </w:lvl>
+    <w:lvl w:ilvl="7" w:tplc="08090003" w:tentative="1">
+      <w:start w:val="1"/>
+      <w:numFmt w:val="bullet"/>
+      <w:lvlText w:val="o"/>
+      <w:lvlJc w:val="left"/>
+      <w:pPr>
+        <w:ind w:left="5513" w:hanging="360"/>
+      </w:pPr>
+      <w:rPr>
+        <w:rFonts w:ascii="Courier New" w:hAnsi="Courier New" w:cs="Courier New" w:hint="default"/>
+      </w:rPr>
+    </w:lvl>
+    <w:lvl w:ilvl="8" w:tplc="08090005" w:tentative="1">
+      <w:start w:val="1"/>
+      <w:numFmt w:val="bullet"/>
+      <w:lvlText w:val=""/>
+      <w:lvlJc w:val="left"/>
+      <w:pPr>
+        <w:ind w:left="6233" w:hanging="360"/>
+      </w:pPr>
+      <w:rPr>
+        <w:rFonts w:ascii="Wingdings" w:hAnsi="Wingdings" w:hint="default"/>
+      </w:rPr>
+    </w:lvl>
+  </w:abstractNum>
+  <w:abstractNum w:abstractNumId="26" w15:restartNumberingAfterBreak="0">
+    <w:nsid w:val="7E640D80"/>
+    <w:multiLevelType w:val="multilevel"/>
+    <w:tmpl w:val="563C9862"/>
+    <w:lvl w:ilvl="0">
+      <w:start w:val="1"/>
+      <w:numFmt w:val="bullet"/>
+      <w:lvlText w:val=""/>
+      <w:lvlJc w:val="left"/>
+      <w:pPr>
+        <w:tabs>
+          <w:tab w:val="num" w:pos="720"/>
+        </w:tabs>
+        <w:ind w:left="720" w:hanging="360"/>
+      </w:pPr>
+      <w:rPr>
+        <w:rFonts w:ascii="Symbol" w:hAnsi="Symbol" w:hint="default"/>
+        <w:sz w:val="20"/>
+      </w:rPr>
+    </w:lvl>
+    <w:lvl w:ilvl="1" w:tentative="1">
+      <w:start w:val="1"/>
+      <w:numFmt w:val="bullet"/>
+      <w:lvlText w:val=""/>
+      <w:lvlJc w:val="left"/>
+      <w:pPr>
+        <w:tabs>
+          <w:tab w:val="num" w:pos="1440"/>
+        </w:tabs>
+        <w:ind w:left="1440" w:hanging="360"/>
+      </w:pPr>
+      <w:rPr>
+        <w:rFonts w:ascii="Symbol" w:hAnsi="Symbol" w:hint="default"/>
+        <w:sz w:val="20"/>
+      </w:rPr>
+    </w:lvl>
+    <w:lvl w:ilvl="2" w:tentative="1">
+      <w:start w:val="1"/>
+      <w:numFmt w:val="bullet"/>
+      <w:lvlText w:val=""/>
+      <w:lvlJc w:val="left"/>
+      <w:pPr>
+        <w:tabs>
+          <w:tab w:val="num" w:pos="2160"/>
+        </w:tabs>
+        <w:ind w:left="2160" w:hanging="360"/>
+      </w:pPr>
+      <w:rPr>
+        <w:rFonts w:ascii="Symbol" w:hAnsi="Symbol" w:hint="default"/>
+        <w:sz w:val="20"/>
+      </w:rPr>
+    </w:lvl>
+    <w:lvl w:ilvl="3" w:tentative="1">
+      <w:start w:val="1"/>
+      <w:numFmt w:val="bullet"/>
+      <w:lvlText w:val=""/>
+      <w:lvlJc w:val="left"/>
+      <w:pPr>
+        <w:tabs>
+          <w:tab w:val="num" w:pos="2880"/>
+        </w:tabs>
+        <w:ind w:left="2880" w:hanging="360"/>
+      </w:pPr>
+      <w:rPr>
+        <w:rFonts w:ascii="Symbol" w:hAnsi="Symbol" w:hint="default"/>
+        <w:sz w:val="20"/>
+      </w:rPr>
+    </w:lvl>
+    <w:lvl w:ilvl="4" w:tentative="1">
+      <w:start w:val="1"/>
+      <w:numFmt w:val="bullet"/>
+      <w:lvlText w:val=""/>
+      <w:lvlJc w:val="left"/>
+      <w:pPr>
+        <w:tabs>
+          <w:tab w:val="num" w:pos="3600"/>
+        </w:tabs>
+        <w:ind w:left="3600" w:hanging="360"/>
+      </w:pPr>
+      <w:rPr>
+        <w:rFonts w:ascii="Symbol" w:hAnsi="Symbol" w:hint="default"/>
+        <w:sz w:val="20"/>
+      </w:rPr>
+    </w:lvl>
+    <w:lvl w:ilvl="5" w:tentative="1">
+      <w:start w:val="1"/>
+      <w:numFmt w:val="bullet"/>
+      <w:lvlText w:val=""/>
+      <w:lvlJc w:val="left"/>
+      <w:pPr>
+        <w:tabs>
+          <w:tab w:val="num" w:pos="4320"/>
+        </w:tabs>
+        <w:ind w:left="4320" w:hanging="360"/>
+      </w:pPr>
+      <w:rPr>
+        <w:rFonts w:ascii="Symbol" w:hAnsi="Symbol" w:hint="default"/>
+        <w:sz w:val="20"/>
+      </w:rPr>
+    </w:lvl>
+    <w:lvl w:ilvl="6" w:tentative="1">
+      <w:start w:val="1"/>
+      <w:numFmt w:val="bullet"/>
+      <w:lvlText w:val=""/>
+      <w:lvlJc w:val="left"/>
+      <w:pPr>
+        <w:tabs>
+          <w:tab w:val="num" w:pos="5040"/>
+        </w:tabs>
+        <w:ind w:left="5040" w:hanging="360"/>
+      </w:pPr>
+      <w:rPr>
+        <w:rFonts w:ascii="Symbol" w:hAnsi="Symbol" w:hint="default"/>
+        <w:sz w:val="20"/>
+      </w:rPr>
+    </w:lvl>
+    <w:lvl w:ilvl="7" w:tentative="1">
+      <w:start w:val="1"/>
+      <w:numFmt w:val="bullet"/>
+      <w:lvlText w:val=""/>
+      <w:lvlJc w:val="left"/>
+      <w:pPr>
+        <w:tabs>
+          <w:tab w:val="num" w:pos="5760"/>
+        </w:tabs>
+        <w:ind w:left="5760" w:hanging="360"/>
+      </w:pPr>
+      <w:rPr>
+        <w:rFonts w:ascii="Symbol" w:hAnsi="Symbol" w:hint="default"/>
+        <w:sz w:val="20"/>
+      </w:rPr>
+    </w:lvl>
+    <w:lvl w:ilvl="8" w:tentative="1">
+      <w:start w:val="1"/>
+      <w:numFmt w:val="bullet"/>
+      <w:lvlText w:val=""/>
+      <w:lvlJc w:val="left"/>
+      <w:pPr>
+        <w:tabs>
+          <w:tab w:val="num" w:pos="6480"/>
+        </w:tabs>
+        <w:ind w:left="6480" w:hanging="360"/>
+      </w:pPr>
+      <w:rPr>
+        <w:rFonts w:ascii="Symbol" w:hAnsi="Symbol" w:hint="default"/>
+        <w:sz w:val="20"/>
+      </w:rPr>
+    </w:lvl>
+  </w:abstractNum>
+  <w:num w:numId="1" w16cid:durableId="2119249957">
     <w:abstractNumId w:val="8"/>
   </w:num>
-  <w:num w:numId="2" w16cid:durableId="1082877651">
+  <w:num w:numId="2" w16cid:durableId="374931929">
     <w:abstractNumId w:val="6"/>
   </w:num>
-  <w:num w:numId="3" w16cid:durableId="1300958157">
+  <w:num w:numId="3" w16cid:durableId="1303274629">
     <w:abstractNumId w:val="5"/>
   </w:num>
-  <w:num w:numId="4" w16cid:durableId="1182431005">
+  <w:num w:numId="4" w16cid:durableId="1109665017">
     <w:abstractNumId w:val="4"/>
   </w:num>
-  <w:num w:numId="5" w16cid:durableId="372703874">
+  <w:num w:numId="5" w16cid:durableId="1203782688">
     <w:abstractNumId w:val="7"/>
   </w:num>
-  <w:num w:numId="6" w16cid:durableId="1678461207">
+  <w:num w:numId="6" w16cid:durableId="1134564554">
     <w:abstractNumId w:val="3"/>
   </w:num>
-  <w:num w:numId="7" w16cid:durableId="576940672">
+  <w:num w:numId="7" w16cid:durableId="2063216163">
     <w:abstractNumId w:val="2"/>
   </w:num>
-  <w:num w:numId="8" w16cid:durableId="562058550">
+  <w:num w:numId="8" w16cid:durableId="1396008900">
     <w:abstractNumId w:val="1"/>
   </w:num>
-  <w:num w:numId="9" w16cid:durableId="982731297">
+  <w:num w:numId="9" w16cid:durableId="1690519457">
     <w:abstractNumId w:val="0"/>
+  </w:num>
+  <w:num w:numId="10" w16cid:durableId="1883635907">
+    <w:abstractNumId w:val="20"/>
+  </w:num>
+  <w:num w:numId="11" w16cid:durableId="2119521597">
+    <w:abstractNumId w:val="18"/>
+  </w:num>
+  <w:num w:numId="12" w16cid:durableId="269240961">
+    <w:abstractNumId w:val="9"/>
+  </w:num>
+  <w:num w:numId="13" w16cid:durableId="293869675">
+    <w:abstractNumId w:val="25"/>
+  </w:num>
+  <w:num w:numId="14" w16cid:durableId="1757286049">
+    <w:abstractNumId w:val="21"/>
+  </w:num>
+  <w:num w:numId="15" w16cid:durableId="525798654">
+    <w:abstractNumId w:val="17"/>
+  </w:num>
+  <w:num w:numId="16" w16cid:durableId="1240292231">
+    <w:abstractNumId w:val="10"/>
+  </w:num>
+  <w:num w:numId="17" w16cid:durableId="263802167">
+    <w:abstractNumId w:val="22"/>
+  </w:num>
+  <w:num w:numId="18" w16cid:durableId="333610610">
+    <w:abstractNumId w:val="15"/>
+  </w:num>
+  <w:num w:numId="19" w16cid:durableId="881945108">
+    <w:abstractNumId w:val="19"/>
+  </w:num>
+  <w:num w:numId="20" w16cid:durableId="796873994">
+    <w:abstractNumId w:val="14"/>
+  </w:num>
+  <w:num w:numId="21" w16cid:durableId="1949241492">
+    <w:abstractNumId w:val="13"/>
+  </w:num>
+  <w:num w:numId="22" w16cid:durableId="1415853231">
+    <w:abstractNumId w:val="12"/>
+  </w:num>
+  <w:num w:numId="23" w16cid:durableId="915671850">
+    <w:abstractNumId w:val="26"/>
+  </w:num>
+  <w:num w:numId="24" w16cid:durableId="729620962">
+    <w:abstractNumId w:val="24"/>
+  </w:num>
+  <w:num w:numId="25" w16cid:durableId="558050657">
+    <w:abstractNumId w:val="11"/>
+  </w:num>
+  <w:num w:numId="26" w16cid:durableId="277300193">
+    <w:abstractNumId w:val="16"/>
+  </w:num>
+  <w:num w:numId="27" w16cid:durableId="584384632">
+    <w:abstractNumId w:val="23"/>
   </w:num>
 </w:numbering>
 </file>
@@ -1533,12 +6027,10 @@
     <w:qFormat/>
     <w:rsid w:val="00FC693F"/>
     <w:pPr>
-      <w:spacing w:after="60" w:line="240" w:lineRule="auto"/>
+      <w:spacing w:after="0"/>
     </w:pPr>
     <w:rPr>
-      <w:rFonts w:ascii="Arial" w:eastAsia="Arial" w:hAnsi="Arial"/>
-      <w:color w:val="111111"/>
-      <w:sz w:val="17"/>
+      <w:rFonts w:ascii="Arial" w:hAnsi="Arial"/>
     </w:rPr>
   </w:style>
   <w:style w:type="paragraph" w:styleId="Heading1">
@@ -1552,7 +6044,7 @@
     <w:pPr>
       <w:keepNext/>
       <w:keepLines/>
-      <w:spacing w:before="480" w:after="0"/>
+      <w:spacing w:before="480"/>
       <w:outlineLvl w:val="0"/>
     </w:pPr>
     <w:rPr>
@@ -1576,7 +6068,7 @@
     <w:pPr>
       <w:keepNext/>
       <w:keepLines/>
-      <w:spacing w:before="200" w:after="0"/>
+      <w:spacing w:before="200"/>
       <w:outlineLvl w:val="1"/>
     </w:pPr>
     <w:rPr>
@@ -1600,7 +6092,7 @@
     <w:pPr>
       <w:keepNext/>
       <w:keepLines/>
-      <w:spacing w:before="200" w:after="0"/>
+      <w:spacing w:before="200"/>
       <w:outlineLvl w:val="2"/>
     </w:pPr>
     <w:rPr>
@@ -1623,7 +6115,7 @@
     <w:pPr>
       <w:keepNext/>
       <w:keepLines/>
-      <w:spacing w:before="200" w:after="0"/>
+      <w:spacing w:before="200"/>
       <w:outlineLvl w:val="3"/>
     </w:pPr>
     <w:rPr>
@@ -1648,7 +6140,7 @@
     <w:pPr>
       <w:keepNext/>
       <w:keepLines/>
-      <w:spacing w:before="200" w:after="0"/>
+      <w:spacing w:before="200"/>
       <w:outlineLvl w:val="4"/>
     </w:pPr>
     <w:rPr>
@@ -1669,7 +6161,7 @@
     <w:pPr>
       <w:keepNext/>
       <w:keepLines/>
-      <w:spacing w:before="200" w:after="0"/>
+      <w:spacing w:before="200"/>
       <w:outlineLvl w:val="5"/>
     </w:pPr>
     <w:rPr>
@@ -1692,7 +6184,7 @@
     <w:pPr>
       <w:keepNext/>
       <w:keepLines/>
-      <w:spacing w:before="200" w:after="0"/>
+      <w:spacing w:before="200"/>
       <w:outlineLvl w:val="6"/>
     </w:pPr>
     <w:rPr>
@@ -1715,7 +6207,7 @@
     <w:pPr>
       <w:keepNext/>
       <w:keepLines/>
-      <w:spacing w:before="200" w:after="0"/>
+      <w:spacing w:before="200"/>
       <w:outlineLvl w:val="7"/>
     </w:pPr>
     <w:rPr>
@@ -1738,7 +6230,7 @@
     <w:pPr>
       <w:keepNext/>
       <w:keepLines/>
-      <w:spacing w:before="200" w:after="0"/>
+      <w:spacing w:before="200"/>
       <w:outlineLvl w:val="8"/>
     </w:pPr>
     <w:rPr>
@@ -1789,7 +6281,7 @@
         <w:tab w:val="center" w:pos="4680"/>
         <w:tab w:val="right" w:pos="9360"/>
       </w:tabs>
-      <w:spacing w:after="0"/>
+      <w:spacing w:line="240" w:lineRule="auto"/>
     </w:pPr>
   </w:style>
   <w:style w:type="character" w:customStyle="1" w:styleId="HeaderChar">
@@ -1811,7 +6303,7 @@
         <w:tab w:val="center" w:pos="4680"/>
         <w:tab w:val="right" w:pos="9360"/>
       </w:tabs>
-      <w:spacing w:after="0"/>
+      <w:spacing w:line="240" w:lineRule="auto"/>
     </w:pPr>
   </w:style>
   <w:style w:type="character" w:customStyle="1" w:styleId="FooterChar">
@@ -1885,7 +6377,7 @@
       <w:pBdr>
         <w:bottom w:val="single" w:sz="8" w:space="4" w:color="4F81BD" w:themeColor="accent1"/>
       </w:pBdr>
-      <w:spacing w:after="300"/>
+      <w:spacing w:after="300" w:line="240" w:lineRule="auto"/>
       <w:contextualSpacing/>
     </w:pPr>
     <w:rPr>
@@ -2327,6 +6819,9 @@
     <w:unhideWhenUsed/>
     <w:qFormat/>
     <w:rsid w:val="00FC693F"/>
+    <w:pPr>
+      <w:spacing w:line="240" w:lineRule="auto"/>
+    </w:pPr>
     <w:rPr>
       <w:b/>
       <w:bCs/>
@@ -12527,124 +17022,107 @@
       </w:tcPr>
     </w:tblStylePr>
   </w:style>
-  <w:style w:type="paragraph" w:customStyle="1" w:styleId="CVName">
-    <w:name w:val="CV Name"/>
+  <w:style w:type="paragraph" w:styleId="NormalWeb">
+    <w:name w:val="Normal (Web)"/>
+    <w:basedOn w:val="Normal"/>
+    <w:uiPriority w:val="99"/>
+    <w:semiHidden/>
+    <w:unhideWhenUsed/>
+    <w:rsid w:val="006E015D"/>
     <w:pPr>
-      <w:keepNext/>
-      <w:spacing w:after="20"/>
+      <w:spacing w:before="100" w:beforeAutospacing="1" w:after="100" w:afterAutospacing="1" w:line="240" w:lineRule="auto"/>
     </w:pPr>
     <w:rPr>
-      <w:rFonts w:ascii="Arial" w:eastAsia="Arial" w:hAnsi="Arial"/>
-      <w:b/>
-      <w:color w:val="111111"/>
-      <w:sz w:val="52"/>
+      <w:rFonts w:ascii="Times New Roman" w:hAnsi="Times New Roman" w:cs="Times New Roman"/>
+      <w:kern w:val="2"/>
+      <w:sz w:val="24"/>
+      <w:szCs w:val="24"/>
+      <w:lang w:val="en-GB" w:eastAsia="en-GB"/>
+      <w14:ligatures w14:val="standardContextual"/>
     </w:rPr>
   </w:style>
-  <w:style w:type="paragraph" w:customStyle="1" w:styleId="CVRole">
-    <w:name w:val="CV Role"/>
+  <w:style w:type="table" w:styleId="GridTable4-Accent1">
+    <w:name w:val="Grid Table 4 Accent 1"/>
+    <w:basedOn w:val="TableNormal"/>
+    <w:uiPriority w:val="49"/>
+    <w:rsid w:val="006E015D"/>
     <w:pPr>
-      <w:keepNext/>
-      <w:spacing w:after="20"/>
+      <w:spacing w:after="0" w:line="240" w:lineRule="auto"/>
     </w:pPr>
-    <w:rPr>
-      <w:rFonts w:ascii="Arial" w:eastAsia="Arial" w:hAnsi="Arial"/>
-      <w:b/>
-      <w:color w:val="D96B2B"/>
-      <w:sz w:val="24"/>
-    </w:rPr>
-  </w:style>
-  <w:style w:type="paragraph" w:customStyle="1" w:styleId="CVStrapline">
-    <w:name w:val="CV Strapline"/>
-    <w:pPr>
-      <w:keepNext/>
-      <w:spacing w:after="40"/>
-    </w:pPr>
-    <w:rPr>
-      <w:rFonts w:ascii="Arial" w:eastAsia="Arial" w:hAnsi="Arial"/>
-      <w:color w:val="444444"/>
-      <w:sz w:val="16"/>
-    </w:rPr>
-  </w:style>
-  <w:style w:type="paragraph" w:customStyle="1" w:styleId="CVContact">
-    <w:name w:val="CV Contact"/>
-    <w:pPr>
-      <w:keepNext/>
-      <w:spacing w:after="160"/>
-    </w:pPr>
-    <w:rPr>
-      <w:rFonts w:ascii="Arial" w:eastAsia="Arial" w:hAnsi="Arial"/>
-      <w:color w:val="333333"/>
-      <w:sz w:val="17"/>
-    </w:rPr>
-  </w:style>
-  <w:style w:type="paragraph" w:customStyle="1" w:styleId="CVSectionHeading">
-    <w:name w:val="CV Section Heading"/>
-    <w:pPr>
-      <w:keepNext/>
-      <w:spacing w:before="170" w:after="80"/>
-    </w:pPr>
-    <w:rPr>
-      <w:rFonts w:ascii="Arial" w:eastAsia="Arial" w:hAnsi="Arial"/>
-      <w:b/>
-      <w:color w:val="111111"/>
-      <w:sz w:val="18"/>
-    </w:rPr>
-  </w:style>
-  <w:style w:type="paragraph" w:customStyle="1" w:styleId="CVBody">
-    <w:name w:val="CV Body"/>
-    <w:pPr>
-      <w:spacing w:after="64" w:line="245" w:lineRule="auto"/>
-    </w:pPr>
-    <w:rPr>
-      <w:rFonts w:ascii="Arial" w:eastAsia="Arial" w:hAnsi="Arial"/>
-      <w:color w:val="111111"/>
-      <w:sz w:val="17"/>
-    </w:rPr>
-  </w:style>
-  <w:style w:type="paragraph" w:customStyle="1" w:styleId="CVJobTitle">
-    <w:name w:val="CV Job Title"/>
-    <w:pPr>
-      <w:keepNext/>
-      <w:spacing w:before="130" w:after="20"/>
-    </w:pPr>
-    <w:rPr>
-      <w:rFonts w:ascii="Arial" w:eastAsia="Arial" w:hAnsi="Arial"/>
-      <w:b/>
-      <w:color w:val="111111"/>
-      <w:sz w:val="18"/>
-    </w:rPr>
-  </w:style>
-  <w:style w:type="paragraph" w:customStyle="1" w:styleId="CVDate">
-    <w:name w:val="CV Date"/>
-    <w:pPr>
-      <w:keepNext/>
-      <w:spacing w:after="50"/>
-    </w:pPr>
-    <w:rPr>
-      <w:rFonts w:ascii="Arial" w:eastAsia="Arial" w:hAnsi="Arial"/>
-      <w:i/>
-      <w:color w:val="555555"/>
-      <w:sz w:val="17"/>
-    </w:rPr>
-  </w:style>
-  <w:style w:type="paragraph" w:customStyle="1" w:styleId="CVBullet">
-    <w:name w:val="CV Bullet"/>
-    <w:pPr>
-      <w:spacing w:after="27" w:line="240" w:lineRule="auto"/>
-      <w:ind w:left="317" w:hanging="187"/>
-    </w:pPr>
-    <w:rPr>
-      <w:rFonts w:ascii="Arial" w:eastAsia="Arial" w:hAnsi="Arial"/>
-      <w:color w:val="111111"/>
-      <w:sz w:val="17"/>
-    </w:rPr>
+    <w:tblPr>
+      <w:tblStyleRowBandSize w:val="1"/>
+      <w:tblStyleColBandSize w:val="1"/>
+      <w:tblBorders>
+        <w:top w:val="single" w:sz="4" w:space="0" w:color="95B3D7" w:themeColor="accent1" w:themeTint="99"/>
+        <w:left w:val="single" w:sz="4" w:space="0" w:color="95B3D7" w:themeColor="accent1" w:themeTint="99"/>
+        <w:bottom w:val="single" w:sz="4" w:space="0" w:color="95B3D7" w:themeColor="accent1" w:themeTint="99"/>
+        <w:right w:val="single" w:sz="4" w:space="0" w:color="95B3D7" w:themeColor="accent1" w:themeTint="99"/>
+        <w:insideH w:val="single" w:sz="4" w:space="0" w:color="95B3D7" w:themeColor="accent1" w:themeTint="99"/>
+        <w:insideV w:val="single" w:sz="4" w:space="0" w:color="95B3D7" w:themeColor="accent1" w:themeTint="99"/>
+      </w:tblBorders>
+    </w:tblPr>
+    <w:tblStylePr w:type="firstRow">
+      <w:rPr>
+        <w:b/>
+        <w:bCs/>
+        <w:color w:val="FFFFFF" w:themeColor="background1"/>
+      </w:rPr>
+      <w:tblPr/>
+      <w:tcPr>
+        <w:tcBorders>
+          <w:top w:val="single" w:sz="4" w:space="0" w:color="4F81BD" w:themeColor="accent1"/>
+          <w:left w:val="single" w:sz="4" w:space="0" w:color="4F81BD" w:themeColor="accent1"/>
+          <w:bottom w:val="single" w:sz="4" w:space="0" w:color="4F81BD" w:themeColor="accent1"/>
+          <w:right w:val="single" w:sz="4" w:space="0" w:color="4F81BD" w:themeColor="accent1"/>
+          <w:insideH w:val="nil"/>
+          <w:insideV w:val="nil"/>
+        </w:tcBorders>
+        <w:shd w:val="clear" w:color="auto" w:fill="4F81BD" w:themeFill="accent1"/>
+      </w:tcPr>
+    </w:tblStylePr>
+    <w:tblStylePr w:type="lastRow">
+      <w:rPr>
+        <w:b/>
+        <w:bCs/>
+      </w:rPr>
+      <w:tblPr/>
+      <w:tcPr>
+        <w:tcBorders>
+          <w:top w:val="double" w:sz="4" w:space="0" w:color="4F81BD" w:themeColor="accent1"/>
+        </w:tcBorders>
+      </w:tcPr>
+    </w:tblStylePr>
+    <w:tblStylePr w:type="firstCol">
+      <w:rPr>
+        <w:b/>
+        <w:bCs/>
+      </w:rPr>
+    </w:tblStylePr>
+    <w:tblStylePr w:type="lastCol">
+      <w:rPr>
+        <w:b/>
+        <w:bCs/>
+      </w:rPr>
+    </w:tblStylePr>
+    <w:tblStylePr w:type="band1Vert">
+      <w:tblPr/>
+      <w:tcPr>
+        <w:shd w:val="clear" w:color="auto" w:fill="DBE5F1" w:themeFill="accent1" w:themeFillTint="33"/>
+      </w:tcPr>
+    </w:tblStylePr>
+    <w:tblStylePr w:type="band1Horz">
+      <w:tblPr/>
+      <w:tcPr>
+        <w:shd w:val="clear" w:color="auto" w:fill="DBE5F1" w:themeFill="accent1" w:themeFillTint="33"/>
+      </w:tcPr>
+    </w:tblStylePr>
   </w:style>
   <w:style w:type="character" w:styleId="Hyperlink">
     <w:name w:val="Hyperlink"/>
     <w:basedOn w:val="DefaultParagraphFont"/>
     <w:uiPriority w:val="99"/>
     <w:unhideWhenUsed/>
-    <w:rsid w:val="00741B70"/>
+    <w:rsid w:val="00F34DD8"/>
     <w:rPr>
       <w:color w:val="0000FF" w:themeColor="hyperlink"/>
       <w:u w:val="single"/>
@@ -12656,7 +17134,7 @@
     <w:uiPriority w:val="99"/>
     <w:semiHidden/>
     <w:unhideWhenUsed/>
-    <w:rsid w:val="00741B70"/>
+    <w:rsid w:val="00F34DD8"/>
     <w:rPr>
       <w:color w:val="605E5C"/>
       <w:shd w:val="clear" w:color="auto" w:fill="E1DFDD"/>
